--- a/downloads/teacher/ai-7-week-15.docx
+++ b/downloads/teacher/ai-7-week-15.docx
@@ -1999,6 +1999,396 @@
         <w:t>For the Reproducible AI Research Study, retain an annotated worked trace and the changed-case reasoning. Connect the claim to its records, units and assumptions so another investigator can challenge or reproduce it.</w:t>
       </w:r>
     </w:p>
+    <w:p>
+      <w:pPr>
+        <w:pStyle w:val="Heading1"/>
+      </w:pPr>
+      <w:r>
+        <w:t>07. Prepare, teach and assess</w:t>
+      </w:r>
+    </w:p>
+    <w:p>
+      <w:r>
+        <w:t>Teaching target: Explain the mechanism and terminology of multiple comparisons</w:t>
+      </w:r>
+    </w:p>
+    <w:p>
+      <w:r>
+        <w:t>Prepare the labelled worked-case picture, the matching workbook, fictional input cards and a place for individual responses. Check a local Python 3 environment before class; have a paper-trace version ready.</w:t>
+      </w:r>
+    </w:p>
+    <w:tbl>
+      <w:tblPr>
+        <w:tblStyle w:val="LightShading-Accent1"/>
+        <w:tblW w:type="auto" w:w="0"/>
+        <w:tblLook w:firstColumn="1" w:firstRow="1" w:lastColumn="0" w:lastRow="0" w:noHBand="0" w:noVBand="1" w:val="04A0"/>
+      </w:tblPr>
+      <w:tblGrid>
+        <w:gridCol w:w="3408"/>
+        <w:gridCol w:w="3408"/>
+        <w:gridCol w:w="3408"/>
+      </w:tblGrid>
+      <w:tr>
+        <w:trPr>
+          <w:tblHeader/>
+        </w:trPr>
+        <w:tc>
+          <w:tcPr>
+            <w:tcW w:type="dxa" w:w="3408"/>
+          </w:tcPr>
+          <w:p>
+            <w:r>
+              <w:t>Session</w:t>
+            </w:r>
+          </w:p>
+        </w:tc>
+        <w:tc>
+          <w:tcPr>
+            <w:tcW w:type="dxa" w:w="3408"/>
+          </w:tcPr>
+          <w:p>
+            <w:r>
+              <w:t>Plan</w:t>
+            </w:r>
+          </w:p>
+        </w:tc>
+        <w:tc>
+          <w:tcPr>
+            <w:tcW w:type="dxa" w:w="3408"/>
+          </w:tcPr>
+          <w:p>
+            <w:r>
+              <w:t>Resources</w:t>
+            </w:r>
+          </w:p>
+        </w:tc>
+      </w:tr>
+      <w:tr>
+        <w:tc>
+          <w:tcPr>
+            <w:tcW w:type="dxa" w:w="3408"/>
+          </w:tcPr>
+          <w:p>
+            <w:r>
+              <w:t>Session 1 · Understand · 45 min</w:t>
+            </w:r>
+          </w:p>
+        </w:tc>
+        <w:tc>
+          <w:tcPr>
+            <w:tcW w:type="dxa" w:w="3408"/>
+          </w:tcPr>
+          <w:p>
+            <w:r>
+              <w:t>0–7: recall and prerequisite; 7–15: inspect the concrete case and predict; 15–30: teacher models the worked trace; 30–40: learners explain a step using the text and visual; 40–45: check the core idea.</w:t>
+            </w:r>
+          </w:p>
+        </w:tc>
+        <w:tc>
+          <w:tcPr>
+            <w:tcW w:type="dxa" w:w="3408"/>
+          </w:tcPr>
+          <w:p>
+            <w:r>
+              <w:t>Sections 1–6; record the brief recall in the workbook.</w:t>
+            </w:r>
+          </w:p>
+        </w:tc>
+      </w:tr>
+      <w:tr>
+        <w:tc>
+          <w:tcPr>
+            <w:tcW w:type="dxa" w:w="3408"/>
+          </w:tcPr>
+          <w:p>
+            <w:r>
+              <w:t>Session 2 · Practise · 45 min</w:t>
+            </w:r>
+          </w:p>
+        </w:tc>
+        <w:tc>
+          <w:tcPr>
+            <w:tcW w:type="dxa" w:w="3408"/>
+          </w:tcPr>
+          <w:p>
+            <w:r>
+              <w:t>0–5: retrieve the procedure; 5–15: W2 completion practice; 15–23: explain and check with a partner; 23–30: each learner answers the misconception check; 30–40: targeted reteaching or a harder variation; 40–45: prepare the investigation.</w:t>
+            </w:r>
+          </w:p>
+        </w:tc>
+        <w:tc>
+          <w:tcPr>
+            <w:tcW w:type="dxa" w:w="3408"/>
+          </w:tcPr>
+          <w:p>
+            <w:r>
+              <w:t>Sections 7–10; use the matching workbook W2 and misconception check.</w:t>
+            </w:r>
+          </w:p>
+        </w:tc>
+      </w:tr>
+      <w:tr>
+        <w:tc>
+          <w:tcPr>
+            <w:tcW w:type="dxa" w:w="3408"/>
+          </w:tcPr>
+          <w:p>
+            <w:r>
+              <w:t>Session 3 · Investigate and transfer · 45 min</w:t>
+            </w:r>
+          </w:p>
+        </w:tc>
+        <w:tc>
+          <w:tcPr>
+            <w:tcW w:type="dxa" w:w="3408"/>
+          </w:tcPr>
+          <w:p>
+            <w:r>
+              <w:t>0–5: retrieve the decision rule; 5–20: investigate or trace; 20–30: start the independent case; 30–38: connect the project; 38–43: act on feedback; 43–45: plan the return check.</w:t>
+            </w:r>
+          </w:p>
+        </w:tc>
+        <w:tc>
+          <w:tcPr>
+            <w:tcW w:type="dxa" w:w="3408"/>
+          </w:tcPr>
+          <w:p>
+            <w:r>
+              <w:t>Sections 9 and 11–14. Give extra time to finish the full task set; use Section 15 when the week includes a coding lab.</w:t>
+            </w:r>
+          </w:p>
+        </w:tc>
+      </w:tr>
+    </w:tbl>
+    <w:p>
+      <w:r>
+        <w:t>Before class, solve the supported practice: Five tests have p-values .009, .012, .3, .4, .8. Show the intermediate steps and give the conclusion with its scope.</w:t>
+      </w:r>
+    </w:p>
+    <w:p>
+      <w:r>
+        <w:t>Reasoned practice answer: Teacher explanation: Threshold .01; only .009 rejected. An unadjusted .05 rule would also reject .012 and change family control.</w:t>
+      </w:r>
+    </w:p>
+    <w:p>
+      <w:r>
+        <w:t>Check every learner before discussion: Use the worked case for Multiple comparisons. Proposed explanation: “The worked result establishes every future case”. Decide whether this explanation is supported. Point to the step or supplied fact that decides; explain your repair if needed.</w:t>
+      </w:r>
+    </w:p>
+    <w:p>
+      <w:r>
+        <w:t>Misconception repair: Adjustment cannot repair invalid tests, post-hoc outcome selection or unreported analyses.</w:t>
+      </w:r>
+    </w:p>
+    <w:p>
+      <w:r>
+        <w:t>Support: read the exact case aloud, enlarge the labelled picture, supply input cards and model only the first deciding step. Accept a spoken explanation or drawing; retain the reasoning goal.</w:t>
+      </w:r>
+    </w:p>
+    <w:p>
+      <w:r>
+        <w:t>Extension: The declared family has ten tests instead of six; keep the listed values unchanged. Require a prediction and a reason before comparing. Expected result: The cutoff becomes 0.005, and only 0.004 among the listed values still rejects. Reason: The error allowance is divided among ten tests; all ten results must be reported, including the four not supplied here.</w:t>
+      </w:r>
+    </w:p>
+    <w:p>
+      <w:r>
+        <w:t>Independent assessment: withhold the reserved answer until the learner has attempted the new case. Record support separately from correctness.</w:t>
+      </w:r>
+    </w:p>
+    <w:tbl>
+      <w:tblPr>
+        <w:tblStyle w:val="LightShading-Accent1"/>
+        <w:tblW w:type="auto" w:w="0"/>
+        <w:tblLook w:firstColumn="1" w:firstRow="1" w:lastColumn="0" w:lastRow="0" w:noHBand="0" w:noVBand="1" w:val="04A0"/>
+      </w:tblPr>
+      <w:tblGrid>
+        <w:gridCol w:w="2556"/>
+        <w:gridCol w:w="2556"/>
+        <w:gridCol w:w="2556"/>
+        <w:gridCol w:w="2556"/>
+      </w:tblGrid>
+      <w:tr>
+        <w:trPr>
+          <w:tblHeader/>
+        </w:trPr>
+        <w:tc>
+          <w:tcPr>
+            <w:tcW w:type="dxa" w:w="2556"/>
+          </w:tcPr>
+          <w:p>
+            <w:r>
+              <w:t>Criterion</w:t>
+            </w:r>
+          </w:p>
+        </w:tc>
+        <w:tc>
+          <w:tcPr>
+            <w:tcW w:type="dxa" w:w="2556"/>
+          </w:tcPr>
+          <w:p>
+            <w:r>
+              <w:t>Not yet</w:t>
+            </w:r>
+          </w:p>
+        </w:tc>
+        <w:tc>
+          <w:tcPr>
+            <w:tcW w:type="dxa" w:w="2556"/>
+          </w:tcPr>
+          <w:p>
+            <w:r>
+              <w:t>With support</w:t>
+            </w:r>
+          </w:p>
+        </w:tc>
+        <w:tc>
+          <w:tcPr>
+            <w:tcW w:type="dxa" w:w="2556"/>
+          </w:tcPr>
+          <w:p>
+            <w:r>
+              <w:t>Independent</w:t>
+            </w:r>
+          </w:p>
+        </w:tc>
+      </w:tr>
+      <w:tr>
+        <w:tc>
+          <w:tcPr>
+            <w:tcW w:type="dxa" w:w="2556"/>
+          </w:tcPr>
+          <w:p>
+            <w:r>
+              <w:t>Explanation</w:t>
+            </w:r>
+          </w:p>
+        </w:tc>
+        <w:tc>
+          <w:tcPr>
+            <w:tcW w:type="dxa" w:w="2556"/>
+          </w:tcPr>
+          <w:p>
+            <w:r>
+              <w:t>Names an answer without a deciding fact</w:t>
+            </w:r>
+          </w:p>
+        </w:tc>
+        <w:tc>
+          <w:tcPr>
+            <w:tcW w:type="dxa" w:w="2556"/>
+          </w:tcPr>
+          <w:p>
+            <w:r>
+              <w:t>Uses a hint to link fact and decision</w:t>
+            </w:r>
+          </w:p>
+        </w:tc>
+        <w:tc>
+          <w:tcPr>
+            <w:tcW w:type="dxa" w:w="2556"/>
+          </w:tcPr>
+          <w:p>
+            <w:r>
+              <w:t>Explains the deciding fact in own words</w:t>
+            </w:r>
+          </w:p>
+        </w:tc>
+      </w:tr>
+      <w:tr>
+        <w:tc>
+          <w:tcPr>
+            <w:tcW w:type="dxa" w:w="2556"/>
+          </w:tcPr>
+          <w:p>
+            <w:r>
+              <w:t>Trace or test</w:t>
+            </w:r>
+          </w:p>
+        </w:tc>
+        <w:tc>
+          <w:tcPr>
+            <w:tcW w:type="dxa" w:w="2556"/>
+          </w:tcPr>
+          <w:p>
+            <w:r>
+              <w:t>Cannot connect input and result</w:t>
+            </w:r>
+          </w:p>
+        </w:tc>
+        <w:tc>
+          <w:tcPr>
+            <w:tcW w:type="dxa" w:w="2556"/>
+          </w:tcPr>
+          <w:p>
+            <w:r>
+              <w:t>Completes steps with prompts</w:t>
+            </w:r>
+          </w:p>
+        </w:tc>
+        <w:tc>
+          <w:tcPr>
+            <w:tcW w:type="dxa" w:w="2556"/>
+          </w:tcPr>
+          <w:p>
+            <w:r>
+              <w:t>Traces or tests a changed case accurately</w:t>
+            </w:r>
+          </w:p>
+        </w:tc>
+      </w:tr>
+      <w:tr>
+        <w:tc>
+          <w:tcPr>
+            <w:tcW w:type="dxa" w:w="2556"/>
+          </w:tcPr>
+          <w:p>
+            <w:r>
+              <w:t>Limits and revision</w:t>
+            </w:r>
+          </w:p>
+        </w:tc>
+        <w:tc>
+          <w:tcPr>
+            <w:tcW w:type="dxa" w:w="2556"/>
+          </w:tcPr>
+          <w:p>
+            <w:r>
+              <w:t>Claims more than evidence supports</w:t>
+            </w:r>
+          </w:p>
+        </w:tc>
+        <w:tc>
+          <w:tcPr>
+            <w:tcW w:type="dxa" w:w="2556"/>
+          </w:tcPr>
+          <w:p>
+            <w:r>
+              <w:t>Names a limit after a prompt</w:t>
+            </w:r>
+          </w:p>
+        </w:tc>
+        <w:tc>
+          <w:tcPr>
+            <w:tcW w:type="dxa" w:w="2556"/>
+          </w:tcPr>
+          <w:p>
+            <w:r>
+              <w:t>States a defensible limit and useful next test</w:t>
+            </w:r>
+          </w:p>
+        </w:tc>
+      </w:tr>
+    </w:tbl>
+    <w:p>
+      <w:r>
+        <w:t>Project checkpoint: Test changed cases. Keep normal, boundary and failure cases; compare expected and observed results.</w:t>
+      </w:r>
+    </w:p>
+    <w:p>
+      <w:r>
+        <w:t>Use the weekly teacher answer for topic-specific reasoning. A saved progress tick is an activity record; judge mastery from the learner’s explanation and evidence.</w:t>
+      </w:r>
+    </w:p>
     <w:sectPr>
       <w:pgSz w:w="12240" w:h="15840"/>
       <w:pgMar w:top="936" w:right="1008" w:bottom="936" w:left="1008" w:header="720" w:footer="720" w:gutter="0"/>

--- a/downloads/teacher/ai-7-week-15.docx
+++ b/downloads/teacher/ai-7-week-15.docx
@@ -2389,6 +2389,39 @@
         <w:t>Use the weekly teacher answer for topic-specific reasoning. A saved progress tick is an activity record; judge mastery from the learner’s explanation and evidence.</w:t>
       </w:r>
     </w:p>
+    <w:p>
+      <w:pPr>
+        <w:pStyle w:val="Heading1"/>
+      </w:pPr>
+      <w:r>
+        <w:t>08. Use feedback, labs and repair paths</w:t>
+      </w:r>
+    </w:p>
+    <w:p>
+      <w:r>
+        <w:t>Use the two formative questions as supported practice, not as independent mastery scores. Discuss the deciding evidence rather than accepting a guessed selection.</w:t>
+      </w:r>
+    </w:p>
+    <w:p>
+      <w:r>
+        <w:t>The feedback comes from the reviewed public worked case. Do not reveal the separately reserved independent teacher answer until the learner has attempted that case.</w:t>
+      </w:r>
+    </w:p>
+    <w:p>
+      <w:r>
+        <w:t>Ask students to predict before running code. Preserve errors and actual outputs; collect a changed test and an explanation. The branch-boundary and indexing lessons deliberately include failure cases.</w:t>
+      </w:r>
+    </w:p>
+    <w:p>
+      <w:r>
+        <w:t>Use the earlier worked-explanation links to address a specific missing building block, then return to the current question. Adapt this suggestion after observing the learner; it is not an automatic diagnosis.</w:t>
+      </w:r>
+    </w:p>
+    <w:p>
+      <w:r>
+        <w:t>Collect the completed-work portfolio as evidence. Record support separately from correctness, and assess explanation, trace/test and limitations. Progress ticks and quiz selections alone do not establish mastery.</w:t>
+      </w:r>
+    </w:p>
     <w:sectPr>
       <w:pgSz w:w="12240" w:h="15840"/>
       <w:pgMar w:top="936" w:right="1008" w:bottom="936" w:left="1008" w:header="720" w:footer="720" w:gutter="0"/>

--- a/downloads/teacher/ai-7-week-15.docx
+++ b/downloads/teacher/ai-7-week-15.docx
@@ -29,16 +29,45 @@
       </w:r>
     </w:p>
     <w:p>
-      <w:pPr>
-        <w:pStyle w:val="Heading3"/>
-      </w:pPr>
-      <w:r>
-        <w:t>Teach the learning cycle</w:t>
+      <w:r>
+        <w:t>Prepare Multiple comparisons: check the target, prerequisites, resources and adaptable teaching schedule.</w:t>
       </w:r>
     </w:p>
     <w:p>
-      <w:r>
-        <w:t>Primary target: Explain the mechanism and terminology of multiple comparisons</w:t>
+      <w:pPr>
+        <w:pStyle w:val="Heading3"/>
+      </w:pPr>
+      <w:r>
+        <w:t>Teach the learning cycle</w:t>
+      </w:r>
+    </w:p>
+    <w:p>
+      <w:pPr>
+        <w:spacing w:line="336" w:lineRule="auto" w:after="180"/>
+      </w:pPr>
+      <w:r>
+        <w:rPr>
+          <w:b w:val="0"/>
+        </w:rPr>
+        <w:t xml:space="preserve">Primary target: Explain the </w:t>
+      </w:r>
+      <w:r>
+        <w:rPr>
+          <w:b/>
+        </w:rPr>
+        <w:t>mechanism</w:t>
+      </w:r>
+      <w:r>
+        <w:rPr>
+          <w:b w:val="0"/>
+        </w:rPr>
+        <w:t xml:space="preserve"> and terminology of </w:t>
+      </w:r>
+      <w:r>
+        <w:rPr>
+          <w:b/>
+        </w:rPr>
+        <w:t>multiple comparisons</w:t>
       </w:r>
     </w:p>
     <w:tbl>
@@ -185,16 +214,37 @@
       </w:tr>
     </w:tbl>
     <w:p>
-      <w:r>
-        <w:t>This is a starting allocation of 135 minutes, not a validated duration. Preserve all named topics. Schedule extra time for connected examples, the full investigation, independent cases and project building. Repeated copies of a case share one recorded attempt; they are not new evidence.</w:t>
+      <w:pPr>
+        <w:spacing w:line="336" w:lineRule="auto" w:after="180"/>
+      </w:pPr>
+      <w:r>
+        <w:rPr>
+          <w:b w:val="0"/>
+        </w:rPr>
+        <w:t>This is a starting allocation of 135 minutes, not a validated duration. Preserve all named topics. Schedule extra time for connected examples, the full investigation, independent cases and project building.</w:t>
       </w:r>
     </w:p>
     <w:p>
       <w:pPr>
-        <w:pStyle w:val="Heading3"/>
-      </w:pPr>
-      <w:r>
-        <w:t>Retrieval answer guidance</w:t>
+        <w:spacing w:line="336" w:lineRule="auto" w:after="180"/>
+      </w:pPr>
+      <w:r>
+        <w:rPr>
+          <w:b w:val="0"/>
+        </w:rPr>
+        <w:t xml:space="preserve">Repeated copies of a case share one recorded attempt; they are not new </w:t>
+      </w:r>
+      <w:r>
+        <w:rPr>
+          <w:b/>
+        </w:rPr>
+        <w:t>evidence</w:t>
+      </w:r>
+      <w:r>
+        <w:rPr>
+          <w:b w:val="0"/>
+        </w:rPr>
+        <w:t>.</w:t>
       </w:r>
     </w:p>
     <w:p>
@@ -202,178 +252,628 @@
         <w:pStyle w:val="Heading3"/>
       </w:pPr>
       <w:r>
-        <w:t>Statistical tests and assumptions</w:t>
+        <w:t>Retrieval answer guidance</w:t>
       </w:r>
     </w:p>
     <w:p>
-      <w:r>
-        <w:t>Without opening the old lesson, explain one key idea from Statistical tests and assumptions. Give an example and a mistake that the idea helps you avoid.</w:t>
+      <w:pPr>
+        <w:pStyle w:val="Heading3"/>
+      </w:pPr>
+      <w:r>
+        <w:t>Statistical tests and assumptions</w:t>
       </w:r>
     </w:p>
     <w:p>
-      <w:r>
-        <w:t>Look for: Explain the mechanism and terminology of statistical tests and assumptions</w:t>
+      <w:pPr>
+        <w:spacing w:line="336" w:lineRule="auto" w:after="180"/>
+      </w:pPr>
+      <w:r>
+        <w:rPr>
+          <w:b w:val="0"/>
+        </w:rPr>
+        <w:t>Without opening the old lesson, explain one key idea from Statistical tests and assumptions. Give an example and a mistake that the idea helps you avoid.</w:t>
       </w:r>
     </w:p>
     <w:p>
-      <w:r>
-        <w:t>Reference example, not the only acceptable wording: Teacher explanation: A statistical test compares observed evidence with a specified null model. A p-value is not the probability that the null hypothesis is true. Toy paired sign-flip test assumes independent paired differences whose signs are exchangeable under a symmetric zero-effect null. Enumerate all2^n sign assignments, holding magnitudes fixed. Two-sided p is fraction with absolute mean at least the observed absolute mean; use inclusive ties.</w:t>
+      <w:pPr>
+        <w:spacing w:line="336" w:lineRule="auto" w:after="180"/>
+      </w:pPr>
+      <w:r>
+        <w:rPr>
+          <w:b w:val="0"/>
+        </w:rPr>
+        <w:t xml:space="preserve">Look for: Explain the </w:t>
+      </w:r>
+      <w:r>
+        <w:rPr>
+          <w:b/>
+        </w:rPr>
+        <w:t>mechanism</w:t>
+      </w:r>
+      <w:r>
+        <w:rPr>
+          <w:b w:val="0"/>
+        </w:rPr>
+        <w:t xml:space="preserve"> and terminology of statistical tests and assumptions</w:t>
       </w:r>
     </w:p>
     <w:p>
       <w:pPr>
-        <w:pStyle w:val="Heading3"/>
-      </w:pPr>
-      <w:r>
-        <w:t>Uncertainty intervals</w:t>
+        <w:spacing w:line="336" w:lineRule="auto" w:after="180"/>
+      </w:pPr>
+      <w:r>
+        <w:rPr>
+          <w:b w:val="0"/>
+        </w:rPr>
+        <w:t xml:space="preserve">Reference example, not the only acceptable wording: Teacher explanation: A statistical test compares observed </w:t>
+      </w:r>
+      <w:r>
+        <w:rPr>
+          <w:b/>
+        </w:rPr>
+        <w:t>evidence</w:t>
+      </w:r>
+      <w:r>
+        <w:rPr>
+          <w:b w:val="0"/>
+        </w:rPr>
+        <w:t xml:space="preserve"> with a specified null model. A p-value is not the probability that the null hypothesis is true.</w:t>
       </w:r>
     </w:p>
     <w:p>
-      <w:r>
-        <w:t>Without opening the old lesson, explain one key idea from Uncertainty intervals. Give an example and a mistake that the idea helps you avoid.</w:t>
+      <w:pPr>
+        <w:spacing w:line="336" w:lineRule="auto" w:after="180"/>
+      </w:pPr>
+      <w:r>
+        <w:rPr>
+          <w:b w:val="0"/>
+        </w:rPr>
+        <w:t>Toy paired sign-flip test assumes independent paired differences whose signs are exchangeable under a symmetric zero-effect null. Enumerate all2^n sign assignments, holding magnitudes fixed.</w:t>
       </w:r>
     </w:p>
     <w:p>
-      <w:r>
-        <w:t>Look for: Explain the mechanism and terminology of uncertainty intervals</w:t>
+      <w:pPr>
+        <w:spacing w:line="336" w:lineRule="auto" w:after="180"/>
+      </w:pPr>
+      <w:r>
+        <w:rPr>
+          <w:b w:val="0"/>
+        </w:rPr>
+        <w:t>Two-sided p is fraction with absolute mean at least the observed absolute mean; use inclusive ties.</w:t>
       </w:r>
     </w:p>
     <w:p>
-      <w:r>
-        <w:t>Reference example, not the only acceptable wording: Teacher explanation: An uncertainty interval needs a sampling model and assumptions. A confidence level refers to the repeated-sampling method, not a probability attached to a fixed unknown parameter after observing data. For this constructed exercise assume independent normal measurements with known population standard deviation2. A95% mean interval uses supplied normal critical value1.96:mean plus/minus1.96*sigma/sqrt(n). Unknown sigma requires a different justified method.</w:t>
+      <w:pPr>
+        <w:pStyle w:val="Heading3"/>
+      </w:pPr>
+      <w:r>
+        <w:t>Uncertainty intervals</w:t>
       </w:r>
     </w:p>
     <w:p>
       <w:pPr>
-        <w:pStyle w:val="Heading3"/>
-      </w:pPr>
-      <w:r>
-        <w:t>Experimental units and independence</w:t>
+        <w:spacing w:line="336" w:lineRule="auto" w:after="180"/>
+      </w:pPr>
+      <w:r>
+        <w:rPr>
+          <w:b w:val="0"/>
+        </w:rPr>
+        <w:t>Without opening the old lesson, explain one key idea from Uncertainty intervals. Give an example and a mistake that the idea helps you avoid.</w:t>
       </w:r>
     </w:p>
     <w:p>
-      <w:r>
-        <w:t>Without opening the old lesson, explain one key idea from Experimental units and independence. Give an example and a mistake that the idea helps you avoid.</w:t>
+      <w:pPr>
+        <w:spacing w:line="336" w:lineRule="auto" w:after="180"/>
+      </w:pPr>
+      <w:r>
+        <w:rPr>
+          <w:b w:val="0"/>
+        </w:rPr>
+        <w:t xml:space="preserve">Look for: Explain the </w:t>
+      </w:r>
+      <w:r>
+        <w:rPr>
+          <w:b/>
+        </w:rPr>
+        <w:t>mechanism</w:t>
+      </w:r>
+      <w:r>
+        <w:rPr>
+          <w:b w:val="0"/>
+        </w:rPr>
+        <w:t xml:space="preserve"> and terminology of uncertainty intervals</w:t>
       </w:r>
     </w:p>
     <w:p>
-      <w:r>
-        <w:t>Look for: Explain the mechanism and terminology of experimental units and independence</w:t>
+      <w:pPr>
+        <w:spacing w:line="336" w:lineRule="auto" w:after="180"/>
+      </w:pPr>
+      <w:r>
+        <w:rPr>
+          <w:b w:val="0"/>
+        </w:rPr>
+        <w:t>Reference example, not the only acceptable wording: Teacher explanation: An uncertainty interval needs a sampling model and assumptions.</w:t>
       </w:r>
     </w:p>
     <w:p>
-      <w:r>
-        <w:t>Reference example, not the only acceptable wording: Teacher explanation: The experimental unit is the independently assigned or sampled entity. Multiple measurements from one unit are often related. If methods are compared within each query, queries are paired units. Repeated runs within a query estimate run variation but do not increase the number of independent query contexts.</w:t>
+      <w:pPr>
+        <w:spacing w:line="336" w:lineRule="auto" w:after="180"/>
+      </w:pPr>
+      <w:r>
+        <w:rPr>
+          <w:b w:val="0"/>
+        </w:rPr>
+        <w:t>A confidence level refers to the repeated-sampling method, not a probability attached to a fixed unknown parameter after observing data.</w:t>
       </w:r>
     </w:p>
     <w:p>
-      <w:r>
-        <w:t>Two 45-minute sessions. Testing many hypotheses creates more chances for false discoveries. A family rule must be specified before selecting attractive p-values. Use the supplied constructed scenarios to make the mechanism inspectable. Collect W4 before sharing solutions. Students should name intermediate evidence and limitations; classroom pacing and learning effectiveness remain unvalidated.</w:t>
+      <w:pPr>
+        <w:spacing w:line="336" w:lineRule="auto" w:after="180"/>
+      </w:pPr>
+      <w:r>
+        <w:rPr>
+          <w:b w:val="0"/>
+        </w:rPr>
+        <w:t>For this constructed exercise assume independent normal measurements with known population standard deviation2. A95% mean interval uses supplied normal critical value1.96:mean plus/minus1.96*sigma/sqrt(n).</w:t>
       </w:r>
     </w:p>
     <w:p>
       <w:pPr>
-        <w:pStyle w:val="Heading3"/>
-      </w:pPr>
-      <w:r>
-        <w:t>Outcomes</w:t>
+        <w:spacing w:line="336" w:lineRule="auto" w:after="180"/>
+      </w:pPr>
+      <w:r>
+        <w:rPr>
+          <w:b w:val="0"/>
+        </w:rPr>
+        <w:t>Unknown sigma requires a different justified method.</w:t>
       </w:r>
     </w:p>
     <w:p>
-      <w:r>
-        <w:t>Explain the mechanism and terminology of multiple comparisons</w:t>
+      <w:pPr>
+        <w:pStyle w:val="Heading3"/>
+      </w:pPr>
+      <w:r>
+        <w:t>Experimental units and independence</w:t>
       </w:r>
     </w:p>
     <w:p>
-      <w:r>
-        <w:t>Apply the stated procedure to a new case with a traceable result</w:t>
+      <w:pPr>
+        <w:spacing w:line="336" w:lineRule="auto" w:after="180"/>
+      </w:pPr>
+      <w:r>
+        <w:rPr>
+          <w:b w:val="0"/>
+        </w:rPr>
+        <w:t>Without opening the old lesson, explain one key idea from Experimental units and independence. Give an example and a mistake that the idea helps you avoid.</w:t>
       </w:r>
     </w:p>
     <w:p>
-      <w:r>
-        <w:t>Identify an assumption or limitation and design a revealing follow-up</w:t>
+      <w:pPr>
+        <w:spacing w:line="336" w:lineRule="auto" w:after="180"/>
+      </w:pPr>
+      <w:r>
+        <w:rPr>
+          <w:b w:val="0"/>
+        </w:rPr>
+        <w:t xml:space="preserve">Look for: Explain the </w:t>
+      </w:r>
+      <w:r>
+        <w:rPr>
+          <w:b/>
+        </w:rPr>
+        <w:t>mechanism</w:t>
+      </w:r>
+      <w:r>
+        <w:rPr>
+          <w:b w:val="0"/>
+        </w:rPr>
+        <w:t xml:space="preserve"> and terminology of experimental units and independence</w:t>
       </w:r>
     </w:p>
     <w:p>
       <w:pPr>
-        <w:pStyle w:val="Heading3"/>
-      </w:pPr>
-      <w:r>
-        <w:t>Preparation</w:t>
+        <w:spacing w:line="336" w:lineRule="auto" w:after="180"/>
+      </w:pPr>
+      <w:r>
+        <w:rPr>
+          <w:b w:val="0"/>
+        </w:rPr>
+        <w:t>Reference example, not the only acceptable wording: Teacher explanation: The experimental unit is the independently assigned or sampled entity. Multiple measurements from one unit are often related.</w:t>
       </w:r>
     </w:p>
     <w:p>
-      <w:r>
-        <w:t>Lesson and workbook; paper and pencil</w:t>
+      <w:pPr>
+        <w:spacing w:line="336" w:lineRule="auto" w:after="180"/>
+      </w:pPr>
+      <w:r>
+        <w:rPr>
+          <w:b w:val="0"/>
+        </w:rPr>
+        <w:t>If methods are compared within each query, queries are paired units. Repeated runs within a query estimate run variation but do not increase the number of independent query contexts.</w:t>
       </w:r>
     </w:p>
     <w:p>
-      <w:r>
-        <w:t>Calculator and optional local Python 3 for arithmetic; no live API or private data</w:t>
+      <w:pPr>
+        <w:spacing w:line="336" w:lineRule="auto" w:after="180"/>
+      </w:pPr>
+      <w:r>
+        <w:rPr>
+          <w:b w:val="0"/>
+        </w:rPr>
+        <w:t>Two 45-minute sessions. Testing many hypotheses creates more chances for false discoveries. A family rule must be specified before selecting attractive p-values.</w:t>
       </w:r>
     </w:p>
     <w:p>
-      <w:r>
-        <w:t>Prepare the fresh retry separately and withhold its solution until after collection</w:t>
+      <w:pPr>
+        <w:spacing w:line="336" w:lineRule="auto" w:after="180"/>
+      </w:pPr>
+      <w:r>
+        <w:rPr>
+          <w:b w:val="0"/>
+        </w:rPr>
+        <w:t xml:space="preserve">Use the supplied constructed scenarios to make the </w:t>
+      </w:r>
+      <w:r>
+        <w:rPr>
+          <w:b/>
+        </w:rPr>
+        <w:t>mechanism</w:t>
+      </w:r>
+      <w:r>
+        <w:rPr>
+          <w:b w:val="0"/>
+        </w:rPr>
+        <w:t xml:space="preserve"> inspectable. Collect W4 before sharing solutions.</w:t>
       </w:r>
     </w:p>
     <w:p>
       <w:pPr>
-        <w:pStyle w:val="Heading3"/>
-      </w:pPr>
-      <w:r>
-        <w:t>Prerequisite answer</w:t>
+        <w:spacing w:line="336" w:lineRule="auto" w:after="180"/>
+      </w:pPr>
+      <w:r>
+        <w:rPr>
+          <w:b w:val="0"/>
+        </w:rPr>
+        <w:t xml:space="preserve">Students should name intermediate </w:t>
+      </w:r>
+      <w:r>
+        <w:rPr>
+          <w:b/>
+        </w:rPr>
+        <w:t>evidence</w:t>
+      </w:r>
+      <w:r>
+        <w:rPr>
+          <w:b w:val="0"/>
+        </w:rPr>
+        <w:t xml:space="preserve"> and limitations; classroom pacing and learning effectiveness remain unvalidated.</w:t>
       </w:r>
     </w:p>
     <w:p>
-      <w:r>
-        <w:t>A result depends on the inputs, procedure and conditions that produced it. Preserve data roles and distinguish observed outcomes from predictions or unmeasured conditions. If the prior concept cannot be explained, use a short retrieval activity before this chapter.</w:t>
+      <w:pPr>
+        <w:pStyle w:val="Heading3"/>
+      </w:pPr>
+      <w:r>
+        <w:t>Outcomes</w:t>
       </w:r>
     </w:p>
     <w:p>
       <w:pPr>
-        <w:pStyle w:val="Heading3"/>
-      </w:pPr>
-      <w:r>
-        <w:t>End goal for the pictorial case</w:t>
+        <w:spacing w:line="336" w:lineRule="auto" w:after="180"/>
+      </w:pPr>
+      <w:r>
+        <w:rPr>
+          <w:b w:val="0"/>
+        </w:rPr>
+        <w:t xml:space="preserve">Explain the </w:t>
+      </w:r>
+      <w:r>
+        <w:rPr>
+          <w:b/>
+        </w:rPr>
+        <w:t>mechanism</w:t>
+      </w:r>
+      <w:r>
+        <w:rPr>
+          <w:b w:val="0"/>
+        </w:rPr>
+        <w:t xml:space="preserve"> and terminology of </w:t>
+      </w:r>
+      <w:r>
+        <w:rPr>
+          <w:b/>
+        </w:rPr>
+        <w:t>multiple comparisons</w:t>
       </w:r>
     </w:p>
     <w:p>
-      <w:r>
-        <w:t>Explain multiple comparisons using the records and boundaries of this fictional investigation.</w:t>
+      <w:pPr>
+        <w:spacing w:line="336" w:lineRule="auto" w:after="180"/>
+      </w:pPr>
+      <w:r>
+        <w:rPr>
+          <w:b w:val="0"/>
+        </w:rPr>
+        <w:t>Apply the stated procedure to a new case with a traceable result</w:t>
       </w:r>
     </w:p>
     <w:p>
-      <w:r>
-        <w:t>This added worked case illustrates the week’s main idea. Retain all original and connected topics; schedule its practice within the teaching cycle.</w:t>
+      <w:pPr>
+        <w:spacing w:line="336" w:lineRule="auto" w:after="180"/>
+      </w:pPr>
+      <w:r>
+        <w:rPr>
+          <w:b w:val="0"/>
+        </w:rPr>
+        <w:t>Identify an assumption or limitation and design a revealing follow-up</w:t>
       </w:r>
     </w:p>
     <w:p>
       <w:pPr>
-        <w:pStyle w:val="Heading1"/>
-      </w:pPr>
-      <w:r>
-        <w:t>02. Explain and model the mechanism</w:t>
+        <w:pStyle w:val="Heading3"/>
+      </w:pPr>
+      <w:r>
+        <w:t>Preparation</w:t>
       </w:r>
     </w:p>
     <w:p>
-      <w:r>
-        <w:t>Testing many hypotheses creates more chances for false discoveries. A family rule must be specified before selecting attractive p-values.</w:t>
+      <w:pPr>
+        <w:spacing w:line="336" w:lineRule="auto" w:after="180"/>
+      </w:pPr>
+      <w:r>
+        <w:rPr>
+          <w:b w:val="0"/>
+        </w:rPr>
+        <w:t>Lesson and workbook; paper and pencil</w:t>
       </w:r>
     </w:p>
     <w:p>
-      <w:r>
-        <w:t>Begin by writing the question the procedure is intended to answer. Identify the information already supplied, the information it will produce and the information still missing. These are constructed classroom examples; they do not require live accounts, private records or an external service. Do not treat a plausible explanation as a measured outcome.</w:t>
+      <w:pPr>
+        <w:spacing w:line="336" w:lineRule="auto" w:after="180"/>
+      </w:pPr>
+      <w:r>
+        <w:rPr>
+          <w:b w:val="0"/>
+        </w:rPr>
+        <w:t>Calculator and optional local Python 3 for arithmetic; no live API or private data</w:t>
       </w:r>
     </w:p>
     <w:p>
-      <w:r>
-        <w:t>For this exercise use Bonferroni:family alpha .05 divided by number of tests m; reject each test when its valid p-value is at most .05/m. This controls the family error by a bound without requiring independent tests.</w:t>
+      <w:pPr>
+        <w:spacing w:line="336" w:lineRule="auto" w:after="180"/>
+      </w:pPr>
+      <w:r>
+        <w:rPr>
+          <w:b w:val="0"/>
+        </w:rPr>
+        <w:t>Prepare the fresh retry separately and withhold its solution until after collection</w:t>
       </w:r>
     </w:p>
     <w:p>
-      <w:r>
-        <w:t>Before applying the procedure, write its units, denominator or decision boundary where relevant. A partner should be able to repeat each step using the same inputs. If a required input is absent or violates the stated contract, record that condition explicitly instead of quietly replacing it with a convenient value.</w:t>
+      <w:pPr>
+        <w:pStyle w:val="Heading3"/>
+      </w:pPr>
+      <w:r>
+        <w:t>Prerequisite answer</w:t>
+      </w:r>
+    </w:p>
+    <w:p>
+      <w:pPr>
+        <w:spacing w:line="336" w:lineRule="auto" w:after="180"/>
+      </w:pPr>
+      <w:r>
+        <w:rPr>
+          <w:b w:val="0"/>
+        </w:rPr>
+        <w:t xml:space="preserve">A result depends on the </w:t>
+      </w:r>
+      <w:r>
+        <w:rPr>
+          <w:b/>
+        </w:rPr>
+        <w:t>input</w:t>
+      </w:r>
+      <w:r>
+        <w:rPr>
+          <w:b w:val="0"/>
+        </w:rPr>
+        <w:t xml:space="preserve">s, procedure and conditions that produced it. Preserve data roles and distinguish observed outcomes from </w:t>
+      </w:r>
+      <w:r>
+        <w:rPr>
+          <w:b/>
+        </w:rPr>
+        <w:t>prediction</w:t>
+      </w:r>
+      <w:r>
+        <w:rPr>
+          <w:b w:val="0"/>
+        </w:rPr>
+        <w:t>s or unmeasured conditions.</w:t>
+      </w:r>
+    </w:p>
+    <w:p>
+      <w:pPr>
+        <w:spacing w:line="336" w:lineRule="auto" w:after="180"/>
+      </w:pPr>
+      <w:r>
+        <w:rPr>
+          <w:b w:val="0"/>
+        </w:rPr>
+        <w:t>If the prior concept cannot be explained, use a short retrieval activity before this chapter.</w:t>
+      </w:r>
+    </w:p>
+    <w:p>
+      <w:pPr>
+        <w:pStyle w:val="Heading3"/>
+      </w:pPr>
+      <w:r>
+        <w:t>End goal for the pictorial case</w:t>
+      </w:r>
+    </w:p>
+    <w:p>
+      <w:pPr>
+        <w:spacing w:line="336" w:lineRule="auto" w:after="180"/>
+      </w:pPr>
+      <w:r>
+        <w:rPr>
+          <w:b w:val="0"/>
+        </w:rPr>
+        <w:t xml:space="preserve">Explain </w:t>
+      </w:r>
+      <w:r>
+        <w:rPr>
+          <w:b/>
+        </w:rPr>
+        <w:t>multiple comparisons</w:t>
+      </w:r>
+      <w:r>
+        <w:rPr>
+          <w:b w:val="0"/>
+        </w:rPr>
+        <w:t xml:space="preserve"> using the records and boundaries of this fictional investigation.</w:t>
+      </w:r>
+    </w:p>
+    <w:p>
+      <w:pPr>
+        <w:spacing w:line="336" w:lineRule="auto" w:after="180"/>
+      </w:pPr>
+      <w:r>
+        <w:rPr>
+          <w:b w:val="0"/>
+        </w:rPr>
+        <w:t>This added worked case illustrates the week’s main idea. Retain all original and connected topics; schedule its practice within the teaching cycle.</w:t>
+      </w:r>
+    </w:p>
+    <w:p>
+      <w:pPr>
+        <w:pStyle w:val="Heading1"/>
+      </w:pPr>
+      <w:r>
+        <w:t>02. Explain and model the mechanism</w:t>
+      </w:r>
+    </w:p>
+    <w:p>
+      <w:r>
+        <w:t>Model Multiple comparisons using the supplied case, labelled mechanism and reasoning. Make the scope of each conclusion explicit.</w:t>
+      </w:r>
+    </w:p>
+    <w:p>
+      <w:pPr>
+        <w:spacing w:line="336" w:lineRule="auto" w:after="180"/>
+      </w:pPr>
+      <w:r>
+        <w:rPr>
+          <w:b w:val="0"/>
+        </w:rPr>
+        <w:t>Testing many hypotheses creates more chances for false discoveries. A family rule must be specified before selecting attractive p-values.</w:t>
+      </w:r>
+    </w:p>
+    <w:p>
+      <w:pPr>
+        <w:pStyle w:val="Heading3"/>
+      </w:pPr>
+      <w:r>
+        <w:t>Explain Multiple comparisons · 1</w:t>
+      </w:r>
+    </w:p>
+    <w:p>
+      <w:pPr>
+        <w:spacing w:line="336" w:lineRule="auto" w:after="180"/>
+      </w:pPr>
+      <w:r>
+        <w:rPr>
+          <w:b w:val="0"/>
+        </w:rPr>
+        <w:t>Begin by writing the question the procedure is intended to answer. Identify the information already supplied, the information it will produce and the information still missing.</w:t>
+      </w:r>
+    </w:p>
+    <w:p>
+      <w:pPr>
+        <w:spacing w:line="336" w:lineRule="auto" w:after="180"/>
+      </w:pPr>
+      <w:r>
+        <w:rPr>
+          <w:b w:val="0"/>
+        </w:rPr>
+        <w:t>These are constructed classroom examples; they do not require live accounts, private records or an external service. Do not treat a plausible explanation as a measured outcome.</w:t>
+      </w:r>
+    </w:p>
+    <w:p>
+      <w:pPr>
+        <w:spacing w:line="336" w:lineRule="auto" w:after="180"/>
+      </w:pPr>
+      <w:r>
+        <w:rPr>
+          <w:b w:val="0"/>
+        </w:rPr>
+        <w:t xml:space="preserve">For this exercise use Bonferroni:family alpha .05 divided by number of tests m; reject each test when its valid p-value is at most .05/m. This controls the </w:t>
+      </w:r>
+      <w:r>
+        <w:rPr>
+          <w:b/>
+        </w:rPr>
+        <w:t>family error</w:t>
+      </w:r>
+      <w:r>
+        <w:rPr>
+          <w:b w:val="0"/>
+        </w:rPr>
+        <w:t xml:space="preserve"> by a bound without requiring independent tests.</w:t>
+      </w:r>
+    </w:p>
+    <w:p>
+      <w:pPr>
+        <w:pStyle w:val="Heading3"/>
+      </w:pPr>
+      <w:r>
+        <w:t>Explain Multiple comparisons · 2</w:t>
+      </w:r>
+    </w:p>
+    <w:p>
+      <w:pPr>
+        <w:spacing w:line="336" w:lineRule="auto" w:after="180"/>
+      </w:pPr>
+      <w:r>
+        <w:rPr>
+          <w:b w:val="0"/>
+        </w:rPr>
+        <w:t xml:space="preserve">Before applying the procedure, write its units, denominator or decision boundary where relevant. A partner should be able to repeat each step using the same </w:t>
+      </w:r>
+      <w:r>
+        <w:rPr>
+          <w:b/>
+        </w:rPr>
+        <w:t>input</w:t>
+      </w:r>
+      <w:r>
+        <w:rPr>
+          <w:b w:val="0"/>
+        </w:rPr>
+        <w:t>s.</w:t>
+      </w:r>
+    </w:p>
+    <w:p>
+      <w:pPr>
+        <w:spacing w:line="336" w:lineRule="auto" w:after="180"/>
+      </w:pPr>
+      <w:r>
+        <w:rPr>
+          <w:b w:val="0"/>
+        </w:rPr>
+        <w:t xml:space="preserve">If a required </w:t>
+      </w:r>
+      <w:r>
+        <w:rPr>
+          <w:b/>
+        </w:rPr>
+        <w:t>input</w:t>
+      </w:r>
+      <w:r>
+        <w:rPr>
+          <w:b w:val="0"/>
+        </w:rPr>
+        <w:t xml:space="preserve"> is absent or violates the stated contract, record that condition explicitly instead of quietly replacing it with a convenient value.</w:t>
       </w:r>
     </w:p>
     <w:tbl>
@@ -571,41 +1071,229 @@
       </w:r>
     </w:p>
     <w:p>
-      <w:r>
-        <w:t>Guided: Threshold .01; only .009 rejected. An unadjusted .05 rule would also reject .012 and change family control. Qualification: Adjustment cannot repair invalid tests, post-hoc outcome selection or unreported analyses. Exit: accept a concrete variation with its predicted outcome and a stated condition that would challenge the mechanism; reject a claim resting on unmeasured evidence.</w:t>
+      <w:pPr>
+        <w:pStyle w:val="Heading3"/>
+      </w:pPr>
+      <w:r>
+        <w:t>Explain Multiple comparisons · 3</w:t>
       </w:r>
     </w:p>
     <w:p>
       <w:pPr>
-        <w:pStyle w:val="Heading3"/>
-      </w:pPr>
-      <w:r>
-        <w:t>Model the reasoning aloud</w:t>
+        <w:spacing w:line="336" w:lineRule="auto" w:after="180"/>
+      </w:pPr>
+      <w:r>
+        <w:rPr>
+          <w:b w:val="0"/>
+        </w:rPr>
+        <w:t>Guided: Threshold .01; only .009 rejected. An unadjusted .05 rule would also reject .012 and change family control. Qualification: Adjustment cannot repair invalid tests, post-hoc outcome selection or unreported analyses.</w:t>
       </w:r>
     </w:p>
     <w:p>
-      <w:r>
-        <w:t>Use the complete worked example below before asking learners to complete W2. Reveal a small part, invite a prediction, then explain the deciding step. These teacher notes contain solutions; do not reveal the independent case answer during modelling.</w:t>
+      <w:pPr>
+        <w:spacing w:line="336" w:lineRule="auto" w:after="180"/>
+      </w:pPr>
+      <w:r>
+        <w:rPr>
+          <w:b w:val="0"/>
+        </w:rPr>
+        <w:t xml:space="preserve">Exit: accept a concrete variation with its predicted outcome and a stated condition that would challenge the </w:t>
+      </w:r>
+      <w:r>
+        <w:rPr>
+          <w:b/>
+        </w:rPr>
+        <w:t>mechanism</w:t>
+      </w:r>
+      <w:r>
+        <w:rPr>
+          <w:b w:val="0"/>
+        </w:rPr>
+        <w:t xml:space="preserve">; reject a claim resting on unmeasured </w:t>
+      </w:r>
+      <w:r>
+        <w:rPr>
+          <w:b/>
+        </w:rPr>
+        <w:t>evidence</w:t>
+      </w:r>
+      <w:r>
+        <w:rPr>
+          <w:b w:val="0"/>
+        </w:rPr>
+        <w:t>.</w:t>
       </w:r>
     </w:p>
     <w:p>
-      <w:r>
-        <w:t>Five tests have p-values .009, .012, .3, .4, .8.</w:t>
+      <w:pPr>
+        <w:pStyle w:val="Heading3"/>
+      </w:pPr>
+      <w:r>
+        <w:t>Model the reasoning aloud</w:t>
       </w:r>
     </w:p>
     <w:p>
-      <w:r>
-        <w:t>Threshold .01; only .009 rejected. An unadjusted .05 rule would also reject .012 and change family control.</w:t>
+      <w:pPr>
+        <w:spacing w:line="336" w:lineRule="auto" w:after="180"/>
+      </w:pPr>
+      <w:r>
+        <w:rPr>
+          <w:b w:val="0"/>
+        </w:rPr>
+        <w:t xml:space="preserve">Use the complete worked example below before asking learners to complete W2. Reveal a small part, invite a </w:t>
+      </w:r>
+      <w:r>
+        <w:rPr>
+          <w:b/>
+        </w:rPr>
+        <w:t>prediction</w:t>
+      </w:r>
+      <w:r>
+        <w:rPr>
+          <w:b w:val="0"/>
+        </w:rPr>
+        <w:t>, then explain the deciding step.</w:t>
       </w:r>
     </w:p>
     <w:p>
-      <w:r>
-        <w:t>Compare the intermediate evidence with the final statement. Explain why each number or decision follows from the stated inputs. The conclusion belongs to this scenario and procedure; changing the inputs, evaluation population or authority can change what it establishes. Retain the raw record so a later revision can be compared honestly.</w:t>
+      <w:pPr>
+        <w:spacing w:line="336" w:lineRule="auto" w:after="180"/>
+      </w:pPr>
+      <w:r>
+        <w:rPr>
+          <w:b w:val="0"/>
+        </w:rPr>
+        <w:t>These teacher notes contain solutions; do not reveal the independent case answer during modelling.</w:t>
       </w:r>
     </w:p>
     <w:p>
-      <w:r>
-        <w:t>Optional local lab: predict the printed result before running this standalone Python 3 example. Change one relevant boundary input, record the outcome and state the contract or statistical assumptions. The program uses fictional values and the Python standard library; it performs no external operations.</w:t>
+      <w:pPr>
+        <w:spacing w:line="336" w:lineRule="auto" w:after="180"/>
+      </w:pPr>
+      <w:r>
+        <w:rPr>
+          <w:b w:val="0"/>
+        </w:rPr>
+        <w:t>Five tests have p-values .009, .012, .3, .4, .8.</w:t>
+      </w:r>
+    </w:p>
+    <w:p>
+      <w:pPr>
+        <w:spacing w:line="336" w:lineRule="auto" w:after="180"/>
+      </w:pPr>
+      <w:r>
+        <w:rPr>
+          <w:b w:val="0"/>
+        </w:rPr>
+        <w:t>Threshold .01; only .009 rejected. An unadjusted .05 rule would also reject .012 and change family control.</w:t>
+      </w:r>
+    </w:p>
+    <w:p>
+      <w:pPr>
+        <w:pStyle w:val="Heading3"/>
+      </w:pPr>
+      <w:r>
+        <w:t>Model the reasoning aloud · 4</w:t>
+      </w:r>
+    </w:p>
+    <w:p>
+      <w:pPr>
+        <w:spacing w:line="336" w:lineRule="auto" w:after="180"/>
+      </w:pPr>
+      <w:r>
+        <w:rPr>
+          <w:b w:val="0"/>
+        </w:rPr>
+        <w:t xml:space="preserve">Compare the intermediate </w:t>
+      </w:r>
+      <w:r>
+        <w:rPr>
+          <w:b/>
+        </w:rPr>
+        <w:t>evidence</w:t>
+      </w:r>
+      <w:r>
+        <w:rPr>
+          <w:b w:val="0"/>
+        </w:rPr>
+        <w:t xml:space="preserve"> with the final statement. Explain why each number or decision follows from the stated </w:t>
+      </w:r>
+      <w:r>
+        <w:rPr>
+          <w:b/>
+        </w:rPr>
+        <w:t>input</w:t>
+      </w:r>
+      <w:r>
+        <w:rPr>
+          <w:b w:val="0"/>
+        </w:rPr>
+        <w:t>s.</w:t>
+      </w:r>
+    </w:p>
+    <w:p>
+      <w:pPr>
+        <w:spacing w:line="336" w:lineRule="auto" w:after="180"/>
+      </w:pPr>
+      <w:r>
+        <w:rPr>
+          <w:b w:val="0"/>
+        </w:rPr>
+        <w:t xml:space="preserve">The conclusion belongs to this scenario and procedure; changing the </w:t>
+      </w:r>
+      <w:r>
+        <w:rPr>
+          <w:b/>
+        </w:rPr>
+        <w:t>input</w:t>
+      </w:r>
+      <w:r>
+        <w:rPr>
+          <w:b w:val="0"/>
+        </w:rPr>
+        <w:t>s, evaluation population or authority can change what it establishes. Retain the raw record so a later revision can be compared honestly.</w:t>
+      </w:r>
+    </w:p>
+    <w:p>
+      <w:pPr>
+        <w:pStyle w:val="Heading3"/>
+      </w:pPr>
+      <w:r>
+        <w:t>Model the reasoning aloud · 5</w:t>
+      </w:r>
+    </w:p>
+    <w:p>
+      <w:pPr>
+        <w:spacing w:line="336" w:lineRule="auto" w:after="180"/>
+      </w:pPr>
+      <w:r>
+        <w:rPr>
+          <w:b w:val="0"/>
+        </w:rPr>
+        <w:t xml:space="preserve">Optional local lab: predict the printed result before running this standalone Python 3 example. Change one relevant boundary </w:t>
+      </w:r>
+      <w:r>
+        <w:rPr>
+          <w:b/>
+        </w:rPr>
+        <w:t>input</w:t>
+      </w:r>
+      <w:r>
+        <w:rPr>
+          <w:b w:val="0"/>
+        </w:rPr>
+        <w:t>, record the outcome and state the contract or statistical assumptions.</w:t>
+      </w:r>
+    </w:p>
+    <w:p>
+      <w:pPr>
+        <w:spacing w:line="336" w:lineRule="auto" w:after="180"/>
+      </w:pPr>
+      <w:r>
+        <w:rPr>
+          <w:b w:val="0"/>
+        </w:rPr>
+        <w:t>The program uses fictional values and the Python standard library; it performs no external operations.</w:t>
       </w:r>
     </w:p>
     <w:p>
@@ -731,7 +1419,13 @@
       </w:tr>
     </w:tbl>
     <w:p>
-      <w:r>
+      <w:pPr>
+        <w:spacing w:line="336" w:lineRule="auto" w:after="180"/>
+      </w:pPr>
+      <w:r>
+        <w:rPr>
+          <w:b w:val="0"/>
+        </w:rPr>
         <w:t>Use the diagram and verbal explanation together. Ask learners to match a sentence to a specific visual step; do not assign learners fixed visual or auditory learning styles.</w:t>
       </w:r>
     </w:p>
@@ -744,7 +1438,13 @@
       </w:r>
     </w:p>
     <w:p>
-      <w:r>
+      <w:pPr>
+        <w:spacing w:line="336" w:lineRule="auto" w:after="180"/>
+      </w:pPr>
+      <w:r>
+        <w:rPr>
+          <w:b w:val="0"/>
+        </w:rPr>
         <w:t>Six declared prompt comparisons. A team performs six valid hypothesis tests and applies a predeclared Bonferroni familywise threshold.</w:t>
       </w:r>
     </w:p>
@@ -757,7 +1457,22 @@
       </w:r>
     </w:p>
     <w:p>
-      <w:r>
+      <w:pPr>
+        <w:pStyle w:val="Heading3"/>
+      </w:pPr>
+      <w:r>
+        <w:t>Supplied facts</w:t>
+      </w:r>
+    </w:p>
+    <w:p>
+      <w:pPr>
+        <w:spacing w:line="336" w:lineRule="auto" w:after="180"/>
+        <w:shd w:fill="F1F6FC"/>
+      </w:pPr>
+      <w:r>
+        <w:rPr>
+          <w:b w:val="0"/>
+        </w:rPr>
         <w:t>Familywise alpha=0.05. Supplied unadjusted p-values are 0.004,0.012,0.02,0.08,0.4,0.9. These values are stipulated, not calculated from invented data.</w:t>
       </w:r>
     </w:p>
@@ -957,21 +1672,35 @@
       </w:r>
     </w:p>
     <w:p>
-      <w:r>
-        <w:t>Searching many comparisons provides more chances for false positives. Bonferroni divides the error allowance across the declared family; valid individual p-values are required. A rejected null is not automatically a large or useful improvement.</w:t>
+      <w:pPr>
+        <w:pStyle w:val="Heading3"/>
+      </w:pPr>
+      <w:r>
+        <w:t>Why the result follows</w:t>
       </w:r>
     </w:p>
     <w:p>
       <w:pPr>
-        <w:pStyle w:val="Heading3"/>
-      </w:pPr>
-      <w:r>
-        <w:t>What this example does not establish</w:t>
+        <w:spacing w:line="336" w:lineRule="auto" w:after="180"/>
+        <w:shd w:fill="F1F6FC"/>
+      </w:pPr>
+      <w:r>
+        <w:rPr>
+          <w:b w:val="0"/>
+        </w:rPr>
+        <w:t>Searching many comparisons provides more chances for false positives. Bonferroni divides the error allowance across the declared family; valid individual p-values are required.</w:t>
       </w:r>
     </w:p>
     <w:p>
-      <w:r>
-        <w:t>No effect size or real data is supplied. Bonferroni can be conservative and cannot repair invalid p-values or undisclosed outcome-driven test selection.</w:t>
+      <w:pPr>
+        <w:spacing w:line="336" w:lineRule="auto" w:after="180"/>
+        <w:shd w:fill="F1F6FC"/>
+      </w:pPr>
+      <w:r>
+        <w:rPr>
+          <w:b w:val="0"/>
+        </w:rPr>
+        <w:t>A rejected null is not automatically a large or useful improvement.</w:t>
       </w:r>
     </w:p>
     <w:p>
@@ -979,22 +1708,35 @@
         <w:pStyle w:val="Heading3"/>
       </w:pPr>
       <w:r>
-        <w:t>Change one thing in the pictured case</w:t>
+        <w:t>What this example does not establish</w:t>
       </w:r>
     </w:p>
     <w:p>
-      <w:r>
-        <w:t>Change: The declared family has ten tests instead of six; keep the listed values unchanged.</w:t>
+      <w:pPr>
+        <w:pStyle w:val="Heading3"/>
+      </w:pPr>
+      <w:r>
+        <w:t>Keep the stated limit</w:t>
       </w:r>
     </w:p>
     <w:p>
-      <w:r>
-        <w:t>Prediction: The cutoff becomes 0.005, and only 0.004 among the listed values still rejects.</w:t>
+      <w:pPr>
+        <w:spacing w:line="336" w:lineRule="auto" w:after="180"/>
+        <w:shd w:fill="FFF5E6"/>
+      </w:pPr>
+      <w:r>
+        <w:rPr>
+          <w:b w:val="0"/>
+        </w:rPr>
+        <w:t>No effect size or real data is supplied. Bonferroni can be conservative and cannot repair invalid p-values or undisclosed outcome-driven test selection.</w:t>
       </w:r>
     </w:p>
     <w:p>
-      <w:r>
-        <w:t>Reason: The error allowance is divided among ten tests; all ten results must be reported, including the four not supplied here.</w:t>
+      <w:pPr>
+        <w:pStyle w:val="Heading3"/>
+      </w:pPr>
+      <w:r>
+        <w:t>Change one thing in the pictured case</w:t>
       </w:r>
     </w:p>
     <w:p>
@@ -1002,20 +1744,140 @@
         <w:pStyle w:val="Heading3"/>
       </w:pPr>
       <w:r>
-        <w:t>Ask while showing the picture</w:t>
+        <w:t>Change one thing</w:t>
       </w:r>
     </w:p>
     <w:p>
-      <w:r>
-        <w:t>Cover the result. Ask learners to name the inputs and predict the next step. Uncover one step, connect the icon to the actual procedure, and explain its evidence. Then change the supplied condition and compare. The picture is a representation; it does not document execution of a real AI model.</w:t>
+      <w:pPr>
+        <w:spacing w:line="336" w:lineRule="auto" w:after="180"/>
+        <w:shd w:fill="F5F1FB"/>
+      </w:pPr>
+      <w:r>
+        <w:rPr>
+          <w:b w:val="0"/>
+        </w:rPr>
+        <w:t>Change: The declared family has ten tests instead of six; keep the listed values unchanged.</w:t>
       </w:r>
     </w:p>
     <w:p>
       <w:pPr>
+        <w:pStyle w:val="Heading3"/>
+      </w:pPr>
+      <w:r>
+        <w:t>Predicted result</w:t>
+      </w:r>
+    </w:p>
+    <w:p>
+      <w:pPr>
+        <w:spacing w:line="336" w:lineRule="auto" w:after="180"/>
+        <w:shd w:fill="F1F6FC"/>
+      </w:pPr>
+      <w:r>
+        <w:rPr>
+          <w:b/>
+        </w:rPr>
+        <w:t>Prediction</w:t>
+      </w:r>
+      <w:r>
+        <w:rPr>
+          <w:b w:val="0"/>
+        </w:rPr>
+        <w:t>: The cutoff becomes 0.005, and only 0.004 among the listed values still rejects.</w:t>
+      </w:r>
+    </w:p>
+    <w:p>
+      <w:pPr>
+        <w:pStyle w:val="Heading3"/>
+      </w:pPr>
+      <w:r>
+        <w:t>Why the result follows</w:t>
+      </w:r>
+    </w:p>
+    <w:p>
+      <w:pPr>
+        <w:spacing w:line="336" w:lineRule="auto" w:after="180"/>
+        <w:shd w:fill="F1F6FC"/>
+      </w:pPr>
+      <w:r>
+        <w:rPr>
+          <w:b w:val="0"/>
+        </w:rPr>
+        <w:t>Reason: The error allowance is divided among ten tests; all ten results must be reported, including the four not supplied here.</w:t>
+      </w:r>
+    </w:p>
+    <w:p>
+      <w:pPr>
+        <w:pStyle w:val="Heading3"/>
+      </w:pPr>
+      <w:r>
+        <w:t>Ask while showing the picture</w:t>
+      </w:r>
+    </w:p>
+    <w:p>
+      <w:pPr>
+        <w:pStyle w:val="Heading3"/>
+      </w:pPr>
+      <w:r>
+        <w:t>Ask while showing the picture · 6</w:t>
+      </w:r>
+    </w:p>
+    <w:p>
+      <w:pPr>
+        <w:spacing w:line="336" w:lineRule="auto" w:after="180"/>
+      </w:pPr>
+      <w:r>
+        <w:rPr>
+          <w:b w:val="0"/>
+        </w:rPr>
+        <w:t xml:space="preserve">Cover the result. Ask learners to name the </w:t>
+      </w:r>
+      <w:r>
+        <w:rPr>
+          <w:b/>
+        </w:rPr>
+        <w:t>input</w:t>
+      </w:r>
+      <w:r>
+        <w:rPr>
+          <w:b w:val="0"/>
+        </w:rPr>
+        <w:t xml:space="preserve">s and predict the next step. Uncover one step, connect the icon to the actual procedure, and explain its </w:t>
+      </w:r>
+      <w:r>
+        <w:rPr>
+          <w:b/>
+        </w:rPr>
+        <w:t>evidence</w:t>
+      </w:r>
+      <w:r>
+        <w:rPr>
+          <w:b w:val="0"/>
+        </w:rPr>
+        <w:t>. Then change the supplied condition and compare.</w:t>
+      </w:r>
+    </w:p>
+    <w:p>
+      <w:pPr>
+        <w:spacing w:line="336" w:lineRule="auto" w:after="180"/>
+      </w:pPr>
+      <w:r>
+        <w:rPr>
+          <w:b w:val="0"/>
+        </w:rPr>
+        <w:t>The picture is a representation; it does not document execution of a real AI model.</w:t>
+      </w:r>
+    </w:p>
+    <w:p>
+      <w:pPr>
         <w:pStyle w:val="Heading1"/>
       </w:pPr>
       <w:r>
         <w:t>03. Demonstrate and guide practice</w:t>
+      </w:r>
+    </w:p>
+    <w:p>
+      <w:r>
+        <w:t>Demonstrate Multiple comparisons, reduce support deliberately and check individual reasoning before discussing answers.</w:t>
       </w:r>
     </w:p>
     <w:tbl>
@@ -1231,36 +2093,100 @@
       </w:tr>
     </w:tbl>
     <w:p>
-      <w:r>
-        <w:t>Use the worked example in Sections 3 and 6. Collect a prediction before revealing its result; ask the learner to point to each intermediate fact.</w:t>
+      <w:pPr>
+        <w:spacing w:line="336" w:lineRule="auto" w:after="180"/>
+      </w:pPr>
+      <w:r>
+        <w:rPr>
+          <w:b w:val="0"/>
+        </w:rPr>
+        <w:t xml:space="preserve">Use the worked example in Sections 3 and 6. Collect a </w:t>
+      </w:r>
+      <w:r>
+        <w:rPr>
+          <w:b/>
+        </w:rPr>
+        <w:t>prediction</w:t>
+      </w:r>
+      <w:r>
+        <w:rPr>
+          <w:b w:val="0"/>
+        </w:rPr>
+        <w:t xml:space="preserve"> before revealing its result; ask the learner to point to each intermediate fact.</w:t>
       </w:r>
     </w:p>
     <w:p>
-      <w:r>
-        <w:t>Provide an input/procedure/result/limit frame and a calculator when needed. Ask students to identify the first step before completing the whole trace. Extension: compare two concrete variants of this mechanism while holding unrelated conditions fixed; report both successful and unsuccessful outcomes.</w:t>
+      <w:pPr>
+        <w:spacing w:line="336" w:lineRule="auto" w:after="180"/>
+      </w:pPr>
+      <w:r>
+        <w:rPr>
+          <w:b w:val="0"/>
+        </w:rPr>
+        <w:t xml:space="preserve">Provide an </w:t>
+      </w:r>
+      <w:r>
+        <w:rPr>
+          <w:b/>
+        </w:rPr>
+        <w:t>input</w:t>
+      </w:r>
+      <w:r>
+        <w:rPr>
+          <w:b w:val="0"/>
+        </w:rPr>
+        <w:t>/procedure/result/limit frame and a calculator when needed. Ask students to identify the first step before completing the whole trace.</w:t>
       </w:r>
     </w:p>
     <w:p>
       <w:pPr>
-        <w:pStyle w:val="Heading3"/>
-      </w:pPr>
-      <w:r>
-        <w:t>Reduce help deliberately</w:t>
+        <w:spacing w:line="336" w:lineRule="auto" w:after="180"/>
+      </w:pPr>
+      <w:r>
+        <w:rPr>
+          <w:b w:val="0"/>
+        </w:rPr>
+        <w:t xml:space="preserve">Extension: compare two concrete variants of this </w:t>
+      </w:r>
+      <w:r>
+        <w:rPr>
+          <w:b/>
+        </w:rPr>
+        <w:t>mechanism</w:t>
+      </w:r>
+      <w:r>
+        <w:rPr>
+          <w:b w:val="0"/>
+        </w:rPr>
+        <w:t xml:space="preserve"> while holding unrelated conditions fixed; report both successful and unsuccessful outcomes.</w:t>
       </w:r>
     </w:p>
     <w:p>
-      <w:r>
-        <w:t>Completion task: Five tests have p-values .009, .012, .3, .4, .8. Show the intermediate steps and give the conclusion with its scope.</w:t>
+      <w:pPr>
+        <w:pStyle w:val="Heading3"/>
+      </w:pPr>
+      <w:r>
+        <w:t>Reduce help deliberately</w:t>
       </w:r>
     </w:p>
     <w:p>
-      <w:r>
-        <w:t>Teacher check: Teacher explanation: Threshold .01; only .009 rejected. An unadjusted .05 rule would also reject .012 and change family control.</w:t>
+      <w:pPr>
+        <w:pStyle w:val="Heading3"/>
+      </w:pPr>
+      <w:r>
+        <w:t>Completion practice</w:t>
       </w:r>
     </w:p>
     <w:p>
-      <w:r>
-        <w:t>Start by identifying the given inputs together. Leave the intermediate steps blank. If needed, model one step, then withdraw that help on the next step. Move to a full trace only when the partial trace is understood. For partners, alternate explainer and checker; collect a response from every learner before discussion.</w:t>
+      <w:pPr>
+        <w:spacing w:line="336" w:lineRule="auto" w:after="180"/>
+        <w:shd w:fill="F5F1FB"/>
+      </w:pPr>
+      <w:r>
+        <w:rPr>
+          <w:b w:val="0"/>
+        </w:rPr>
+        <w:t>Completion task: Five tests have p-values .009, .012, .3, .4, .8. Show the intermediate steps and give the conclusion with its scope.</w:t>
       </w:r>
     </w:p>
     <w:p>
@@ -1268,22 +2194,53 @@
         <w:pStyle w:val="Heading3"/>
       </w:pPr>
       <w:r>
-        <w:t>Individual reasoning check</w:t>
+        <w:t>Reasoning to listen for</w:t>
       </w:r>
     </w:p>
     <w:p>
-      <w:r>
-        <w:t>Use the worked case for Multiple comparisons. Proposed explanation: “The worked result establishes every future case”. Decide whether this explanation is supported. Point to the step or supplied fact that decides; explain your repair if needed.</w:t>
+      <w:pPr>
+        <w:spacing w:line="336" w:lineRule="auto" w:after="180"/>
+        <w:shd w:fill="F1F6FC"/>
+      </w:pPr>
+      <w:r>
+        <w:rPr>
+          <w:b w:val="0"/>
+        </w:rPr>
+        <w:t>Teacher check: Teacher explanation: Threshold .01; only .009 rejected. An unadjusted .05 rule would also reject .012 and change family control.</w:t>
       </w:r>
     </w:p>
     <w:p>
-      <w:r>
-        <w:t>Expected correction: Adjustment cannot repair invalid tests, post-hoc outcome selection or unreported analyses.</w:t>
+      <w:pPr>
+        <w:spacing w:line="336" w:lineRule="auto" w:after="180"/>
+      </w:pPr>
+      <w:r>
+        <w:rPr>
+          <w:b w:val="0"/>
+        </w:rPr>
+        <w:t xml:space="preserve">Start by identifying the given </w:t>
+      </w:r>
+      <w:r>
+        <w:rPr>
+          <w:b/>
+        </w:rPr>
+        <w:t>input</w:t>
+      </w:r>
+      <w:r>
+        <w:rPr>
+          <w:b w:val="0"/>
+        </w:rPr>
+        <w:t>s together. Leave the intermediate steps blank. If needed, model one step, then withdraw that help on the next step. Move to a full trace only when the partial trace is understood.</w:t>
       </w:r>
     </w:p>
     <w:p>
-      <w:r>
-        <w:t>Collect explanations, not only yes/no votes. If a misunderstanding is common, re-model the relevant step for the class. If it affects a few learners, give a short targeted group explanation while others solve a more demanding variation.</w:t>
+      <w:pPr>
+        <w:spacing w:line="336" w:lineRule="auto" w:after="180"/>
+      </w:pPr>
+      <w:r>
+        <w:rPr>
+          <w:b w:val="0"/>
+        </w:rPr>
+        <w:t>For partners, alternate explainer and checker; collect a response from every learner before discussion.</w:t>
       </w:r>
     </w:p>
     <w:p>
@@ -1291,63 +2248,285 @@
         <w:pStyle w:val="Heading3"/>
       </w:pPr>
       <w:r>
-        <w:t>Pictorial practice question</w:t>
+        <w:t>Individual reasoning check</w:t>
       </w:r>
     </w:p>
     <w:p>
-      <w:r>
-        <w:t>Calculate the six-test cutoff and identify which supplied p-values reject. Why must the team count every planned comparison rather than report only its smallest p-value?</w:t>
+      <w:pPr>
+        <w:spacing w:line="336" w:lineRule="auto" w:after="180"/>
+      </w:pPr>
+      <w:r>
+        <w:rPr>
+          <w:b w:val="0"/>
+        </w:rPr>
+        <w:t xml:space="preserve">Use the worked case for </w:t>
+      </w:r>
+      <w:r>
+        <w:rPr>
+          <w:b/>
+        </w:rPr>
+        <w:t>Multiple comparisons</w:t>
+      </w:r>
+      <w:r>
+        <w:rPr>
+          <w:b w:val="0"/>
+        </w:rPr>
+        <w:t>. Proposed explanation: “The worked result establishes every future case”. Decide whether this explanation is supported.</w:t>
       </w:r>
     </w:p>
     <w:p>
       <w:pPr>
-        <w:pStyle w:val="Heading3"/>
-      </w:pPr>
-      <w:r>
-        <w:t>Reasoned teacher answer</w:t>
+        <w:spacing w:line="336" w:lineRule="auto" w:after="180"/>
+      </w:pPr>
+      <w:r>
+        <w:rPr>
+          <w:b w:val="0"/>
+        </w:rPr>
+        <w:t>Point to the step or supplied fact that decides; explain your repair if needed.</w:t>
       </w:r>
     </w:p>
     <w:p>
-      <w:r>
-        <w:t>The cutoff is 0.05/6≈0.00833. Only p=0.004 rejects; the other five exceed the cutoff. Reporting just that result conceals the search and its familywise error control.</w:t>
+      <w:pPr>
+        <w:pStyle w:val="Heading3"/>
+      </w:pPr>
+      <w:r>
+        <w:t>Expected repair</w:t>
       </w:r>
     </w:p>
     <w:p>
-      <w:r>
-        <w:t>Changed-case reasoning: The cutoff becomes 0.005, and only 0.004 among the listed values still rejects. The error allowance is divided among ten tests; all ten results must be reported, including the four not supplied here.</w:t>
+      <w:pPr>
+        <w:spacing w:line="336" w:lineRule="auto" w:after="180"/>
+        <w:shd w:fill="F1F6FC"/>
+      </w:pPr>
+      <w:r>
+        <w:rPr>
+          <w:b w:val="0"/>
+        </w:rPr>
+        <w:t>Expected correction: Adjustment cannot repair invalid tests, post-hoc outcome selection or unreported analyses.</w:t>
       </w:r>
     </w:p>
     <w:p>
-      <w:r>
-        <w:t>Collect each learner’s explanation before discussion. Use the first missing connection between input, deciding step and result to choose support. This question is worked-case practice, not fresh mastery evidence.</w:t>
+      <w:pPr>
+        <w:spacing w:line="336" w:lineRule="auto" w:after="180"/>
+      </w:pPr>
+      <w:r>
+        <w:rPr>
+          <w:b w:val="0"/>
+        </w:rPr>
+        <w:t>Collect explanations, not only yes/no votes. If a misunderstanding is common, re-model the relevant step for the class.</w:t>
       </w:r>
     </w:p>
     <w:p>
       <w:pPr>
-        <w:pStyle w:val="Heading1"/>
-      </w:pPr>
-      <w:r>
-        <w:t>04. Run the investigation and diagnose misconceptions</w:t>
+        <w:spacing w:line="336" w:lineRule="auto" w:after="180"/>
+      </w:pPr>
+      <w:r>
+        <w:rPr>
+          <w:b w:val="0"/>
+        </w:rPr>
+        <w:t>If it affects a few learners, give a short targeted group explanation while others solve a more demanding variation.</w:t>
       </w:r>
     </w:p>
     <w:p>
-      <w:r>
-        <w:t>The worked result establishes every future case: Adjustment cannot repair invalid tests, post-hoc outcome selection or unreported analyses.</w:t>
+      <w:pPr>
+        <w:pStyle w:val="Heading3"/>
+      </w:pPr>
+      <w:r>
+        <w:t>Pictorial practice question</w:t>
       </w:r>
     </w:p>
     <w:p>
-      <w:r>
-        <w:t>A missing input may be replaced without recording the change: A replacement changes the evidence or contract. Record the change and its justification; do not silently turn unknown into a measured value.</w:t>
+      <w:pPr>
+        <w:spacing w:line="336" w:lineRule="auto" w:after="180"/>
+        <w:shd w:fill="F5F1FB"/>
+      </w:pPr>
+      <w:r>
+        <w:rPr>
+          <w:b w:val="0"/>
+        </w:rPr>
+        <w:t>Calculate the six-test cutoff and identify which supplied p-values reject. Why must the team count every planned comparison rather than report only its smallest p-value?</w:t>
       </w:r>
     </w:p>
     <w:p>
-      <w:r>
-        <w:t>Repeating an assessed case is new independent evidence: A replay checks consistency. An example used for feedback or revision cannot later be described as untouched final evaluation.</w:t>
+      <w:pPr>
+        <w:pStyle w:val="Heading3"/>
+      </w:pPr>
+      <w:r>
+        <w:t>Reasoned teacher answer</w:t>
       </w:r>
     </w:p>
     <w:p>
-      <w:r>
-        <w:t>Use Section 9 for the evidence ledger. Add a boundary or missing-input case and record the expected response before checking. More successful repeats of one case do not establish wider coverage.</w:t>
+      <w:pPr>
+        <w:spacing w:line="336" w:lineRule="auto" w:after="180"/>
+      </w:pPr>
+      <w:r>
+        <w:rPr>
+          <w:b w:val="0"/>
+        </w:rPr>
+        <w:t>The cutoff is 0.05/6≈0.00833. Only p=0.004 rejects; the other five exceed the cutoff. Reporting just that result conceals the search and its familywise error control.</w:t>
+      </w:r>
+    </w:p>
+    <w:p>
+      <w:pPr>
+        <w:spacing w:line="336" w:lineRule="auto" w:after="180"/>
+      </w:pPr>
+      <w:r>
+        <w:rPr>
+          <w:b w:val="0"/>
+        </w:rPr>
+        <w:t>Changed-case reasoning: The cutoff becomes 0.005, and only 0.004 among the listed values still rejects. The error allowance is divided among ten tests; all ten results must be reported, including the four not supplied here.</w:t>
+      </w:r>
+    </w:p>
+    <w:p>
+      <w:pPr>
+        <w:spacing w:line="336" w:lineRule="auto" w:after="180"/>
+      </w:pPr>
+      <w:r>
+        <w:rPr>
+          <w:b w:val="0"/>
+        </w:rPr>
+        <w:t xml:space="preserve">Collect each learner’s explanation before discussion. Use the first missing connection between </w:t>
+      </w:r>
+      <w:r>
+        <w:rPr>
+          <w:b/>
+        </w:rPr>
+        <w:t>input</w:t>
+      </w:r>
+      <w:r>
+        <w:rPr>
+          <w:b w:val="0"/>
+        </w:rPr>
+        <w:t xml:space="preserve">, deciding step and result to choose support. This question is worked-case practice, not fresh mastery </w:t>
+      </w:r>
+      <w:r>
+        <w:rPr>
+          <w:b/>
+        </w:rPr>
+        <w:t>evidence</w:t>
+      </w:r>
+      <w:r>
+        <w:rPr>
+          <w:b w:val="0"/>
+        </w:rPr>
+        <w:t>.</w:t>
+      </w:r>
+    </w:p>
+    <w:p>
+      <w:pPr>
+        <w:pStyle w:val="Heading1"/>
+      </w:pPr>
+      <w:r>
+        <w:t>04. Run the investigation and diagnose misconceptions</w:t>
+      </w:r>
+    </w:p>
+    <w:p>
+      <w:r>
+        <w:t>Run the Multiple comparisons investigation and use the first unsupported step to choose a teaching response.</w:t>
+      </w:r>
+    </w:p>
+    <w:p>
+      <w:pPr>
+        <w:spacing w:line="336" w:lineRule="auto" w:after="180"/>
+      </w:pPr>
+      <w:r>
+        <w:rPr>
+          <w:b w:val="0"/>
+        </w:rPr>
+        <w:t>The worked result establishes every future case: Adjustment cannot repair invalid tests, post-hoc outcome selection or unreported analyses.</w:t>
+      </w:r>
+    </w:p>
+    <w:p>
+      <w:pPr>
+        <w:spacing w:line="336" w:lineRule="auto" w:after="180"/>
+      </w:pPr>
+      <w:r>
+        <w:rPr>
+          <w:b w:val="0"/>
+        </w:rPr>
+        <w:t xml:space="preserve">A missing </w:t>
+      </w:r>
+      <w:r>
+        <w:rPr>
+          <w:b/>
+        </w:rPr>
+        <w:t>input</w:t>
+      </w:r>
+      <w:r>
+        <w:rPr>
+          <w:b w:val="0"/>
+        </w:rPr>
+        <w:t xml:space="preserve"> may be replaced without recording the change: A replacement changes the </w:t>
+      </w:r>
+      <w:r>
+        <w:rPr>
+          <w:b/>
+        </w:rPr>
+        <w:t>evidence</w:t>
+      </w:r>
+      <w:r>
+        <w:rPr>
+          <w:b w:val="0"/>
+        </w:rPr>
+        <w:t xml:space="preserve"> or contract. Record the change and its justification; do not silently turn unknown into a measured value.</w:t>
+      </w:r>
+    </w:p>
+    <w:p>
+      <w:pPr>
+        <w:spacing w:line="336" w:lineRule="auto" w:after="180"/>
+      </w:pPr>
+      <w:r>
+        <w:rPr>
+          <w:b w:val="0"/>
+        </w:rPr>
+        <w:t xml:space="preserve">Repeating an assessed case is new independent </w:t>
+      </w:r>
+      <w:r>
+        <w:rPr>
+          <w:b/>
+        </w:rPr>
+        <w:t>evidence</w:t>
+      </w:r>
+      <w:r>
+        <w:rPr>
+          <w:b w:val="0"/>
+        </w:rPr>
+        <w:t>: A replay checks consistency. An example used for feedback or revision cannot later be described as untouched final evaluation.</w:t>
+      </w:r>
+    </w:p>
+    <w:p>
+      <w:pPr>
+        <w:spacing w:line="336" w:lineRule="auto" w:after="180"/>
+      </w:pPr>
+      <w:r>
+        <w:rPr>
+          <w:b w:val="0"/>
+        </w:rPr>
+        <w:t xml:space="preserve">Use Section 9 for the </w:t>
+      </w:r>
+      <w:r>
+        <w:rPr>
+          <w:b/>
+        </w:rPr>
+        <w:t>evidence</w:t>
+      </w:r>
+      <w:r>
+        <w:rPr>
+          <w:b w:val="0"/>
+        </w:rPr>
+        <w:t xml:space="preserve"> ledger. Add a boundary or missing-</w:t>
+      </w:r>
+      <w:r>
+        <w:rPr>
+          <w:b/>
+        </w:rPr>
+        <w:t>input</w:t>
+      </w:r>
+      <w:r>
+        <w:rPr>
+          <w:b w:val="0"/>
+        </w:rPr>
+        <w:t xml:space="preserve"> case and record the expected response before checking. More successful repeats of one case do not establish wider coverage.</w:t>
       </w:r>
     </w:p>
     <w:p>
@@ -1505,29 +2684,38 @@
       </w:tr>
     </w:tbl>
     <w:p>
-      <w:r>
-        <w:t>Offer an oral explanation, drawing, enlarged visual or fewer examples when that removes a reading/writing barrier. Keep the same reasoning goal. Stretch secure learners by changing a boundary or assumption and asking them to defend the effect, not simply by assigning more of the same questions.</w:t>
+      <w:pPr>
+        <w:spacing w:line="336" w:lineRule="auto" w:after="180"/>
+      </w:pPr>
+      <w:r>
+        <w:rPr>
+          <w:b w:val="0"/>
+        </w:rPr>
+        <w:t>Offer an oral explanation, drawing, enlarged visual or fewer examples when that removes a reading/writing barrier. Keep the same reasoning goal.</w:t>
       </w:r>
     </w:p>
     <w:p>
       <w:pPr>
-        <w:pStyle w:val="Heading1"/>
-      </w:pPr>
-      <w:r>
-        <w:t>05. Assess and explain the answers</w:t>
+        <w:spacing w:line="336" w:lineRule="auto" w:after="180"/>
+      </w:pPr>
+      <w:r>
+        <w:rPr>
+          <w:b w:val="0"/>
+        </w:rPr>
+        <w:t>Stretch secure learners by changing a boundary or assumption and asking them to defend the effect, not simply by assigning more of the same questions.</w:t>
       </w:r>
     </w:p>
     <w:p>
       <w:pPr>
-        <w:pStyle w:val="Heading3"/>
-      </w:pPr>
-      <w:r>
-        <w:t>Guided and exit questions</w:t>
+        <w:pStyle w:val="Heading1"/>
+      </w:pPr>
+      <w:r>
+        <w:t>05. Assess and explain the answers</w:t>
       </w:r>
     </w:p>
     <w:p>
       <w:r>
-        <w:t>Guided: Threshold .01; only .009 rejected. An unadjusted .05 rule would also reject .012 and change family control. Qualification: Adjustment cannot repair invalid tests, post-hoc outcome selection or unreported analyses. Exit: accept a concrete variation with its predicted outcome and a stated condition that would challenge the mechanism; reject a claim resting on unmeasured evidence.</w:t>
+        <w:t>Use the Multiple comparisons questions, teacher keys and criteria after the relevant attempts. Previously discussed cases are practice; protect the separately selected independent task.</w:t>
       </w:r>
     </w:p>
     <w:p>
@@ -1535,17 +2723,53 @@
         <w:pStyle w:val="Heading3"/>
       </w:pPr>
       <w:r>
-        <w:t>W1 Explain the mechanism</w:t>
+        <w:t>Guided and exit questions</w:t>
       </w:r>
     </w:p>
     <w:p>
-      <w:r>
-        <w:t>Explain the weekly mechanism in your own words. Use the worked scenario to name its input, decision rule and output.</w:t>
+      <w:pPr>
+        <w:spacing w:line="336" w:lineRule="auto" w:after="180"/>
+      </w:pPr>
+      <w:r>
+        <w:rPr>
+          <w:b w:val="0"/>
+        </w:rPr>
+        <w:t>Guided: Threshold .01; only .009 rejected. An unadjusted .05 rule would also reject .012 and change family control. Qualification: Adjustment cannot repair invalid tests, post-hoc outcome selection or unreported analyses.</w:t>
       </w:r>
     </w:p>
     <w:p>
-      <w:r>
-        <w:t>Teacher explanation: Testing many hypotheses creates more chances for false discoveries. A family rule must be specified before selecting attractive p-values. For this exercise use Bonferroni:family alpha .05 divided by number of tests m; reject each test when its valid p-value is at most .05/m. This controls the family error by a bound without requiring independent tests.</w:t>
+      <w:pPr>
+        <w:spacing w:line="336" w:lineRule="auto" w:after="180"/>
+      </w:pPr>
+      <w:r>
+        <w:rPr>
+          <w:b w:val="0"/>
+        </w:rPr>
+        <w:t xml:space="preserve">Exit: accept a concrete variation with its predicted outcome and a stated condition that would challenge the </w:t>
+      </w:r>
+      <w:r>
+        <w:rPr>
+          <w:b/>
+        </w:rPr>
+        <w:t>mechanism</w:t>
+      </w:r>
+      <w:r>
+        <w:rPr>
+          <w:b w:val="0"/>
+        </w:rPr>
+        <w:t xml:space="preserve">; reject a claim resting on unmeasured </w:t>
+      </w:r>
+      <w:r>
+        <w:rPr>
+          <w:b/>
+        </w:rPr>
+        <w:t>evidence</w:t>
+      </w:r>
+      <w:r>
+        <w:rPr>
+          <w:b w:val="0"/>
+        </w:rPr>
+        <w:t>.</w:t>
       </w:r>
     </w:p>
     <w:p>
@@ -1553,17 +2777,63 @@
         <w:pStyle w:val="Heading3"/>
       </w:pPr>
       <w:r>
-        <w:t>W2 Trace the worked case</w:t>
+        <w:t>W1 Explain the mechanism</w:t>
       </w:r>
     </w:p>
     <w:p>
-      <w:r>
-        <w:t>Five tests have p-values .009, .012, .3, .4, .8. Show the intermediate steps and give the conclusion with its scope.</w:t>
+      <w:pPr>
+        <w:pStyle w:val="Heading3"/>
+      </w:pPr>
+      <w:r>
+        <w:t>Workbook question · W1</w:t>
       </w:r>
     </w:p>
     <w:p>
-      <w:r>
-        <w:t>Teacher explanation: Threshold .01; only .009 rejected. An unadjusted .05 rule would also reject .012 and change family control.</w:t>
+      <w:pPr>
+        <w:spacing w:line="336" w:lineRule="auto" w:after="180"/>
+        <w:shd w:fill="F5F1FB"/>
+      </w:pPr>
+      <w:r>
+        <w:rPr>
+          <w:b w:val="0"/>
+        </w:rPr>
+        <w:t xml:space="preserve">Explain the weekly </w:t>
+      </w:r>
+      <w:r>
+        <w:rPr>
+          <w:b/>
+        </w:rPr>
+        <w:t>mechanism</w:t>
+      </w:r>
+      <w:r>
+        <w:rPr>
+          <w:b w:val="0"/>
+        </w:rPr>
+        <w:t xml:space="preserve"> in your own words. Use the worked scenario to name its </w:t>
+      </w:r>
+      <w:r>
+        <w:rPr>
+          <w:b/>
+        </w:rPr>
+        <w:t>input</w:t>
+      </w:r>
+      <w:r>
+        <w:rPr>
+          <w:b w:val="0"/>
+        </w:rPr>
+        <w:t xml:space="preserve">, decision rule and </w:t>
+      </w:r>
+      <w:r>
+        <w:rPr>
+          <w:b/>
+        </w:rPr>
+        <w:t>output</w:t>
+      </w:r>
+      <w:r>
+        <w:rPr>
+          <w:b w:val="0"/>
+        </w:rPr>
+        <w:t>.</w:t>
       </w:r>
     </w:p>
     <w:p>
@@ -1571,17 +2841,43 @@
         <w:pStyle w:val="Heading3"/>
       </w:pPr>
       <w:r>
-        <w:t>W3 Audit the limit</w:t>
+        <w:t>Teacher reasoning · W1</w:t>
       </w:r>
     </w:p>
     <w:p>
-      <w:r>
-        <w:t>A report omits this qualification: Adjustment cannot repair invalid tests, post-hoc outcome selection or unreported analyses. Explain how omitting it could change a reader's interpretation, and write an accurate replacement.</w:t>
+      <w:pPr>
+        <w:spacing w:line="336" w:lineRule="auto" w:after="180"/>
+        <w:shd w:fill="F1F6FC"/>
+      </w:pPr>
+      <w:r>
+        <w:rPr>
+          <w:b w:val="0"/>
+        </w:rPr>
+        <w:t>Teacher explanation: Testing many hypotheses creates more chances for false discoveries. A family rule must be specified before selecting attractive p-values.</w:t>
       </w:r>
     </w:p>
     <w:p>
-      <w:r>
-        <w:t>Teacher explanation: Adjustment cannot repair invalid tests, post-hoc outcome selection or unreported analyses. State the observed result separately from the unverified or out-of-scope claim; preserve the original evidence rather than inventing a missing fact.</w:t>
+      <w:pPr>
+        <w:spacing w:line="336" w:lineRule="auto" w:after="180"/>
+        <w:shd w:fill="F1F6FC"/>
+      </w:pPr>
+      <w:r>
+        <w:rPr>
+          <w:b w:val="0"/>
+        </w:rPr>
+        <w:t xml:space="preserve">For this exercise use Bonferroni:family alpha .05 divided by number of tests m; reject each test when its valid p-value is at most .05/m. This controls the </w:t>
+      </w:r>
+      <w:r>
+        <w:rPr>
+          <w:b/>
+        </w:rPr>
+        <w:t>family error</w:t>
+      </w:r>
+      <w:r>
+        <w:rPr>
+          <w:b w:val="0"/>
+        </w:rPr>
+        <w:t xml:space="preserve"> by a bound without requiring independent tests.</w:t>
       </w:r>
     </w:p>
     <w:p>
@@ -1589,17 +2885,27 @@
         <w:pStyle w:val="Heading3"/>
       </w:pPr>
       <w:r>
-        <w:t>W4 Apply a new case independently</w:t>
+        <w:t>W2 Trace the worked case</w:t>
       </w:r>
     </w:p>
     <w:p>
-      <w:r>
-        <w:t>Four tests have p-values .01, .02, .2, .9. Compute threshold and decisions.</w:t>
+      <w:pPr>
+        <w:pStyle w:val="Heading3"/>
+      </w:pPr>
+      <w:r>
+        <w:t>Workbook question · W2</w:t>
       </w:r>
     </w:p>
     <w:p>
-      <w:r>
-        <w:t>Teacher explanation: Threshold .0125; reject .01 only. Interpret using the valid-test assumptions, not probability of hypothesis truth.</w:t>
+      <w:pPr>
+        <w:spacing w:line="336" w:lineRule="auto" w:after="180"/>
+        <w:shd w:fill="F5F1FB"/>
+      </w:pPr>
+      <w:r>
+        <w:rPr>
+          <w:b w:val="0"/>
+        </w:rPr>
+        <w:t>Five tests have p-values .009, .012, .3, .4, .8. Show the intermediate steps and give the conclusion with its scope.</w:t>
       </w:r>
     </w:p>
     <w:p>
@@ -1607,17 +2913,27 @@
         <w:pStyle w:val="Heading3"/>
       </w:pPr>
       <w:r>
-        <w:t>W5 Design a revealing follow-up</w:t>
+        <w:t>Teacher reasoning · W2</w:t>
       </w:r>
     </w:p>
     <w:p>
-      <w:r>
-        <w:t>For the worked scenario, propose one additional case that could reveal a failure, describe its expected outcome before running it, and explain what would need to remain fixed for a fair comparison. Do not reuse W4 as a new final test after receiving feedback.</w:t>
+      <w:pPr>
+        <w:spacing w:line="336" w:lineRule="auto" w:after="180"/>
+        <w:shd w:fill="F1F6FC"/>
+      </w:pPr>
+      <w:r>
+        <w:rPr>
+          <w:b w:val="0"/>
+        </w:rPr>
+        <w:t>Teacher explanation: Threshold .01; only .009 rejected. An unadjusted .05 rule would also reject .012 and change family control.</w:t>
       </w:r>
     </w:p>
     <w:p>
-      <w:r>
-        <w:t>Teacher explanation: Accept a concrete variant of the worked input or a missing/conflicting/boundary condition, with an expectation derived from the declared procedure. Require preserved settings, original outputs and data roles. Adjustment cannot repair invalid tests, post-hoc outcome selection or unreported analyses. The new case should test this particular mechanism rather than merely restate the original result.</w:t>
+      <w:pPr>
+        <w:pStyle w:val="Heading3"/>
+      </w:pPr>
+      <w:r>
+        <w:t>W3 Audit the limit</w:t>
       </w:r>
     </w:p>
     <w:p>
@@ -1625,12 +2941,19 @@
         <w:pStyle w:val="Heading3"/>
       </w:pPr>
       <w:r>
-        <w:t>Independent assessment and fresh retry</w:t>
+        <w:t>Workbook question · W3</w:t>
       </w:r>
     </w:p>
     <w:p>
-      <w:r>
-        <w:t>W4: Threshold .0125; reject .01 only. Interpret using the valid-test assumptions, not probability of hypothesis truth. Require intermediate reasoning and the stated scope. Fresh retry: Ten tests have minimum p .006. Expected reasoning: Threshold .005; no rejection if all other values are larger. Do not hide the other nine tests. If students need support, record it and reassess with another new case rather than awarding independence to a copied answer.</w:t>
+      <w:pPr>
+        <w:spacing w:line="336" w:lineRule="auto" w:after="180"/>
+        <w:shd w:fill="F5F1FB"/>
+      </w:pPr>
+      <w:r>
+        <w:rPr>
+          <w:b w:val="0"/>
+        </w:rPr>
+        <w:t>A report omits this qualification: Adjustment cannot repair invalid tests, post-hoc outcome selection or unreported analyses. Explain how omitting it could change a reader's interpretation, and write an accurate replacement.</w:t>
       </w:r>
     </w:p>
     <w:p>
@@ -1638,24 +2961,318 @@
         <w:pStyle w:val="Heading3"/>
       </w:pPr>
       <w:r>
-        <w:t>Assess independent transfer</w:t>
+        <w:t>Teacher reasoning · W3</w:t>
       </w:r>
     </w:p>
     <w:p>
-      <w:r>
-        <w:t>Selected case: Four tests have p-values .01, .02, .2, .9. Compute threshold and decisions.</w:t>
+      <w:pPr>
+        <w:spacing w:line="336" w:lineRule="auto" w:after="180"/>
+        <w:shd w:fill="F1F6FC"/>
+      </w:pPr>
+      <w:r>
+        <w:rPr>
+          <w:b w:val="0"/>
+        </w:rPr>
+        <w:t>Teacher explanation: Adjustment cannot repair invalid tests, post-hoc outcome selection or unreported analyses.</w:t>
       </w:r>
     </w:p>
     <w:p>
       <w:pPr>
-        <w:pStyle w:val="Heading3"/>
-      </w:pPr>
-      <w:r>
-        <w:t>Selected case answer</w:t>
+        <w:spacing w:line="336" w:lineRule="auto" w:after="180"/>
+        <w:shd w:fill="F1F6FC"/>
+      </w:pPr>
+      <w:r>
+        <w:rPr>
+          <w:b w:val="0"/>
+        </w:rPr>
+        <w:t xml:space="preserve">State the observed result separately from the unverified or out-of-scope claim; preserve the original </w:t>
+      </w:r>
+      <w:r>
+        <w:rPr>
+          <w:b/>
+        </w:rPr>
+        <w:t>evidence</w:t>
+      </w:r>
+      <w:r>
+        <w:rPr>
+          <w:b w:val="0"/>
+        </w:rPr>
+        <w:t xml:space="preserve"> rather than inventing a missing fact.</w:t>
       </w:r>
     </w:p>
     <w:p>
-      <w:r>
+      <w:pPr>
+        <w:pStyle w:val="Heading3"/>
+      </w:pPr>
+      <w:r>
+        <w:t>W4 Apply a new case independently</w:t>
+      </w:r>
+    </w:p>
+    <w:p>
+      <w:pPr>
+        <w:pStyle w:val="Heading3"/>
+      </w:pPr>
+      <w:r>
+        <w:t>Workbook question · W4</w:t>
+      </w:r>
+    </w:p>
+    <w:p>
+      <w:pPr>
+        <w:spacing w:line="336" w:lineRule="auto" w:after="180"/>
+        <w:shd w:fill="F5F1FB"/>
+      </w:pPr>
+      <w:r>
+        <w:rPr>
+          <w:b w:val="0"/>
+        </w:rPr>
+        <w:t>Four tests have p-values .01, .02, .2, .9. Compute threshold and decisions.</w:t>
+      </w:r>
+    </w:p>
+    <w:p>
+      <w:pPr>
+        <w:pStyle w:val="Heading3"/>
+      </w:pPr>
+      <w:r>
+        <w:t>Teacher reasoning · W4</w:t>
+      </w:r>
+    </w:p>
+    <w:p>
+      <w:pPr>
+        <w:spacing w:line="336" w:lineRule="auto" w:after="180"/>
+        <w:shd w:fill="F1F6FC"/>
+      </w:pPr>
+      <w:r>
+        <w:rPr>
+          <w:b w:val="0"/>
+        </w:rPr>
+        <w:t>Teacher explanation: Threshold .0125; reject .01 only. Interpret using the valid-test assumptions, not probability of hypothesis truth.</w:t>
+      </w:r>
+    </w:p>
+    <w:p>
+      <w:pPr>
+        <w:pStyle w:val="Heading3"/>
+      </w:pPr>
+      <w:r>
+        <w:t>W5 Design a revealing follow-up</w:t>
+      </w:r>
+    </w:p>
+    <w:p>
+      <w:pPr>
+        <w:pStyle w:val="Heading3"/>
+      </w:pPr>
+      <w:r>
+        <w:t>Workbook question · W5</w:t>
+      </w:r>
+    </w:p>
+    <w:p>
+      <w:pPr>
+        <w:spacing w:line="336" w:lineRule="auto" w:after="180"/>
+        <w:shd w:fill="F5F1FB"/>
+      </w:pPr>
+      <w:r>
+        <w:rPr>
+          <w:b w:val="0"/>
+        </w:rPr>
+        <w:t>For the worked scenario, propose one additional case that could reveal a failure, describe its expected outcome before running it, and explain what would need to remain fixed for a fair comparison.</w:t>
+      </w:r>
+    </w:p>
+    <w:p>
+      <w:pPr>
+        <w:spacing w:line="336" w:lineRule="auto" w:after="180"/>
+        <w:shd w:fill="F5F1FB"/>
+      </w:pPr>
+      <w:r>
+        <w:rPr>
+          <w:b w:val="0"/>
+        </w:rPr>
+        <w:t>Do not reuse W4 as a new final test after receiving feedback.</w:t>
+      </w:r>
+    </w:p>
+    <w:p>
+      <w:pPr>
+        <w:pStyle w:val="Heading3"/>
+      </w:pPr>
+      <w:r>
+        <w:t>Teacher reasoning · W5</w:t>
+      </w:r>
+    </w:p>
+    <w:p>
+      <w:pPr>
+        <w:spacing w:line="336" w:lineRule="auto" w:after="180"/>
+        <w:shd w:fill="F1F6FC"/>
+      </w:pPr>
+      <w:r>
+        <w:rPr>
+          <w:b w:val="0"/>
+        </w:rPr>
+        <w:t xml:space="preserve">Teacher explanation: Accept a concrete variant of the worked </w:t>
+      </w:r>
+      <w:r>
+        <w:rPr>
+          <w:b/>
+        </w:rPr>
+        <w:t>input</w:t>
+      </w:r>
+      <w:r>
+        <w:rPr>
+          <w:b w:val="0"/>
+        </w:rPr>
+        <w:t xml:space="preserve"> or a missing/conflicting/boundary condition, with an expectation derived from the declared procedure.</w:t>
+      </w:r>
+    </w:p>
+    <w:p>
+      <w:pPr>
+        <w:spacing w:line="336" w:lineRule="auto" w:after="180"/>
+        <w:shd w:fill="F1F6FC"/>
+      </w:pPr>
+      <w:r>
+        <w:rPr>
+          <w:b w:val="0"/>
+        </w:rPr>
+        <w:t xml:space="preserve">Require preserved settings, original </w:t>
+      </w:r>
+      <w:r>
+        <w:rPr>
+          <w:b/>
+        </w:rPr>
+        <w:t>output</w:t>
+      </w:r>
+      <w:r>
+        <w:rPr>
+          <w:b w:val="0"/>
+        </w:rPr>
+        <w:t>s and data roles. Adjustment cannot repair invalid tests, post-hoc outcome selection or unreported analyses.</w:t>
+      </w:r>
+    </w:p>
+    <w:p>
+      <w:pPr>
+        <w:spacing w:line="336" w:lineRule="auto" w:after="180"/>
+        <w:shd w:fill="F1F6FC"/>
+      </w:pPr>
+      <w:r>
+        <w:rPr>
+          <w:b w:val="0"/>
+        </w:rPr>
+        <w:t xml:space="preserve">The new case should test this particular </w:t>
+      </w:r>
+      <w:r>
+        <w:rPr>
+          <w:b/>
+        </w:rPr>
+        <w:t>mechanism</w:t>
+      </w:r>
+      <w:r>
+        <w:rPr>
+          <w:b w:val="0"/>
+        </w:rPr>
+        <w:t xml:space="preserve"> rather than merely restate the original result.</w:t>
+      </w:r>
+    </w:p>
+    <w:p>
+      <w:pPr>
+        <w:pStyle w:val="Heading3"/>
+      </w:pPr>
+      <w:r>
+        <w:t>Independent assessment and fresh retry</w:t>
+      </w:r>
+    </w:p>
+    <w:p>
+      <w:pPr>
+        <w:pStyle w:val="Heading3"/>
+      </w:pPr>
+      <w:r>
+        <w:t>Teacher key · Independent assessment and fresh retry</w:t>
+      </w:r>
+    </w:p>
+    <w:p>
+      <w:pPr>
+        <w:spacing w:line="336" w:lineRule="auto" w:after="180"/>
+        <w:shd w:fill="F1F6FC"/>
+      </w:pPr>
+      <w:r>
+        <w:rPr>
+          <w:b w:val="0"/>
+        </w:rPr>
+        <w:t>W4: Threshold .0125; reject .01 only. Interpret using the valid-test assumptions, not probability of hypothesis truth. Require intermediate reasoning and the stated scope. Fresh retry: Ten tests have minimum p .006.</w:t>
+      </w:r>
+    </w:p>
+    <w:p>
+      <w:pPr>
+        <w:spacing w:line="336" w:lineRule="auto" w:after="180"/>
+        <w:shd w:fill="F1F6FC"/>
+      </w:pPr>
+      <w:r>
+        <w:rPr>
+          <w:b w:val="0"/>
+        </w:rPr>
+        <w:t>Expected reasoning: Threshold .005; no rejection if all other values are larger. Do not hide the other nine tests.</w:t>
+      </w:r>
+    </w:p>
+    <w:p>
+      <w:pPr>
+        <w:spacing w:line="336" w:lineRule="auto" w:after="180"/>
+        <w:shd w:fill="F1F6FC"/>
+      </w:pPr>
+      <w:r>
+        <w:rPr>
+          <w:b w:val="0"/>
+        </w:rPr>
+        <w:t>If students need support, record it and reassess with another new case rather than awarding independence to a copied answer.</w:t>
+      </w:r>
+    </w:p>
+    <w:p>
+      <w:pPr>
+        <w:pStyle w:val="Heading3"/>
+      </w:pPr>
+      <w:r>
+        <w:t>Assess independent transfer</w:t>
+      </w:r>
+    </w:p>
+    <w:p>
+      <w:pPr>
+        <w:pStyle w:val="Heading3"/>
+      </w:pPr>
+      <w:r>
+        <w:t>Independent question · withhold the key</w:t>
+      </w:r>
+    </w:p>
+    <w:p>
+      <w:pPr>
+        <w:spacing w:line="336" w:lineRule="auto" w:after="180"/>
+        <w:shd w:fill="F5F1FB"/>
+      </w:pPr>
+      <w:r>
+        <w:rPr>
+          <w:b w:val="0"/>
+        </w:rPr>
+        <w:t>Selected case: Four tests have p-values .01, .02, .2, .9. Compute threshold and decisions.</w:t>
+      </w:r>
+    </w:p>
+    <w:p>
+      <w:pPr>
+        <w:pStyle w:val="Heading3"/>
+      </w:pPr>
+      <w:r>
+        <w:t>Selected case answer</w:t>
+      </w:r>
+    </w:p>
+    <w:p>
+      <w:pPr>
+        <w:pStyle w:val="Heading3"/>
+      </w:pPr>
+      <w:r>
+        <w:t>Teacher key · Selected case answer</w:t>
+      </w:r>
+    </w:p>
+    <w:p>
+      <w:pPr>
+        <w:spacing w:line="336" w:lineRule="auto" w:after="180"/>
+        <w:shd w:fill="F1F6FC"/>
+      </w:pPr>
+      <w:r>
+        <w:rPr>
+          <w:b w:val="0"/>
+        </w:rPr>
         <w:t>Teacher explanation: Threshold .0125; reject .01 only. Interpret using the valid-test assumptions, not probability of hypothesis truth.</w:t>
       </w:r>
     </w:p>
@@ -1762,67 +3379,305 @@
       </w:tr>
     </w:tbl>
     <w:p>
-      <w:r>
-        <w:t>Record each dimension as not yet, with support, or independent. Accept a valid alternative procedure with a defensible trace. Do not penalise an honestly recorded model failure if the learner correctly explains its evidence and limits.</w:t>
+      <w:pPr>
+        <w:pStyle w:val="Heading3"/>
+      </w:pPr>
+      <w:r>
+        <w:t>Teacher key · Selected case answer</w:t>
       </w:r>
     </w:p>
     <w:p>
       <w:pPr>
-        <w:pStyle w:val="Heading3"/>
-      </w:pPr>
-      <w:r>
-        <w:t>Feedback that the learner uses</w:t>
+        <w:spacing w:line="336" w:lineRule="auto" w:after="180"/>
+        <w:shd w:fill="F1F6FC"/>
+      </w:pPr>
+      <w:r>
+        <w:rPr>
+          <w:b w:val="0"/>
+        </w:rPr>
+        <w:t>Record each dimension as not yet, with support, or independent. Accept a valid alternative procedure with a defensible trace.</w:t>
       </w:r>
     </w:p>
     <w:p>
-      <w:r>
-        <w:t>Name the earliest unsupported step and give one action to repair it. Have the learner make that repair now and explain why. Then assess the relevant skill on a fresh, fully specified case. Confirm it was not previously practised with feedback; solve and check the new case before assigning it. A follow-up design prompt is a starting brief, not automatically an equivalent test.</w:t>
+      <w:pPr>
+        <w:spacing w:line="336" w:lineRule="auto" w:after="180"/>
+        <w:shd w:fill="F1F6FC"/>
+      </w:pPr>
+      <w:r>
+        <w:rPr>
+          <w:b w:val="0"/>
+        </w:rPr>
+        <w:t xml:space="preserve">Do not penalise an honestly recorded model failure if the learner correctly explains its </w:t>
+      </w:r>
+      <w:r>
+        <w:rPr>
+          <w:b/>
+        </w:rPr>
+        <w:t>evidence</w:t>
+      </w:r>
+      <w:r>
+        <w:rPr>
+          <w:b w:val="0"/>
+        </w:rPr>
+        <w:t xml:space="preserve"> and limits.</w:t>
       </w:r>
     </w:p>
     <w:p>
       <w:pPr>
-        <w:pStyle w:val="Heading1"/>
-      </w:pPr>
-      <w:r>
-        <w:t>06. Connect the project, support and next lesson</w:t>
+        <w:pStyle w:val="Heading3"/>
+      </w:pPr>
+      <w:r>
+        <w:t>Feedback that the learner uses</w:t>
       </w:r>
     </w:p>
     <w:p>
-      <w:r>
-        <w:t>Add a labelled multiple comparisons evidence sheet to Reproducible AI Research Study. Show how you can explain the mechanism and terminology of multiple comparisons. Use the supplied fictional case and keep its inputs, intermediate steps, calculation or prediction, and limitation. Connect this record to last week’s record; a matching answer without a trace is insufficient.</w:t>
+      <w:pPr>
+        <w:spacing w:line="336" w:lineRule="auto" w:after="180"/>
+      </w:pPr>
+      <w:r>
+        <w:rPr>
+          <w:b w:val="0"/>
+        </w:rPr>
+        <w:t>Name the earliest unsupported step and give one action to repair it. Have the learner make that repair now and explain why. Then assess the relevant skill on a fresh, fully specified case.</w:t>
       </w:r>
     </w:p>
     <w:p>
-      <w:r>
-        <w:t>Provide an input/procedure/result/limit frame and a calculator when needed. Ask students to identify the first step before completing the whole trace. Extension: compare two concrete variants of this mechanism while holding unrelated conditions fixed; report both successful and unsuccessful outcomes.</w:t>
+      <w:pPr>
+        <w:spacing w:line="336" w:lineRule="auto" w:after="180"/>
+      </w:pPr>
+      <w:r>
+        <w:rPr>
+          <w:b w:val="0"/>
+        </w:rPr>
+        <w:t>Confirm it was not previously practised with feedback; solve and check the new case before assigning it. A follow-up design prompt is a starting brief, not automatically an equivalent test.</w:t>
       </w:r>
     </w:p>
     <w:p>
-      <w:r>
-        <w:t>Next connection: Ablation studies. Preserve the current case record and retrieve its evidence boundary before moving on.</w:t>
+      <w:pPr>
+        <w:pStyle w:val="Heading1"/>
+      </w:pPr>
+      <w:r>
+        <w:t>06. Connect the project, support and next lesson</w:t>
       </w:r>
     </w:p>
     <w:p>
       <w:r>
-        <w:t>Retain the project ledger and assess a changed case after support. Check the relevant prerequisite before carrying this component forward.</w:t>
+        <w:t>Connect Multiple comparisons to Reproducible AI Research Study, adapt support and plan a later changed-case check.</w:t>
       </w:r>
     </w:p>
     <w:p>
       <w:pPr>
-        <w:pStyle w:val="Heading3"/>
-      </w:pPr>
-      <w:r>
-        <w:t>Plan the delayed return</w:t>
+        <w:spacing w:line="336" w:lineRule="auto" w:after="180"/>
+      </w:pPr>
+      <w:r>
+        <w:rPr>
+          <w:b w:val="0"/>
+        </w:rPr>
+        <w:t xml:space="preserve">Add a labelled </w:t>
+      </w:r>
+      <w:r>
+        <w:rPr>
+          <w:b/>
+        </w:rPr>
+        <w:t>multiple comparisons</w:t>
+      </w:r>
+      <w:r>
+        <w:rPr>
+          <w:b w:val="0"/>
+        </w:rPr>
+        <w:t xml:space="preserve"> </w:t>
+      </w:r>
+      <w:r>
+        <w:rPr>
+          <w:b/>
+        </w:rPr>
+        <w:t>evidence</w:t>
+      </w:r>
+      <w:r>
+        <w:rPr>
+          <w:b w:val="0"/>
+        </w:rPr>
+        <w:t xml:space="preserve"> sheet to Reproducible AI Research Study. Show how you can explain the </w:t>
+      </w:r>
+      <w:r>
+        <w:rPr>
+          <w:b/>
+        </w:rPr>
+        <w:t>mechanism</w:t>
+      </w:r>
+      <w:r>
+        <w:rPr>
+          <w:b w:val="0"/>
+        </w:rPr>
+        <w:t xml:space="preserve"> and terminology of </w:t>
+      </w:r>
+      <w:r>
+        <w:rPr>
+          <w:b/>
+        </w:rPr>
+        <w:t>multiple comparisons</w:t>
+      </w:r>
+      <w:r>
+        <w:rPr>
+          <w:b w:val="0"/>
+        </w:rPr>
+        <w:t>.</w:t>
       </w:r>
     </w:p>
     <w:p>
-      <w:r>
-        <w:t>Suggested return points in this level: ai-7/16, ai-7/18, ai-7/21. Use actual classroom dates, adjusting for holidays and gaps. One, three and six teaching weeks are scheduling choices, not a claimed optimal spacing.</w:t>
+      <w:pPr>
+        <w:spacing w:line="336" w:lineRule="auto" w:after="180"/>
+      </w:pPr>
+      <w:r>
+        <w:rPr>
+          <w:b w:val="0"/>
+        </w:rPr>
+        <w:t xml:space="preserve">Use the supplied fictional case and keep its </w:t>
+      </w:r>
+      <w:r>
+        <w:rPr>
+          <w:b/>
+        </w:rPr>
+        <w:t>input</w:t>
+      </w:r>
+      <w:r>
+        <w:rPr>
+          <w:b w:val="0"/>
+        </w:rPr>
+        <w:t xml:space="preserve">s, intermediate steps, calculation or </w:t>
+      </w:r>
+      <w:r>
+        <w:rPr>
+          <w:b/>
+        </w:rPr>
+        <w:t>prediction</w:t>
+      </w:r>
+      <w:r>
+        <w:rPr>
+          <w:b w:val="0"/>
+        </w:rPr>
+        <w:t>, and limitation. Connect this record to last week’s record; a matching answer without a trace is insufficient.</w:t>
       </w:r>
     </w:p>
     <w:p>
-      <w:r>
-        <w:t>At a delayed check, ask for the idea from memory and a changed application. Compare with the earlier independent response and record support used. For a new level, revisit the previous capstone before checking the new prerequisites.</w:t>
+      <w:pPr>
+        <w:spacing w:line="336" w:lineRule="auto" w:after="180"/>
+      </w:pPr>
+      <w:r>
+        <w:rPr>
+          <w:b w:val="0"/>
+        </w:rPr>
+        <w:t xml:space="preserve">Provide an </w:t>
+      </w:r>
+      <w:r>
+        <w:rPr>
+          <w:b/>
+        </w:rPr>
+        <w:t>input</w:t>
+      </w:r>
+      <w:r>
+        <w:rPr>
+          <w:b w:val="0"/>
+        </w:rPr>
+        <w:t>/procedure/result/limit frame and a calculator when needed. Ask students to identify the first step before completing the whole trace.</w:t>
+      </w:r>
+    </w:p>
+    <w:p>
+      <w:pPr>
+        <w:spacing w:line="336" w:lineRule="auto" w:after="180"/>
+      </w:pPr>
+      <w:r>
+        <w:rPr>
+          <w:b w:val="0"/>
+        </w:rPr>
+        <w:t xml:space="preserve">Extension: compare two concrete variants of this </w:t>
+      </w:r>
+      <w:r>
+        <w:rPr>
+          <w:b/>
+        </w:rPr>
+        <w:t>mechanism</w:t>
+      </w:r>
+      <w:r>
+        <w:rPr>
+          <w:b w:val="0"/>
+        </w:rPr>
+        <w:t xml:space="preserve"> while holding unrelated conditions fixed; report both successful and unsuccessful outcomes.</w:t>
+      </w:r>
+    </w:p>
+    <w:p>
+      <w:pPr>
+        <w:spacing w:line="336" w:lineRule="auto" w:after="180"/>
+      </w:pPr>
+      <w:r>
+        <w:rPr>
+          <w:b w:val="0"/>
+        </w:rPr>
+        <w:t xml:space="preserve">Next connection: Ablation studies. Preserve the current case record and retrieve its </w:t>
+      </w:r>
+      <w:r>
+        <w:rPr>
+          <w:b/>
+        </w:rPr>
+        <w:t>evidence</w:t>
+      </w:r>
+      <w:r>
+        <w:rPr>
+          <w:b w:val="0"/>
+        </w:rPr>
+        <w:t xml:space="preserve"> boundary before moving on.</w:t>
+      </w:r>
+    </w:p>
+    <w:p>
+      <w:pPr>
+        <w:spacing w:line="336" w:lineRule="auto" w:after="180"/>
+      </w:pPr>
+      <w:r>
+        <w:rPr>
+          <w:b w:val="0"/>
+        </w:rPr>
+        <w:t>Retain the project ledger and assess a changed case after support. Check the relevant prerequisite before carrying this component forward.</w:t>
+      </w:r>
+    </w:p>
+    <w:p>
+      <w:pPr>
+        <w:pStyle w:val="Heading3"/>
+      </w:pPr>
+      <w:r>
+        <w:t>Plan the delayed return</w:t>
+      </w:r>
+    </w:p>
+    <w:p>
+      <w:pPr>
+        <w:spacing w:line="336" w:lineRule="auto" w:after="180"/>
+      </w:pPr>
+      <w:r>
+        <w:rPr>
+          <w:b w:val="0"/>
+        </w:rPr>
+        <w:t>Suggested return points in this level: ai-7/16, ai-7/18, ai-7/21. Use actual classroom dates, adjusting for holidays and gaps. One, three and six teaching weeks are scheduling choices, not a claimed optimal spacing.</w:t>
+      </w:r>
+    </w:p>
+    <w:p>
+      <w:pPr>
+        <w:spacing w:line="336" w:lineRule="auto" w:after="180"/>
+      </w:pPr>
+      <w:r>
+        <w:rPr>
+          <w:b w:val="0"/>
+        </w:rPr>
+        <w:t>At a delayed check, ask for the idea from memory and a changed application. Compare with the earlier independent response and record support used.</w:t>
+      </w:r>
+    </w:p>
+    <w:p>
+      <w:pPr>
+        <w:spacing w:line="336" w:lineRule="auto" w:after="180"/>
+      </w:pPr>
+      <w:r>
+        <w:rPr>
+          <w:b w:val="0"/>
+        </w:rPr>
+        <w:t>For a new level, revisit the previous capstone before checking the new prerequisites.</w:t>
       </w:r>
     </w:p>
     <w:tbl>
@@ -1982,8 +3837,26 @@
       </w:tr>
     </w:tbl>
     <w:p>
-      <w:r>
-        <w:t>Use the evidence to choose reteaching or the next step. A completed page, confidence rating or attractive project does not by itself demonstrate understanding.</w:t>
+      <w:pPr>
+        <w:spacing w:line="336" w:lineRule="auto" w:after="180"/>
+      </w:pPr>
+      <w:r>
+        <w:rPr>
+          <w:b w:val="0"/>
+        </w:rPr>
+        <w:t xml:space="preserve">Use the </w:t>
+      </w:r>
+      <w:r>
+        <w:rPr>
+          <w:b/>
+        </w:rPr>
+        <w:t>evidence</w:t>
+      </w:r>
+      <w:r>
+        <w:rPr>
+          <w:b w:val="0"/>
+        </w:rPr>
+        <w:t xml:space="preserve"> to choose reteaching or the next step. A completed page, confidence rating or attractive project does not by itself demonstrate understanding.</w:t>
       </w:r>
     </w:p>
     <w:p>
@@ -1995,7 +3868,13 @@
       </w:r>
     </w:p>
     <w:p>
-      <w:r>
+      <w:pPr>
+        <w:spacing w:line="336" w:lineRule="auto" w:after="180"/>
+      </w:pPr>
+      <w:r>
+        <w:rPr>
+          <w:b w:val="0"/>
+        </w:rPr>
         <w:t>For the Reproducible AI Research Study, retain an annotated worked trace and the changed-case reasoning. Connect the claim to its records, units and assumptions so another investigator can challenge or reproduce it.</w:t>
       </w:r>
     </w:p>
@@ -2009,12 +3888,68 @@
     </w:p>
     <w:p>
       <w:r>
-        <w:t>Teaching target: Explain the mechanism and terminology of multiple comparisons</w:t>
+        <w:t>Use this preparation summary alongside the detailed Multiple comparisons lesson; it is a checklist rather than a replacement for the full sequence.</w:t>
       </w:r>
     </w:p>
     <w:p>
-      <w:r>
-        <w:t>Prepare the labelled worked-case picture, the matching workbook, fictional input cards and a place for individual responses. Check a local Python 3 environment before class; have a paper-trace version ready.</w:t>
+      <w:pPr>
+        <w:pStyle w:val="Heading3"/>
+      </w:pPr>
+      <w:r>
+        <w:t>Teaching target</w:t>
+      </w:r>
+    </w:p>
+    <w:p>
+      <w:pPr>
+        <w:spacing w:line="336" w:lineRule="auto" w:after="180"/>
+        <w:shd w:fill="EDF7F3"/>
+      </w:pPr>
+      <w:r>
+        <w:rPr>
+          <w:b w:val="0"/>
+        </w:rPr>
+        <w:t xml:space="preserve">Teaching target: Explain the </w:t>
+      </w:r>
+      <w:r>
+        <w:rPr>
+          <w:b/>
+        </w:rPr>
+        <w:t>mechanism</w:t>
+      </w:r>
+      <w:r>
+        <w:rPr>
+          <w:b w:val="0"/>
+        </w:rPr>
+        <w:t xml:space="preserve"> and terminology of </w:t>
+      </w:r>
+      <w:r>
+        <w:rPr>
+          <w:b/>
+        </w:rPr>
+        <w:t>multiple comparisons</w:t>
+      </w:r>
+    </w:p>
+    <w:p>
+      <w:pPr>
+        <w:spacing w:line="336" w:lineRule="auto" w:after="180"/>
+      </w:pPr>
+      <w:r>
+        <w:rPr>
+          <w:b w:val="0"/>
+        </w:rPr>
+        <w:t xml:space="preserve">Prepare the labelled worked-case picture, the matching workbook, fictional </w:t>
+      </w:r>
+      <w:r>
+        <w:rPr>
+          <w:b/>
+        </w:rPr>
+        <w:t>input</w:t>
+      </w:r>
+      <w:r>
+        <w:rPr>
+          <w:b w:val="0"/>
+        </w:rPr>
+        <w:t xml:space="preserve"> cards and a place for individual responses. Check a local Python 3 environment before class; have a paper-trace version ready.</w:t>
       </w:r>
     </w:p>
     <w:tbl>
@@ -2161,37 +4096,183 @@
       </w:tr>
     </w:tbl>
     <w:p>
-      <w:r>
+      <w:pPr>
+        <w:spacing w:line="336" w:lineRule="auto" w:after="180"/>
+      </w:pPr>
+      <w:r>
+        <w:rPr>
+          <w:b w:val="0"/>
+        </w:rPr>
         <w:t>Before class, solve the supported practice: Five tests have p-values .009, .012, .3, .4, .8. Show the intermediate steps and give the conclusion with its scope.</w:t>
       </w:r>
     </w:p>
     <w:p>
-      <w:r>
-        <w:t>Reasoned practice answer: Teacher explanation: Threshold .01; only .009 rejected. An unadjusted .05 rule would also reject .012 and change family control.</w:t>
+      <w:pPr>
+        <w:pStyle w:val="Heading3"/>
+      </w:pPr>
+      <w:r>
+        <w:t>Supported practice answer</w:t>
       </w:r>
     </w:p>
     <w:p>
-      <w:r>
-        <w:t>Check every learner before discussion: Use the worked case for Multiple comparisons. Proposed explanation: “The worked result establishes every future case”. Decide whether this explanation is supported. Point to the step or supplied fact that decides; explain your repair if needed.</w:t>
+      <w:pPr>
+        <w:spacing w:line="336" w:lineRule="auto" w:after="180"/>
+        <w:shd w:fill="F1F6FC"/>
+      </w:pPr>
+      <w:r>
+        <w:rPr>
+          <w:b w:val="0"/>
+        </w:rPr>
+        <w:t>Reasoned practice answer: Teacher explanation: Threshold .01; only .009 rejected. An unadjusted .05 rule would also reject .012 and change family control.</w:t>
       </w:r>
     </w:p>
     <w:p>
-      <w:r>
-        <w:t>Misconception repair: Adjustment cannot repair invalid tests, post-hoc outcome selection or unreported analyses.</w:t>
+      <w:pPr>
+        <w:spacing w:line="336" w:lineRule="auto" w:after="180"/>
+      </w:pPr>
+      <w:r>
+        <w:rPr>
+          <w:b w:val="0"/>
+        </w:rPr>
+        <w:t xml:space="preserve">Check every learner before discussion: Use the worked case for </w:t>
+      </w:r>
+      <w:r>
+        <w:rPr>
+          <w:b/>
+        </w:rPr>
+        <w:t>Multiple comparisons</w:t>
+      </w:r>
+      <w:r>
+        <w:rPr>
+          <w:b w:val="0"/>
+        </w:rPr>
+        <w:t>. Proposed explanation: “The worked result establishes every future case”. Decide whether this explanation is supported.</w:t>
       </w:r>
     </w:p>
     <w:p>
-      <w:r>
-        <w:t>Support: read the exact case aloud, enlarge the labelled picture, supply input cards and model only the first deciding step. Accept a spoken explanation or drawing; retain the reasoning goal.</w:t>
+      <w:pPr>
+        <w:spacing w:line="336" w:lineRule="auto" w:after="180"/>
+      </w:pPr>
+      <w:r>
+        <w:rPr>
+          <w:b w:val="0"/>
+        </w:rPr>
+        <w:t>Point to the step or supplied fact that decides; explain your repair if needed.</w:t>
       </w:r>
     </w:p>
     <w:p>
-      <w:r>
-        <w:t>Extension: The declared family has ten tests instead of six; keep the listed values unchanged. Require a prediction and a reason before comparing. Expected result: The cutoff becomes 0.005, and only 0.004 among the listed values still rejects. Reason: The error allowance is divided among ten tests; all ten results must be reported, including the four not supplied here.</w:t>
+      <w:pPr>
+        <w:pStyle w:val="Heading3"/>
+      </w:pPr>
+      <w:r>
+        <w:t>Repair the misconception</w:t>
       </w:r>
     </w:p>
     <w:p>
-      <w:r>
+      <w:pPr>
+        <w:spacing w:line="336" w:lineRule="auto" w:after="180"/>
+        <w:shd w:fill="FFF5E6"/>
+      </w:pPr>
+      <w:r>
+        <w:rPr>
+          <w:b w:val="0"/>
+        </w:rPr>
+        <w:t>Misconception repair: Adjustment cannot repair invalid tests, post-hoc outcome selection or unreported analyses.</w:t>
+      </w:r>
+    </w:p>
+    <w:p>
+      <w:pPr>
+        <w:pStyle w:val="Heading3"/>
+      </w:pPr>
+      <w:r>
+        <w:t>Support without giving away the answer</w:t>
+      </w:r>
+    </w:p>
+    <w:p>
+      <w:pPr>
+        <w:spacing w:line="336" w:lineRule="auto" w:after="180"/>
+        <w:shd w:fill="F1F6F8"/>
+      </w:pPr>
+      <w:r>
+        <w:rPr>
+          <w:b w:val="0"/>
+        </w:rPr>
+        <w:t xml:space="preserve">Support: read the exact case aloud, enlarge the labelled picture, supply </w:t>
+      </w:r>
+      <w:r>
+        <w:rPr>
+          <w:b/>
+        </w:rPr>
+        <w:t>input</w:t>
+      </w:r>
+      <w:r>
+        <w:rPr>
+          <w:b w:val="0"/>
+        </w:rPr>
+        <w:t xml:space="preserve"> cards and model only the first deciding step. Accept a spoken explanation or drawing; retain the reasoning goal.</w:t>
+      </w:r>
+    </w:p>
+    <w:p>
+      <w:pPr>
+        <w:pStyle w:val="Heading3"/>
+      </w:pPr>
+      <w:r>
+        <w:t>Extend the reasoning</w:t>
+      </w:r>
+    </w:p>
+    <w:p>
+      <w:pPr>
+        <w:spacing w:line="336" w:lineRule="auto" w:after="180"/>
+        <w:shd w:fill="F5F1FB"/>
+      </w:pPr>
+      <w:r>
+        <w:rPr>
+          <w:b w:val="0"/>
+        </w:rPr>
+        <w:t xml:space="preserve">Extension: The declared family has ten tests instead of six; keep the listed values unchanged. Require a </w:t>
+      </w:r>
+      <w:r>
+        <w:rPr>
+          <w:b/>
+        </w:rPr>
+        <w:t>prediction</w:t>
+      </w:r>
+      <w:r>
+        <w:rPr>
+          <w:b w:val="0"/>
+        </w:rPr>
+        <w:t xml:space="preserve"> and a reason before comparing.</w:t>
+      </w:r>
+    </w:p>
+    <w:p>
+      <w:pPr>
+        <w:spacing w:line="336" w:lineRule="auto" w:after="180"/>
+        <w:shd w:fill="F5F1FB"/>
+      </w:pPr>
+      <w:r>
+        <w:rPr>
+          <w:b w:val="0"/>
+        </w:rPr>
+        <w:t>Expected result: The cutoff becomes 0.005, and only 0.004 among the listed values still rejects. Reason: The error allowance is divided among ten tests; all ten results must be reported, including the four not supplied here.</w:t>
+      </w:r>
+    </w:p>
+    <w:p>
+      <w:pPr>
+        <w:pStyle w:val="Heading3"/>
+      </w:pPr>
+      <w:r>
+        <w:t>Protect the independent attempt</w:t>
+      </w:r>
+    </w:p>
+    <w:p>
+      <w:pPr>
+        <w:spacing w:line="336" w:lineRule="auto" w:after="180"/>
+        <w:shd w:fill="FFF5E6"/>
+      </w:pPr>
+      <w:r>
+        <w:rPr>
+          <w:b w:val="0"/>
+        </w:rPr>
         <w:t>Independent assessment: withhold the reserved answer until the learner has attempted the new case. Record support separately from correctness.</w:t>
       </w:r>
     </w:p>
@@ -2380,46 +4461,893 @@
       </w:tr>
     </w:tbl>
     <w:p>
-      <w:r>
-        <w:t>Project checkpoint: Test changed cases. Keep normal, boundary and failure cases; compare expected and observed results.</w:t>
+      <w:pPr>
+        <w:pStyle w:val="Heading3"/>
+      </w:pPr>
+      <w:r>
+        <w:t>Project checkpoint</w:t>
       </w:r>
     </w:p>
     <w:p>
-      <w:r>
-        <w:t>Use the weekly teacher answer for topic-specific reasoning. A saved progress tick is an activity record; judge mastery from the learner’s explanation and evidence.</w:t>
+      <w:pPr>
+        <w:spacing w:line="336" w:lineRule="auto" w:after="180"/>
+        <w:shd w:fill="EDF7F3"/>
+      </w:pPr>
+      <w:r>
+        <w:rPr>
+          <w:b w:val="0"/>
+        </w:rPr>
+        <w:t>Project checkpoint: Test changed cases. Keep normal, boundary and failure cases; compare expected and observed results.</w:t>
       </w:r>
     </w:p>
     <w:p>
       <w:pPr>
-        <w:pStyle w:val="Heading1"/>
-      </w:pPr>
-      <w:r>
-        <w:t>08. Use feedback, labs and repair paths</w:t>
+        <w:spacing w:line="336" w:lineRule="auto" w:after="180"/>
+      </w:pPr>
+      <w:r>
+        <w:rPr>
+          <w:b w:val="0"/>
+        </w:rPr>
+        <w:t xml:space="preserve">Use the weekly teacher answer for topic-specific reasoning. A saved progress tick is an activity record; judge mastery from the learner’s explanation and </w:t>
+      </w:r>
+      <w:r>
+        <w:rPr>
+          <w:b/>
+        </w:rPr>
+        <w:t>evidence</w:t>
+      </w:r>
+      <w:r>
+        <w:rPr>
+          <w:b w:val="0"/>
+        </w:rPr>
+        <w:t>.</w:t>
       </w:r>
     </w:p>
     <w:p>
-      <w:r>
-        <w:t>Use the two formative questions as supported practice, not as independent mastery scores. Discuss the deciding evidence rather than accepting a guessed selection.</w:t>
+      <w:pPr>
+        <w:pStyle w:val="Heading1"/>
+      </w:pPr>
+      <w:r>
+        <w:t>08. Use feedback, labs and repair paths</w:t>
       </w:r>
     </w:p>
     <w:p>
       <w:r>
-        <w:t>The feedback comes from the reviewed public worked case. Do not reveal the separately reserved independent teacher answer until the learner has attempted that case.</w:t>
+        <w:t>Use feedback, earlier review and portfolios purposefully. Apply the coding routine only when this lesson has an executable lab.</w:t>
       </w:r>
     </w:p>
     <w:p>
-      <w:r>
-        <w:t>Ask students to predict before running code. Preserve errors and actual outputs; collect a changed test and an explanation. The branch-boundary and indexing lessons deliberately include failure cases.</w:t>
+      <w:pPr>
+        <w:spacing w:line="336" w:lineRule="auto" w:after="180"/>
+      </w:pPr>
+      <w:r>
+        <w:rPr>
+          <w:b w:val="0"/>
+        </w:rPr>
+        <w:t xml:space="preserve">Use the two formative questions as supported practice, not as independent mastery scores. Discuss the deciding </w:t>
+      </w:r>
+      <w:r>
+        <w:rPr>
+          <w:b/>
+        </w:rPr>
+        <w:t>evidence</w:t>
+      </w:r>
+      <w:r>
+        <w:rPr>
+          <w:b w:val="0"/>
+        </w:rPr>
+        <w:t xml:space="preserve"> rather than accepting a guessed selection.</w:t>
       </w:r>
     </w:p>
     <w:p>
-      <w:r>
-        <w:t>Use the earlier worked-explanation links to address a specific missing building block, then return to the current question. Adapt this suggestion after observing the learner; it is not an automatic diagnosis.</w:t>
+      <w:pPr>
+        <w:spacing w:line="336" w:lineRule="auto" w:after="180"/>
+      </w:pPr>
+      <w:r>
+        <w:rPr>
+          <w:b w:val="0"/>
+        </w:rPr>
+        <w:t>The feedback comes from the reviewed public worked case. Do not reveal the separately reserved independent teacher answer until the learner has attempted that case.</w:t>
       </w:r>
     </w:p>
     <w:p>
-      <w:r>
-        <w:t>Collect the completed-work portfolio as evidence. Record support separately from correctness, and assess explanation, trace/test and limitations. Progress ticks and quiz selections alone do not establish mastery.</w:t>
+      <w:pPr>
+        <w:spacing w:line="336" w:lineRule="auto" w:after="180"/>
+      </w:pPr>
+      <w:r>
+        <w:rPr>
+          <w:b w:val="0"/>
+        </w:rPr>
+        <w:t xml:space="preserve">Ask students to predict before running code. Preserve errors and actual </w:t>
+      </w:r>
+      <w:r>
+        <w:rPr>
+          <w:b/>
+        </w:rPr>
+        <w:t>output</w:t>
+      </w:r>
+      <w:r>
+        <w:rPr>
+          <w:b w:val="0"/>
+        </w:rPr>
+        <w:t>s; collect a changed test and an explanation. The branch-boundary and indexing lessons deliberately include failure cases.</w:t>
+      </w:r>
+    </w:p>
+    <w:p>
+      <w:pPr>
+        <w:spacing w:line="336" w:lineRule="auto" w:after="180"/>
+      </w:pPr>
+      <w:r>
+        <w:rPr>
+          <w:b w:val="0"/>
+        </w:rPr>
+        <w:t>Use the earlier worked-explanation links to address a specific missing building block, then return to the current question. Adapt this suggestion after observing the learner; it is not an automatic diagnosis.</w:t>
+      </w:r>
+    </w:p>
+    <w:p>
+      <w:pPr>
+        <w:spacing w:line="336" w:lineRule="auto" w:after="180"/>
+      </w:pPr>
+      <w:r>
+        <w:rPr>
+          <w:b w:val="0"/>
+        </w:rPr>
+        <w:t xml:space="preserve">Collect the completed-work portfolio as </w:t>
+      </w:r>
+      <w:r>
+        <w:rPr>
+          <w:b/>
+        </w:rPr>
+        <w:t>evidence</w:t>
+      </w:r>
+      <w:r>
+        <w:rPr>
+          <w:b w:val="0"/>
+        </w:rPr>
+        <w:t>. Record support separately from correctness, and assess explanation, trace/test and limitations. Progress ticks and quiz selections alone do not establish mastery.</w:t>
+      </w:r>
+    </w:p>
+    <w:p>
+      <w:pPr>
+        <w:pStyle w:val="Heading1"/>
+      </w:pPr>
+      <w:r>
+        <w:t>09. Visual concept journey</w:t>
+      </w:r>
+    </w:p>
+    <w:p>
+      <w:r>
+        <w:t>Show one Multiple comparisons graphic at a time, request a prediction and discuss its trace before the independent assessment.</w:t>
+      </w:r>
+    </w:p>
+    <w:p>
+      <w:pPr>
+        <w:spacing w:line="336" w:lineRule="auto" w:after="180"/>
+      </w:pPr>
+      <w:r>
+        <w:rPr>
+          <w:b w:val="0"/>
+        </w:rPr>
+        <w:t xml:space="preserve">Use one picture at a time. Hide a worked result before asking for a </w:t>
+      </w:r>
+      <w:r>
+        <w:rPr>
+          <w:b/>
+        </w:rPr>
+        <w:t>prediction</w:t>
+      </w:r>
+      <w:r>
+        <w:rPr>
+          <w:b w:val="0"/>
+        </w:rPr>
+        <w:t>, then reveal it for feedback. These are supported teaching cases; retain the separate independent assessment for a fresh first attempt.</w:t>
+      </w:r>
+    </w:p>
+    <w:p>
+      <w:pPr>
+        <w:pStyle w:val="Heading3"/>
+      </w:pPr>
+      <w:r>
+        <w:t>01. Multiple comparisons: the case</w:t>
+      </w:r>
+    </w:p>
+    <w:p>
+      <w:r>
+        <w:drawing>
+          <wp:inline xmlns:a="http://schemas.openxmlformats.org/drawingml/2006/main" xmlns:pic="http://schemas.openxmlformats.org/drawingml/2006/picture">
+            <wp:extent cx="5486400" cy="2834640"/>
+            <wp:docPr id="3" name="Picture 3" descr="Six declared prompt comparisons. A team performs six valid hypothesis tests and applies a predeclared Bonferroni familywise threshold. Supplied facts: Familywise alpha=0.05. Supplied unadjusted p-values are 0.004,0.012,0.02,0.08,0.4,0.9. These values are stipulated, not calculated from invented data."/>
+            <wp:cNvGraphicFramePr>
+              <a:graphicFrameLocks noChangeAspect="1"/>
+            </wp:cNvGraphicFramePr>
+            <a:graphic>
+              <a:graphicData uri="http://schemas.openxmlformats.org/drawingml/2006/picture">
+                <pic:pic>
+                  <pic:nvPicPr>
+                    <pic:cNvPr id="0" name="academy-story-ai-7-15-01.png"/>
+                    <pic:cNvPicPr/>
+                  </pic:nvPicPr>
+                  <pic:blipFill>
+                    <a:blip r:embed="rId11"/>
+                    <a:stretch>
+                      <a:fillRect/>
+                    </a:stretch>
+                  </pic:blipFill>
+                  <pic:spPr>
+                    <a:xfrm>
+                      <a:off x="0" y="0"/>
+                      <a:ext cx="5486400" cy="2834640"/>
+                    </a:xfrm>
+                    <a:prstGeom prst="rect"/>
+                  </pic:spPr>
+                </pic:pic>
+              </a:graphicData>
+            </a:graphic>
+          </wp:inline>
+        </w:drawing>
+      </w:r>
+    </w:p>
+    <w:p>
+      <w:pPr>
+        <w:spacing w:line="336" w:lineRule="auto" w:after="180"/>
+      </w:pPr>
+      <w:r>
+        <w:rPr>
+          <w:b w:val="0"/>
+        </w:rPr>
+        <w:t>Six declared prompt comparisons. A team performs six valid hypothesis tests and applies a predeclared Bonferroni familywise threshold. Supplied facts: Familywise alpha=0.05.</w:t>
+      </w:r>
+    </w:p>
+    <w:p>
+      <w:pPr>
+        <w:spacing w:line="336" w:lineRule="auto" w:after="180"/>
+      </w:pPr>
+      <w:r>
+        <w:rPr>
+          <w:b w:val="0"/>
+        </w:rPr>
+        <w:t>Supplied unadjusted p-values are 0.004,0.012,0.02,0.08,0.4,0.9. These values are stipulated, not calculated from invented data.</w:t>
+      </w:r>
+    </w:p>
+    <w:p>
+      <w:pPr>
+        <w:spacing w:line="336" w:lineRule="auto" w:after="180"/>
+        <w:shd w:fill="F5F1FB"/>
+      </w:pPr>
+      <w:r>
+        <w:rPr>
+          <w:b w:val="0"/>
+        </w:rPr>
+        <w:t>Point to the given fact that matters most. Explain why it matters.</w:t>
+      </w:r>
+    </w:p>
+    <w:p>
+      <w:pPr>
+        <w:pStyle w:val="Heading3"/>
+      </w:pPr>
+      <w:r>
+        <w:t>Discuss while showing the picture</w:t>
+      </w:r>
+    </w:p>
+    <w:p>
+      <w:pPr>
+        <w:spacing w:line="336" w:lineRule="auto" w:after="180"/>
+        <w:shd w:fill="F1F6F8"/>
+      </w:pPr>
+      <w:r>
+        <w:rPr>
+          <w:b w:val="0"/>
+        </w:rPr>
+        <w:t>Teacher prompt: Point to the given fact that matters most. Explain why it matters. Ask learners to describe one label or arrow in ordinary words. Use the adjacent transcript if the image is difficult to see.</w:t>
+      </w:r>
+    </w:p>
+    <w:p>
+      <w:pPr>
+        <w:pStyle w:val="Heading3"/>
+      </w:pPr>
+      <w:r>
+        <w:t>02. Follow the deciding steps</w:t>
+      </w:r>
+    </w:p>
+    <w:p>
+      <w:r>
+        <w:drawing>
+          <wp:inline xmlns:a="http://schemas.openxmlformats.org/drawingml/2006/main" xmlns:pic="http://schemas.openxmlformats.org/drawingml/2006/picture">
+            <wp:extent cx="5486400" cy="3182112"/>
+            <wp:docPr id="4" name="Picture 4" descr="Count the planned tests: There are six tests in the declared family. → Compute corrected threshold: 0.05/6 is about 0.00833 for each test. → Apply all six decisions: Only 0.004 is below 0.00833; the other five do not reject under this rule."/>
+            <wp:cNvGraphicFramePr>
+              <a:graphicFrameLocks noChangeAspect="1"/>
+            </wp:cNvGraphicFramePr>
+            <a:graphic>
+              <a:graphicData uri="http://schemas.openxmlformats.org/drawingml/2006/picture">
+                <pic:pic>
+                  <pic:nvPicPr>
+                    <pic:cNvPr id="0" name="academy-story-ai-7-15-02.png"/>
+                    <pic:cNvPicPr/>
+                  </pic:nvPicPr>
+                  <pic:blipFill>
+                    <a:blip r:embed="rId12"/>
+                    <a:stretch>
+                      <a:fillRect/>
+                    </a:stretch>
+                  </pic:blipFill>
+                  <pic:spPr>
+                    <a:xfrm>
+                      <a:off x="0" y="0"/>
+                      <a:ext cx="5486400" cy="3182112"/>
+                    </a:xfrm>
+                    <a:prstGeom prst="rect"/>
+                  </pic:spPr>
+                </pic:pic>
+              </a:graphicData>
+            </a:graphic>
+          </wp:inline>
+        </w:drawing>
+      </w:r>
+    </w:p>
+    <w:p>
+      <w:pPr>
+        <w:spacing w:line="336" w:lineRule="auto" w:after="180"/>
+      </w:pPr>
+      <w:r>
+        <w:rPr>
+          <w:b w:val="0"/>
+        </w:rPr>
+        <w:t>Count the planned tests: There are six tests in the declared family. → Compute corrected threshold: 0.05/6 is about 0.00833 for each test. → Apply all six decisions: Only 0.004 is below 0.00833; the other five do not reject under this rule.</w:t>
+      </w:r>
+    </w:p>
+    <w:p>
+      <w:pPr>
+        <w:spacing w:line="336" w:lineRule="auto" w:after="180"/>
+        <w:shd w:fill="F5F1FB"/>
+      </w:pPr>
+      <w:r>
+        <w:rPr>
+          <w:b w:val="0"/>
+        </w:rPr>
+        <w:t xml:space="preserve">Point to each numbered stage and explain which recorded </w:t>
+      </w:r>
+      <w:r>
+        <w:rPr>
+          <w:b/>
+        </w:rPr>
+        <w:t>input</w:t>
+      </w:r>
+      <w:r>
+        <w:rPr>
+          <w:b w:val="0"/>
+        </w:rPr>
+        <w:t xml:space="preserve"> it uses.</w:t>
+      </w:r>
+    </w:p>
+    <w:p>
+      <w:pPr>
+        <w:pStyle w:val="Heading3"/>
+      </w:pPr>
+      <w:r>
+        <w:t>Discuss while showing the picture</w:t>
+      </w:r>
+    </w:p>
+    <w:p>
+      <w:pPr>
+        <w:spacing w:line="336" w:lineRule="auto" w:after="180"/>
+        <w:shd w:fill="F1F6F8"/>
+      </w:pPr>
+      <w:r>
+        <w:rPr>
+          <w:b w:val="0"/>
+        </w:rPr>
+        <w:t xml:space="preserve">Teacher prompt: Point to each numbered stage and explain which recorded </w:t>
+      </w:r>
+      <w:r>
+        <w:rPr>
+          <w:b/>
+        </w:rPr>
+        <w:t>input</w:t>
+      </w:r>
+      <w:r>
+        <w:rPr>
+          <w:b w:val="0"/>
+        </w:rPr>
+        <w:t xml:space="preserve"> it uses. Ask learners to describe one label or arrow in ordinary words. Use the adjacent transcript if the image is difficult to see.</w:t>
+      </w:r>
+    </w:p>
+    <w:p>
+      <w:pPr>
+        <w:pStyle w:val="Heading3"/>
+      </w:pPr>
+      <w:r>
+        <w:t>03. Supplied p-values and six-test decisions</w:t>
+      </w:r>
+    </w:p>
+    <w:p>
+      <w:r>
+        <w:drawing>
+          <wp:inline xmlns:a="http://schemas.openxmlformats.org/drawingml/2006/main" xmlns:pic="http://schemas.openxmlformats.org/drawingml/2006/picture">
+            <wp:extent cx="5486400" cy="3938016"/>
+            <wp:docPr id="5" name="Picture 5" descr="Supplied p-values and six-test decisions. Test 1: Supplied p = 0.004, At cutoff 0.00833 = Reject. Test 2: Supplied p = 0.012, At cutoff 0.00833 = Do not reject. Test 3: Supplied p = 0.02, At cutoff 0.00833 = Do not reject. Test 4: Supplied p = 0.08, At cutoff 0.00833 = Do not reject. Test 5: Supplied p = 0.4, At cutoff 0.00833 = Do not reject. Test 6: Supplied p = 0.9, At cutoff 0.00833 = Do not reject."/>
+            <wp:cNvGraphicFramePr>
+              <a:graphicFrameLocks noChangeAspect="1"/>
+            </wp:cNvGraphicFramePr>
+            <a:graphic>
+              <a:graphicData uri="http://schemas.openxmlformats.org/drawingml/2006/picture">
+                <pic:pic>
+                  <pic:nvPicPr>
+                    <pic:cNvPr id="0" name="academy-story-ai-7-15-03.png"/>
+                    <pic:cNvPicPr/>
+                  </pic:nvPicPr>
+                  <pic:blipFill>
+                    <a:blip r:embed="rId13"/>
+                    <a:stretch>
+                      <a:fillRect/>
+                    </a:stretch>
+                  </pic:blipFill>
+                  <pic:spPr>
+                    <a:xfrm>
+                      <a:off x="0" y="0"/>
+                      <a:ext cx="5486400" cy="3938016"/>
+                    </a:xfrm>
+                    <a:prstGeom prst="rect"/>
+                  </pic:spPr>
+                </pic:pic>
+              </a:graphicData>
+            </a:graphic>
+          </wp:inline>
+        </w:drawing>
+      </w:r>
+    </w:p>
+    <w:p>
+      <w:pPr>
+        <w:spacing w:line="336" w:lineRule="auto" w:after="180"/>
+      </w:pPr>
+      <w:r>
+        <w:rPr>
+          <w:b w:val="0"/>
+        </w:rPr>
+        <w:t>Supplied p-values and six-test decisions. Test 1: Supplied p = 0.004, At cutoff 0.00833 = Reject. Test 2: Supplied p = 0.012, At cutoff 0.00833 = Do not reject. Test 3: Supplied p = 0.02, At cutoff 0.00833 = Do not reject.</w:t>
+      </w:r>
+    </w:p>
+    <w:p>
+      <w:pPr>
+        <w:spacing w:line="336" w:lineRule="auto" w:after="180"/>
+      </w:pPr>
+      <w:r>
+        <w:rPr>
+          <w:b w:val="0"/>
+        </w:rPr>
+        <w:t>Test 4: Supplied p = 0.08, At cutoff 0.00833 = Do not reject. Test 5: Supplied p = 0.4, At cutoff 0.00833 = Do not reject. Test 6: Supplied p = 0.9, At cutoff 0.00833 = Do not reject.</w:t>
+      </w:r>
+    </w:p>
+    <w:p>
+      <w:pPr>
+        <w:spacing w:line="336" w:lineRule="auto" w:after="180"/>
+        <w:shd w:fill="F5F1FB"/>
+      </w:pPr>
+      <w:r>
+        <w:rPr>
+          <w:b w:val="0"/>
+        </w:rPr>
+        <w:t>Read the labels and values. Explain the relationship the model shows.</w:t>
+      </w:r>
+    </w:p>
+    <w:p>
+      <w:pPr>
+        <w:pStyle w:val="Heading3"/>
+      </w:pPr>
+      <w:r>
+        <w:t>Discuss while showing the picture</w:t>
+      </w:r>
+    </w:p>
+    <w:p>
+      <w:pPr>
+        <w:spacing w:line="336" w:lineRule="auto" w:after="180"/>
+        <w:shd w:fill="F1F6F8"/>
+      </w:pPr>
+      <w:r>
+        <w:rPr>
+          <w:b w:val="0"/>
+        </w:rPr>
+        <w:t>Teacher prompt: Read the labels and values. Explain the relationship the model shows. Ask learners to describe one label or arrow in ordinary words. Use the adjacent transcript if the image is difficult to see.</w:t>
+      </w:r>
+    </w:p>
+    <w:p>
+      <w:pPr>
+        <w:spacing w:line="336" w:lineRule="auto" w:after="180"/>
+        <w:shd w:fill="F1F6F8"/>
+      </w:pPr>
+      <w:r>
+        <w:rPr>
+          <w:b w:val="0"/>
+        </w:rPr>
+        <w:t>Check row/column meanings, units and denominators before discussing a difference. Supplied toy values are not real class or model results.</w:t>
+      </w:r>
+    </w:p>
+    <w:p>
+      <w:pPr>
+        <w:pStyle w:val="Heading3"/>
+      </w:pPr>
+      <w:r>
+        <w:t>04. Change one thing. Trace what follows.</w:t>
+      </w:r>
+    </w:p>
+    <w:p>
+      <w:r>
+        <w:drawing>
+          <wp:inline xmlns:a="http://schemas.openxmlformats.org/drawingml/2006/main" xmlns:pic="http://schemas.openxmlformats.org/drawingml/2006/picture">
+            <wp:extent cx="5486400" cy="3179064"/>
+            <wp:docPr id="6" name="Picture 6" descr="Original case: Only 0.004 is below 0.00833; the other five do not reject under this rule. Changed condition: The declared family has ten tests instead of six; keep the listed values unchanged. Expected result: The cutoff becomes 0.005, and only 0.004 among the listed values still rejects. Reason: The error allowance is divided among ten tests; all ten results must be reported, including the four not supplied here."/>
+            <wp:cNvGraphicFramePr>
+              <a:graphicFrameLocks noChangeAspect="1"/>
+            </wp:cNvGraphicFramePr>
+            <a:graphic>
+              <a:graphicData uri="http://schemas.openxmlformats.org/drawingml/2006/picture">
+                <pic:pic>
+                  <pic:nvPicPr>
+                    <pic:cNvPr id="0" name="academy-story-ai-7-15-04.png"/>
+                    <pic:cNvPicPr/>
+                  </pic:nvPicPr>
+                  <pic:blipFill>
+                    <a:blip r:embed="rId14"/>
+                    <a:stretch>
+                      <a:fillRect/>
+                    </a:stretch>
+                  </pic:blipFill>
+                  <pic:spPr>
+                    <a:xfrm>
+                      <a:off x="0" y="0"/>
+                      <a:ext cx="5486400" cy="3179064"/>
+                    </a:xfrm>
+                    <a:prstGeom prst="rect"/>
+                  </pic:spPr>
+                </pic:pic>
+              </a:graphicData>
+            </a:graphic>
+          </wp:inline>
+        </w:drawing>
+      </w:r>
+    </w:p>
+    <w:p>
+      <w:pPr>
+        <w:spacing w:line="336" w:lineRule="auto" w:after="180"/>
+      </w:pPr>
+      <w:r>
+        <w:rPr>
+          <w:b w:val="0"/>
+        </w:rPr>
+        <w:t>Original case: Only 0.004 is below 0.00833; the other five do not reject under this rule. Changed condition: The declared family has ten tests instead of six; keep the listed values unchanged.</w:t>
+      </w:r>
+    </w:p>
+    <w:p>
+      <w:pPr>
+        <w:spacing w:line="336" w:lineRule="auto" w:after="180"/>
+      </w:pPr>
+      <w:r>
+        <w:rPr>
+          <w:b w:val="0"/>
+        </w:rPr>
+        <w:t>Expected result: The cutoff becomes 0.005, and only 0.004 among the listed values still rejects. Reason: The error allowance is divided among ten tests; all ten results must be reported, including the four not supplied here.</w:t>
+      </w:r>
+    </w:p>
+    <w:p>
+      <w:pPr>
+        <w:spacing w:line="336" w:lineRule="auto" w:after="180"/>
+        <w:shd w:fill="F5F1FB"/>
+      </w:pPr>
+      <w:r>
+        <w:rPr>
+          <w:b w:val="0"/>
+        </w:rPr>
+        <w:t>Predict before checking the worked changed-case result. Name what changed and what the supplied facts allow you to conclude.</w:t>
+      </w:r>
+    </w:p>
+    <w:p>
+      <w:pPr>
+        <w:pStyle w:val="Heading3"/>
+      </w:pPr>
+      <w:r>
+        <w:t>Discuss while showing the picture</w:t>
+      </w:r>
+    </w:p>
+    <w:p>
+      <w:pPr>
+        <w:spacing w:line="336" w:lineRule="auto" w:after="180"/>
+        <w:shd w:fill="F1F6F8"/>
+      </w:pPr>
+      <w:r>
+        <w:rPr>
+          <w:b w:val="0"/>
+        </w:rPr>
+        <w:t>Teacher prompt: Predict before checking the worked changed-case result. Name what changed and what the supplied facts allow you to conclude. Ask learners to describe one label or arrow in ordinary words.</w:t>
+      </w:r>
+    </w:p>
+    <w:p>
+      <w:pPr>
+        <w:spacing w:line="336" w:lineRule="auto" w:after="180"/>
+        <w:shd w:fill="F1F6F8"/>
+      </w:pPr>
+      <w:r>
+        <w:rPr>
+          <w:b w:val="0"/>
+        </w:rPr>
+        <w:t>Use the adjacent transcript if the image is difficult to see. Changed-case reasoning: The error allowance is divided among ten tests; all ten results must be reported, including the four not supplied here.</w:t>
+      </w:r>
+    </w:p>
+    <w:p>
+      <w:pPr>
+        <w:pStyle w:val="Heading3"/>
+      </w:pPr>
+      <w:r>
+        <w:t>05. Connect the explanation to its limit</w:t>
+      </w:r>
+    </w:p>
+    <w:p>
+      <w:r>
+        <w:drawing>
+          <wp:inline xmlns:a="http://schemas.openxmlformats.org/drawingml/2006/main" xmlns:pic="http://schemas.openxmlformats.org/drawingml/2006/picture">
+            <wp:extent cx="5486400" cy="2834640"/>
+            <wp:docPr id="7" name="Picture 7" descr="Searching many comparisons provides more chances for false positives. Bonferroni divides the error allowance across the declared family; valid individual p-values are required. A rejected null is not automatically a large or useful improvement. Limit: No effect size or real data is supplied. Bonferroni can be conservative and cannot repair invalid p-values or undisclosed outcome-driven test selection."/>
+            <wp:cNvGraphicFramePr>
+              <a:graphicFrameLocks noChangeAspect="1"/>
+            </wp:cNvGraphicFramePr>
+            <a:graphic>
+              <a:graphicData uri="http://schemas.openxmlformats.org/drawingml/2006/picture">
+                <pic:pic>
+                  <pic:nvPicPr>
+                    <pic:cNvPr id="0" name="academy-story-ai-7-15-05.png"/>
+                    <pic:cNvPicPr/>
+                  </pic:nvPicPr>
+                  <pic:blipFill>
+                    <a:blip r:embed="rId15"/>
+                    <a:stretch>
+                      <a:fillRect/>
+                    </a:stretch>
+                  </pic:blipFill>
+                  <pic:spPr>
+                    <a:xfrm>
+                      <a:off x="0" y="0"/>
+                      <a:ext cx="5486400" cy="2834640"/>
+                    </a:xfrm>
+                    <a:prstGeom prst="rect"/>
+                  </pic:spPr>
+                </pic:pic>
+              </a:graphicData>
+            </a:graphic>
+          </wp:inline>
+        </w:drawing>
+      </w:r>
+    </w:p>
+    <w:p>
+      <w:pPr>
+        <w:spacing w:line="336" w:lineRule="auto" w:after="180"/>
+      </w:pPr>
+      <w:r>
+        <w:rPr>
+          <w:b w:val="0"/>
+        </w:rPr>
+        <w:t>Searching many comparisons provides more chances for false positives. Bonferroni divides the error allowance across the declared family; valid individual p-values are required.</w:t>
+      </w:r>
+    </w:p>
+    <w:p>
+      <w:pPr>
+        <w:spacing w:line="336" w:lineRule="auto" w:after="180"/>
+      </w:pPr>
+      <w:r>
+        <w:rPr>
+          <w:b w:val="0"/>
+        </w:rPr>
+        <w:t>A rejected null is not automatically a large or useful improvement. Limit: No effect size or real data is supplied.</w:t>
+      </w:r>
+    </w:p>
+    <w:p>
+      <w:pPr>
+        <w:spacing w:line="336" w:lineRule="auto" w:after="180"/>
+      </w:pPr>
+      <w:r>
+        <w:rPr>
+          <w:b w:val="0"/>
+        </w:rPr>
+        <w:t>Bonferroni can be conservative and cannot repair invalid p-values or undisclosed outcome-driven test selection.</w:t>
+      </w:r>
+    </w:p>
+    <w:p>
+      <w:pPr>
+        <w:spacing w:line="336" w:lineRule="auto" w:after="180"/>
+        <w:shd w:fill="F5F1FB"/>
+      </w:pPr>
+      <w:r>
+        <w:rPr>
+          <w:b w:val="0"/>
+        </w:rPr>
+        <w:t>Explain the case, then point to a limit on the claim.</w:t>
+      </w:r>
+    </w:p>
+    <w:p>
+      <w:pPr>
+        <w:pStyle w:val="Heading3"/>
+      </w:pPr>
+      <w:r>
+        <w:t>Discuss while showing the picture</w:t>
+      </w:r>
+    </w:p>
+    <w:p>
+      <w:pPr>
+        <w:spacing w:line="336" w:lineRule="auto" w:after="180"/>
+        <w:shd w:fill="F1F6F8"/>
+      </w:pPr>
+      <w:r>
+        <w:rPr>
+          <w:b w:val="0"/>
+        </w:rPr>
+        <w:t>Teacher prompt: Explain the case, then point to a limit on the claim. Ask learners to describe one label or arrow in ordinary words. Use the adjacent transcript if the image is difficult to see.</w:t>
+      </w:r>
+    </w:p>
+    <w:p>
+      <w:pPr>
+        <w:spacing w:line="336" w:lineRule="auto" w:after="180"/>
+        <w:shd w:fill="F1F6F8"/>
+      </w:pPr>
+      <w:r>
+        <w:rPr>
+          <w:b w:val="0"/>
+        </w:rPr>
+        <w:t>Keep the stated scope: No effect size or real data is supplied. Bonferroni can be conservative and cannot repair invalid p-values or undisclosed outcome-driven test selection.</w:t>
+      </w:r>
+    </w:p>
+    <w:p>
+      <w:pPr>
+        <w:pStyle w:val="Heading3"/>
+      </w:pPr>
+      <w:r>
+        <w:t>06. Make the idea visible in your project</w:t>
+      </w:r>
+    </w:p>
+    <w:p>
+      <w:r>
+        <w:drawing>
+          <wp:inline xmlns:a="http://schemas.openxmlformats.org/drawingml/2006/main" xmlns:pic="http://schemas.openxmlformats.org/drawingml/2006/picture">
+            <wp:extent cx="5486400" cy="3681984"/>
+            <wp:docPr id="8" name="Picture 8" descr="For the Reproducible AI Research Study, retain an annotated worked trace and the changed-case reasoning. Connect the claim to its records, units and assumptions so another investigator can challenge or reproduce it. Draw your input, deciding step, result and limit. Supported question: Calculate the six-test cutoff and identify which supplied p-values reject. Why must the team count every planned comparison rather than report only its smallest p-value?"/>
+            <wp:cNvGraphicFramePr>
+              <a:graphicFrameLocks noChangeAspect="1"/>
+            </wp:cNvGraphicFramePr>
+            <a:graphic>
+              <a:graphicData uri="http://schemas.openxmlformats.org/drawingml/2006/picture">
+                <pic:pic>
+                  <pic:nvPicPr>
+                    <pic:cNvPr id="0" name="academy-story-ai-7-15-06.png"/>
+                    <pic:cNvPicPr/>
+                  </pic:nvPicPr>
+                  <pic:blipFill>
+                    <a:blip r:embed="rId16"/>
+                    <a:stretch>
+                      <a:fillRect/>
+                    </a:stretch>
+                  </pic:blipFill>
+                  <pic:spPr>
+                    <a:xfrm>
+                      <a:off x="0" y="0"/>
+                      <a:ext cx="5486400" cy="3681984"/>
+                    </a:xfrm>
+                    <a:prstGeom prst="rect"/>
+                  </pic:spPr>
+                </pic:pic>
+              </a:graphicData>
+            </a:graphic>
+          </wp:inline>
+        </w:drawing>
+      </w:r>
+    </w:p>
+    <w:p>
+      <w:pPr>
+        <w:spacing w:line="336" w:lineRule="auto" w:after="180"/>
+      </w:pPr>
+      <w:r>
+        <w:rPr>
+          <w:b w:val="0"/>
+        </w:rPr>
+        <w:t>For the Reproducible AI Research Study, retain an annotated worked trace and the changed-case reasoning. Connect the claim to its records, units and assumptions so another investigator can challenge or reproduce it.</w:t>
+      </w:r>
+    </w:p>
+    <w:p>
+      <w:pPr>
+        <w:spacing w:line="336" w:lineRule="auto" w:after="180"/>
+      </w:pPr>
+      <w:r>
+        <w:rPr>
+          <w:b w:val="0"/>
+        </w:rPr>
+        <w:t xml:space="preserve">Draw your </w:t>
+      </w:r>
+      <w:r>
+        <w:rPr>
+          <w:b/>
+        </w:rPr>
+        <w:t>input</w:t>
+      </w:r>
+      <w:r>
+        <w:rPr>
+          <w:b w:val="0"/>
+        </w:rPr>
+        <w:t>, deciding step, result and limit. Supported question: Calculate the six-test cutoff and identify which supplied p-values reject.</w:t>
+      </w:r>
+    </w:p>
+    <w:p>
+      <w:pPr>
+        <w:spacing w:line="336" w:lineRule="auto" w:after="180"/>
+      </w:pPr>
+      <w:r>
+        <w:rPr>
+          <w:b w:val="0"/>
+        </w:rPr>
+        <w:t>Why must the team count every planned comparison rather than report only its smallest p-value?</w:t>
+      </w:r>
+    </w:p>
+    <w:p>
+      <w:pPr>
+        <w:spacing w:line="336" w:lineRule="auto" w:after="180"/>
+        <w:shd w:fill="F5F1FB"/>
+      </w:pPr>
+      <w:r>
+        <w:rPr>
+          <w:b w:val="0"/>
+        </w:rPr>
+        <w:t xml:space="preserve">Draw your project trace and justify the deciding step using </w:t>
+      </w:r>
+      <w:r>
+        <w:rPr>
+          <w:b/>
+        </w:rPr>
+        <w:t>evidence</w:t>
+      </w:r>
+      <w:r>
+        <w:rPr>
+          <w:b w:val="0"/>
+        </w:rPr>
+        <w:t>.</w:t>
+      </w:r>
+    </w:p>
+    <w:p>
+      <w:pPr>
+        <w:pStyle w:val="Heading3"/>
+      </w:pPr>
+      <w:r>
+        <w:t>Discuss while showing the picture</w:t>
+      </w:r>
+    </w:p>
+    <w:p>
+      <w:pPr>
+        <w:spacing w:line="336" w:lineRule="auto" w:after="180"/>
+        <w:shd w:fill="F1F6F8"/>
+      </w:pPr>
+      <w:r>
+        <w:rPr>
+          <w:b w:val="0"/>
+        </w:rPr>
+        <w:t xml:space="preserve">Teacher prompt: Draw your project trace and justify the deciding step using </w:t>
+      </w:r>
+      <w:r>
+        <w:rPr>
+          <w:b/>
+        </w:rPr>
+        <w:t>evidence</w:t>
+      </w:r>
+      <w:r>
+        <w:rPr>
+          <w:b w:val="0"/>
+        </w:rPr>
+        <w:t>. Ask learners to describe one label or arrow in ordinary words. Use the adjacent transcript if the image is difficult to see.</w:t>
+      </w:r>
+    </w:p>
+    <w:p>
+      <w:pPr>
+        <w:spacing w:line="336" w:lineRule="auto" w:after="180"/>
+        <w:shd w:fill="F1F6F8"/>
+      </w:pPr>
+      <w:r>
+        <w:rPr>
+          <w:b w:val="0"/>
+        </w:rPr>
+        <w:t>Supported practice key: The cutoff is 0.05/6≈0.00833. Only p=0.004 rejects; the other five exceed the cutoff. Reporting just that result conceals the search and its familywise error control.</w:t>
       </w:r>
     </w:p>
     <w:sectPr>

--- a/downloads/teacher/ai-7-week-15.docx
+++ b/downloads/teacher/ai-7-week-15.docx
@@ -143,7 +143,7 @@
           </w:tcPr>
           <w:p>
             <w:r>
-              <w:t>Sections 1–6; record the brief recall in the workbook.</w:t>
+              <w:t>Use Your mission, Notice the evidence, See how it works, Words that unlock the idea and Follow a worked example; record the brief recall in the workbook.</w:t>
             </w:r>
           </w:p>
         </w:tc>
@@ -175,7 +175,7 @@
           </w:tcPr>
           <w:p>
             <w:r>
-              <w:t>Sections 7–10; use the matching workbook W2 and misconception check.</w:t>
+              <w:t>Use Find and repair a mistake, Practise together and Run the investigation, with workbook W2 and Individual reasoning check.</w:t>
             </w:r>
           </w:p>
         </w:tc>
@@ -207,7 +207,7 @@
           </w:tcPr>
           <w:p>
             <w:r>
-              <w:t>Sections 9 and 11–14. Give extra time to finish the full task set; use Section 15 when the week includes a coding lab.</w:t>
+              <w:t>Use Run the investigation, Build your understanding, Connect your project and Show what you know. Reserve further time for the full task set. Use a code example only where one is actually supplied.</w:t>
             </w:r>
           </w:p>
         </w:tc>
@@ -414,7 +414,7 @@
         <w:rPr>
           <w:b w:val="0"/>
         </w:rPr>
-        <w:t>For this constructed exercise assume independent normal measurements with known population standard deviation2. A95% mean interval uses supplied normal critical value1.96:mean plus/minus1.96*sigma/sqrt(n).</w:t>
+        <w:t>For this constructed exercise assume independent normal measurements with known population standard deviation 2. A 95% mean interval uses supplied normal critical value 1.96:mean plus/minus1.96*sigma/sqrt(n).</w:t>
       </w:r>
     </w:p>
     <w:p>
@@ -500,7 +500,7 @@
         <w:rPr>
           <w:b w:val="0"/>
         </w:rPr>
-        <w:t>Two 45-minute sessions. Testing many hypotheses creates more chances for false discoveries. A family rule must be specified before selecting attractive p-values.</w:t>
+        <w:t>Compact alternative: two 45-minute sessions for the core explanation and W1–W5 only. The main plan uses three sessions; schedule further time for the complete investigation, project, visual journey and any code examples. Testing many hypotheses creates more chances for false discoveries. A family rule must be specified before selecting attractive p-values.</w:t>
       </w:r>
     </w:p>
     <w:p>
@@ -1039,7 +1039,7 @@
           </w:tcPr>
           <w:p>
             <w:r>
-              <w:t>Five tests have p-values .009, .012, .3, .4, .8.</w:t>
+              <w:t>Five valid tests form one declared family with alpha 0.05. Their p-values are .009, .012, .3, .4, .8. Use Bonferroni: compare each p-value with 0.05/5, including equality.</w:t>
             </w:r>
           </w:p>
         </w:tc>
@@ -1174,7 +1174,7 @@
         <w:rPr>
           <w:b w:val="0"/>
         </w:rPr>
-        <w:t>Five tests have p-values .009, .012, .3, .4, .8.</w:t>
+        <w:t>Five valid tests form one declared family with alpha 0.05. Their p-values are .009, .012, .3, .4, .8. Use Bonferroni: compare each p-value with 0.05/5, including equality.</w:t>
       </w:r>
     </w:p>
     <w:p>
@@ -1954,7 +1954,7 @@
           </w:tcPr>
           <w:p>
             <w:r>
-              <w:t>Explain section 1 and vocabulary. Complete W1 with a mechanism-based explanation.</w:t>
+              <w:t>Explain See how it works and Words that unlock the idea. Complete W1 with a mechanism-based explanation.</w:t>
             </w:r>
           </w:p>
         </w:tc>
@@ -2186,7 +2186,7 @@
         <w:rPr>
           <w:b w:val="0"/>
         </w:rPr>
-        <w:t>Completion task: Five tests have p-values .009, .012, .3, .4, .8. Show the intermediate steps and give the conclusion with its scope.</w:t>
+        <w:t>Completion task: Five valid tests form one declared family with alpha 0.05. Their p-values are .009, .012, .3, .4, .8. Use Bonferroni: compare each p-value with 0.05/5, including equality. Show the intermediate steps and give the conclusion with its scope.</w:t>
       </w:r>
     </w:p>
     <w:p>
@@ -2905,7 +2905,7 @@
         <w:rPr>
           <w:b w:val="0"/>
         </w:rPr>
-        <w:t>Five tests have p-values .009, .012, .3, .4, .8. Show the intermediate steps and give the conclusion with its scope.</w:t>
+        <w:t>Five valid tests form one declared family with alpha 0.05. Their p-values are .009, .012, .3, .4, .8. Use Bonferroni: compare each p-value with 0.05/5, including equality. Show the intermediate steps and give the conclusion with its scope.</w:t>
       </w:r>
     </w:p>
     <w:p>
@@ -3025,7 +3025,7 @@
         <w:rPr>
           <w:b w:val="0"/>
         </w:rPr>
-        <w:t>Four tests have p-values .01, .02, .2, .9. Compute threshold and decisions.</w:t>
+        <w:t>Four valid tests form one declared family with alpha 0.05. Their p-values are .01, .02, .2, .9. Use Bonferroni: divide family alpha by four and reject when p is at most that threshold. Compute the threshold and all four decisions.</w:t>
       </w:r>
     </w:p>
     <w:p>
@@ -3245,7 +3245,7 @@
         <w:rPr>
           <w:b w:val="0"/>
         </w:rPr>
-        <w:t>Selected case: Four tests have p-values .01, .02, .2, .9. Compute threshold and decisions.</w:t>
+        <w:t>Selected case: Four valid tests form one declared family with alpha 0.05. Their p-values are .01, .02, .2, .9. Use Bonferroni: divide family alpha by four and reject when p is at most that threshold. Compute the threshold and all four decisions.</w:t>
       </w:r>
     </w:p>
     <w:p>
@@ -4025,7 +4025,7 @@
           </w:tcPr>
           <w:p>
             <w:r>
-              <w:t>Sections 1–6; record the brief recall in the workbook.</w:t>
+              <w:t>Use Your mission, Notice the evidence, See how it works, Words that unlock the idea and Follow a worked example; record the brief recall in the workbook.</w:t>
             </w:r>
           </w:p>
         </w:tc>
@@ -4057,7 +4057,7 @@
           </w:tcPr>
           <w:p>
             <w:r>
-              <w:t>Sections 7–10; use the matching workbook W2 and misconception check.</w:t>
+              <w:t>Use Find and repair a mistake, Practise together and Run the investigation, with workbook W2 and Individual reasoning check.</w:t>
             </w:r>
           </w:p>
         </w:tc>
@@ -4089,7 +4089,7 @@
           </w:tcPr>
           <w:p>
             <w:r>
-              <w:t>Sections 9 and 11–14. Give extra time to finish the full task set; use Section 15 when the week includes a coding lab.</w:t>
+              <w:t>Use Run the investigation, Build your understanding, Connect your project and Show what you know. Reserve further time for the full task set. Use a code example only where one is actually supplied.</w:t>
             </w:r>
           </w:p>
         </w:tc>
@@ -4103,7 +4103,7 @@
         <w:rPr>
           <w:b w:val="0"/>
         </w:rPr>
-        <w:t>Before class, solve the supported practice: Five tests have p-values .009, .012, .3, .4, .8. Show the intermediate steps and give the conclusion with its scope.</w:t>
+        <w:t>Before class, solve the supported practice: Five valid tests form one declared family with alpha 0.05. Their p-values are .009, .012, .3, .4, .8. Use Bonferroni: compare each p-value with 0.05/5, including equality. Show the intermediate steps and give the conclusion with its scope.</w:t>
       </w:r>
     </w:p>
     <w:p>

--- a/downloads/teacher/ai-7-week-15.docx
+++ b/downloads/teacher/ai-7-week-15.docx
@@ -25,20 +25,38 @@
         <w:pStyle w:val="Heading1"/>
       </w:pPr>
       <w:r>
-        <w:t>01. Prepare the purpose, prerequisites and materials</w:t>
+        <w:t>Ask which comparisons belong to the family before inspecting attractive p-values.</w:t>
       </w:r>
     </w:p>
     <w:p>
       <w:r>
-        <w:t>Prepare Multiple comparisons: check the target, prerequisites, resources and adaptable teaching schedule.</w:t>
+        <w:t>Teach the union-bound guarantee without confusing it with false-discovery proportions or useful effects.</w:t>
       </w:r>
     </w:p>
     <w:p>
-      <w:pPr>
-        <w:pStyle w:val="Heading3"/>
-      </w:pPr>
-      <w:r>
-        <w:t>Teach the learning cycle</w:t>
+      <w:r>
+        <w:t>Model five-test decisions → explain union bound → trace six/ten-test scenarios → check missing outcomes → assess four-test transfer.</w:t>
+      </w:r>
+    </w:p>
+    <w:p>
+      <w:pPr>
+        <w:pStyle w:val="Heading1"/>
+      </w:pPr>
+      <w:r>
+        <w:t>01. Prepare the connected research investigation</w:t>
+      </w:r>
+    </w:p>
+    <w:p>
+      <w:r>
+        <w:t>Keep modelling, shared practice and independent evidence distinct.</w:t>
+      </w:r>
+    </w:p>
+    <w:p>
+      <w:pPr>
+        <w:pStyle w:val="Heading2"/>
+      </w:pPr>
+      <w:r>
+        <w:t>Target and main teaching plan</w:t>
       </w:r>
     </w:p>
     <w:p>
@@ -249,18 +267,21 @@
     </w:p>
     <w:p>
       <w:pPr>
-        <w:pStyle w:val="Heading3"/>
-      </w:pPr>
-      <w:r>
-        <w:t>Retrieval answer guidance</w:t>
+        <w:pStyle w:val="Heading2"/>
+      </w:pPr>
+      <w:r>
+        <w:t>Preparation and prerequisite</w:t>
       </w:r>
     </w:p>
     <w:p>
       <w:pPr>
-        <w:pStyle w:val="Heading3"/>
-      </w:pPr>
-      <w:r>
-        <w:t>Statistical tests and assumptions</w:t>
+        <w:spacing w:line="336" w:lineRule="auto" w:after="180"/>
+      </w:pPr>
+      <w:r>
+        <w:rPr>
+          <w:b w:val="0"/>
+        </w:rPr>
+        <w:t>Lesson and workbook; paper and pencil</w:t>
       </w:r>
     </w:p>
     <w:p>
@@ -271,7 +292,7 @@
         <w:rPr>
           <w:b w:val="0"/>
         </w:rPr>
-        <w:t>Without opening the old lesson, explain one key idea from Statistical tests and assumptions. Give an example and a mistake that the idea helps you avoid.</w:t>
+        <w:t>Calculator and optional local Python 3 for arithmetic; no live API or private data</w:t>
       </w:r>
     </w:p>
     <w:p>
@@ -282,19 +303,7 @@
         <w:rPr>
           <w:b w:val="0"/>
         </w:rPr>
-        <w:t xml:space="preserve">Look for: Explain the </w:t>
-      </w:r>
-      <w:r>
-        <w:rPr>
-          <w:b/>
-        </w:rPr>
-        <w:t>mechanism</w:t>
-      </w:r>
-      <w:r>
-        <w:rPr>
-          <w:b w:val="0"/>
-        </w:rPr>
-        <w:t xml:space="preserve"> and terminology of statistical tests and assumptions</w:t>
+        <w:t>Prepare the fresh retry separately and withhold its solution until after collection</w:t>
       </w:r>
     </w:p>
     <w:p>
@@ -305,19 +314,31 @@
         <w:rPr>
           <w:b w:val="0"/>
         </w:rPr>
-        <w:t xml:space="preserve">Reference example, not the only acceptable wording: Teacher explanation: A statistical test compares observed </w:t>
+        <w:t xml:space="preserve">A result depends on the </w:t>
       </w:r>
       <w:r>
         <w:rPr>
           <w:b/>
         </w:rPr>
-        <w:t>evidence</w:t>
+        <w:t>input</w:t>
       </w:r>
       <w:r>
         <w:rPr>
           <w:b w:val="0"/>
         </w:rPr>
-        <w:t xml:space="preserve"> with a specified null model. A p-value is not the probability that the null hypothesis is true.</w:t>
+        <w:t xml:space="preserve">s, procedure and conditions that produced it. Preserve data roles and distinguish observed outcomes from </w:t>
+      </w:r>
+      <w:r>
+        <w:rPr>
+          <w:b/>
+        </w:rPr>
+        <w:t>prediction</w:t>
+      </w:r>
+      <w:r>
+        <w:rPr>
+          <w:b w:val="0"/>
+        </w:rPr>
+        <w:t>s or unmeasured conditions.</w:t>
       </w:r>
     </w:p>
     <w:p>
@@ -328,26 +349,26 @@
         <w:rPr>
           <w:b w:val="0"/>
         </w:rPr>
-        <w:t>Toy paired sign-flip test assumes independent paired differences whose signs are exchangeable under a symmetric zero-effect null. Enumerate all2^n sign assignments, holding magnitudes fixed.</w:t>
+        <w:t>If the prior concept cannot be explained, use a short retrieval activity before this chapter.</w:t>
       </w:r>
     </w:p>
     <w:p>
       <w:pPr>
-        <w:spacing w:line="336" w:lineRule="auto" w:after="180"/>
-      </w:pPr>
-      <w:r>
-        <w:rPr>
-          <w:b w:val="0"/>
-        </w:rPr>
-        <w:t>Two-sided p is fraction with absolute mean at least the observed absolute mean; use inclusive ties.</w:t>
+        <w:pStyle w:val="Heading2"/>
+      </w:pPr>
+      <w:r>
+        <w:t>Opening retrieval</w:t>
       </w:r>
     </w:p>
     <w:p>
       <w:pPr>
-        <w:pStyle w:val="Heading3"/>
-      </w:pPr>
-      <w:r>
-        <w:t>Uncertainty intervals</w:t>
+        <w:spacing w:line="336" w:lineRule="auto" w:after="180"/>
+      </w:pPr>
+      <w:r>
+        <w:rPr>
+          <w:b w:val="0"/>
+        </w:rPr>
+        <w:t>Without opening the old lesson, explain one key idea from Statistical tests and assumptions. Give an example and a mistake that the idea helps you avoid.</w:t>
       </w:r>
     </w:p>
     <w:p>
@@ -358,7 +379,19 @@
         <w:rPr>
           <w:b w:val="0"/>
         </w:rPr>
-        <w:t>Without opening the old lesson, explain one key idea from Uncertainty intervals. Give an example and a mistake that the idea helps you avoid.</w:t>
+        <w:t xml:space="preserve">Look for: Explain the </w:t>
+      </w:r>
+      <w:r>
+        <w:rPr>
+          <w:b/>
+        </w:rPr>
+        <w:t>mechanism</w:t>
+      </w:r>
+      <w:r>
+        <w:rPr>
+          <w:b w:val="0"/>
+        </w:rPr>
+        <w:t xml:space="preserve"> and terminology of statistical tests and assumptions</w:t>
       </w:r>
     </w:p>
     <w:p>
@@ -369,19 +402,19 @@
         <w:rPr>
           <w:b w:val="0"/>
         </w:rPr>
-        <w:t xml:space="preserve">Look for: Explain the </w:t>
+        <w:t xml:space="preserve">Reference example, not the only acceptable wording: Teacher explanation: A statistical test compares observed </w:t>
       </w:r>
       <w:r>
         <w:rPr>
           <w:b/>
         </w:rPr>
-        <w:t>mechanism</w:t>
+        <w:t>evidence</w:t>
       </w:r>
       <w:r>
         <w:rPr>
           <w:b w:val="0"/>
         </w:rPr>
-        <w:t xml:space="preserve"> and terminology of uncertainty intervals</w:t>
+        <w:t xml:space="preserve"> with a specified null model. A p-value is not the probability that the null hypothesis is true.</w:t>
       </w:r>
     </w:p>
     <w:p>
@@ -392,7 +425,7 @@
         <w:rPr>
           <w:b w:val="0"/>
         </w:rPr>
-        <w:t>Reference example, not the only acceptable wording: Teacher explanation: An uncertainty interval needs a sampling model and assumptions.</w:t>
+        <w:t>Toy paired sign-flip test assumes independent paired differences whose signs are exchangeable under a symmetric zero-effect null. Enumerate all2^n sign assignments, holding magnitudes fixed.</w:t>
       </w:r>
     </w:p>
     <w:p>
@@ -403,7 +436,7 @@
         <w:rPr>
           <w:b w:val="0"/>
         </w:rPr>
-        <w:t>A confidence level refers to the repeated-sampling method, not a probability attached to a fixed unknown parameter after observing data.</w:t>
+        <w:t>Two-sided p is fraction with absolute mean at least the observed absolute mean; use inclusive ties.</w:t>
       </w:r>
     </w:p>
     <w:p>
@@ -414,7 +447,7 @@
         <w:rPr>
           <w:b w:val="0"/>
         </w:rPr>
-        <w:t>For this constructed exercise assume independent normal measurements with known population standard deviation 2. A 95% mean interval uses supplied normal critical value 1.96:mean plus/minus1.96*sigma/sqrt(n).</w:t>
+        <w:t>Without opening the old lesson, explain one key idea from Uncertainty intervals. Give an example and a mistake that the idea helps you avoid.</w:t>
       </w:r>
     </w:p>
     <w:p>
@@ -425,15 +458,30 @@
         <w:rPr>
           <w:b w:val="0"/>
         </w:rPr>
-        <w:t>Unknown sigma requires a different justified method.</w:t>
+        <w:t xml:space="preserve">Look for: Explain the </w:t>
+      </w:r>
+      <w:r>
+        <w:rPr>
+          <w:b/>
+        </w:rPr>
+        <w:t>mechanism</w:t>
+      </w:r>
+      <w:r>
+        <w:rPr>
+          <w:b w:val="0"/>
+        </w:rPr>
+        <w:t xml:space="preserve"> and terminology of uncertainty intervals</w:t>
       </w:r>
     </w:p>
     <w:p>
       <w:pPr>
-        <w:pStyle w:val="Heading3"/>
-      </w:pPr>
-      <w:r>
-        <w:t>Experimental units and independence</w:t>
+        <w:spacing w:line="336" w:lineRule="auto" w:after="180"/>
+      </w:pPr>
+      <w:r>
+        <w:rPr>
+          <w:b w:val="0"/>
+        </w:rPr>
+        <w:t>Reference example, not the only acceptable wording: Teacher explanation: An uncertainty interval needs a sampling model and assumptions.</w:t>
       </w:r>
     </w:p>
     <w:p>
@@ -444,7 +492,7 @@
         <w:rPr>
           <w:b w:val="0"/>
         </w:rPr>
-        <w:t>Without opening the old lesson, explain one key idea from Experimental units and independence. Give an example and a mistake that the idea helps you avoid.</w:t>
+        <w:t>A confidence level refers to the repeated-sampling method, not a probability attached to a fixed unknown parameter after observing data.</w:t>
       </w:r>
     </w:p>
     <w:p>
@@ -455,19 +503,7 @@
         <w:rPr>
           <w:b w:val="0"/>
         </w:rPr>
-        <w:t xml:space="preserve">Look for: Explain the </w:t>
-      </w:r>
-      <w:r>
-        <w:rPr>
-          <w:b/>
-        </w:rPr>
-        <w:t>mechanism</w:t>
-      </w:r>
-      <w:r>
-        <w:rPr>
-          <w:b w:val="0"/>
-        </w:rPr>
-        <w:t xml:space="preserve"> and terminology of experimental units and independence</w:t>
+        <w:t>For this constructed exercise assume independent normal measurements with known population standard deviation 2. A 95% mean interval uses supplied normal critical value 1.96:mean plus/minus1.96*sigma/sqrt(n).</w:t>
       </w:r>
     </w:p>
     <w:p>
@@ -478,7 +514,7 @@
         <w:rPr>
           <w:b w:val="0"/>
         </w:rPr>
-        <w:t>Reference example, not the only acceptable wording: Teacher explanation: The experimental unit is the independently assigned or sampled entity. Multiple measurements from one unit are often related.</w:t>
+        <w:t>Unknown sigma requires a different justified method.</w:t>
       </w:r>
     </w:p>
     <w:p>
@@ -489,7 +525,7 @@
         <w:rPr>
           <w:b w:val="0"/>
         </w:rPr>
-        <w:t>If methods are compared within each query, queries are paired units. Repeated runs within a query estimate run variation but do not increase the number of independent query contexts.</w:t>
+        <w:t>Without opening the old lesson, explain one key idea from Experimental units and independence. Give an example and a mistake that the idea helps you avoid.</w:t>
       </w:r>
     </w:p>
     <w:p>
@@ -500,7 +536,19 @@
         <w:rPr>
           <w:b w:val="0"/>
         </w:rPr>
-        <w:t>Compact alternative: two 45-minute sessions for the core explanation and W1–W5 only. The main plan uses three sessions; schedule further time for the complete investigation, project, visual journey and any code examples. Testing many hypotheses creates more chances for false discoveries. A family rule must be specified before selecting attractive p-values.</w:t>
+        <w:t xml:space="preserve">Look for: Explain the </w:t>
+      </w:r>
+      <w:r>
+        <w:rPr>
+          <w:b/>
+        </w:rPr>
+        <w:t>mechanism</w:t>
+      </w:r>
+      <w:r>
+        <w:rPr>
+          <w:b w:val="0"/>
+        </w:rPr>
+        <w:t xml:space="preserve"> and terminology of experimental units and independence</w:t>
       </w:r>
     </w:p>
     <w:p>
@@ -511,19 +559,7 @@
         <w:rPr>
           <w:b w:val="0"/>
         </w:rPr>
-        <w:t xml:space="preserve">Use the supplied constructed scenarios to make the </w:t>
-      </w:r>
-      <w:r>
-        <w:rPr>
-          <w:b/>
-        </w:rPr>
-        <w:t>mechanism</w:t>
-      </w:r>
-      <w:r>
-        <w:rPr>
-          <w:b w:val="0"/>
-        </w:rPr>
-        <w:t xml:space="preserve"> inspectable. Collect W4 before sharing solutions.</w:t>
+        <w:t>Reference example, not the only acceptable wording: Teacher explanation: The experimental unit is the independently assigned or sampled entity. Multiple measurements from one unit are often related.</w:t>
       </w:r>
     </w:p>
     <w:p>
@@ -534,27 +570,15 @@
         <w:rPr>
           <w:b w:val="0"/>
         </w:rPr>
-        <w:t xml:space="preserve">Students should name intermediate </w:t>
-      </w:r>
-      <w:r>
-        <w:rPr>
-          <w:b/>
-        </w:rPr>
-        <w:t>evidence</w:t>
-      </w:r>
-      <w:r>
-        <w:rPr>
-          <w:b w:val="0"/>
-        </w:rPr>
-        <w:t xml:space="preserve"> and limitations; classroom pacing and learning effectiveness remain unvalidated.</w:t>
+        <w:t>If methods are compared within each query, queries are paired units. Repeated runs within a query estimate run variation but do not increase the number of independent query contexts.</w:t>
       </w:r>
     </w:p>
     <w:p>
       <w:pPr>
-        <w:pStyle w:val="Heading3"/>
-      </w:pPr>
-      <w:r>
-        <w:t>Outcomes</w:t>
+        <w:pStyle w:val="Heading2"/>
+      </w:pPr>
+      <w:r>
+        <w:t>Pictured end goal</w:t>
       </w:r>
     </w:p>
     <w:p>
@@ -565,47 +589,35 @@
         <w:rPr>
           <w:b w:val="0"/>
         </w:rPr>
-        <w:t xml:space="preserve">Explain the </w:t>
+        <w:t xml:space="preserve">Explain </w:t>
       </w:r>
       <w:r>
         <w:rPr>
           <w:b/>
         </w:rPr>
-        <w:t>mechanism</w:t>
+        <w:t>multiple comparisons</w:t>
       </w:r>
       <w:r>
         <w:rPr>
           <w:b w:val="0"/>
         </w:rPr>
-        <w:t xml:space="preserve"> and terminology of </w:t>
-      </w:r>
-      <w:r>
-        <w:rPr>
-          <w:b/>
-        </w:rPr>
-        <w:t>multiple comparisons</w:t>
+        <w:t xml:space="preserve"> using the records and boundaries of this fictional investigation.</w:t>
       </w:r>
     </w:p>
     <w:p>
       <w:pPr>
-        <w:spacing w:line="336" w:lineRule="auto" w:after="180"/>
-      </w:pPr>
-      <w:r>
-        <w:rPr>
-          <w:b w:val="0"/>
-        </w:rPr>
-        <w:t>Apply the stated procedure to a new case with a traceable result</w:t>
+        <w:pStyle w:val="Heading2"/>
+      </w:pPr>
+      <w:r>
+        <w:t>Earlier wording, alternatives and picture transcripts · reference / check after trying</w:t>
       </w:r>
     </w:p>
     <w:p>
       <w:pPr>
-        <w:spacing w:line="336" w:lineRule="auto" w:after="180"/>
-      </w:pPr>
-      <w:r>
-        <w:rPr>
-          <w:b w:val="0"/>
-        </w:rPr>
-        <w:t>Identify an assumption or limitation and design a revealing follow-up</w:t>
+        <w:pStyle w:val="Heading3"/>
+      </w:pPr>
+      <w:r>
+        <w:t>Teach the learning cycle</w:t>
       </w:r>
     </w:p>
     <w:p>
@@ -613,48 +625,42 @@
         <w:pStyle w:val="Heading3"/>
       </w:pPr>
       <w:r>
-        <w:t>Preparation</w:t>
+        <w:t>Retrieval answer guidance</w:t>
       </w:r>
     </w:p>
     <w:p>
       <w:pPr>
-        <w:spacing w:line="336" w:lineRule="auto" w:after="180"/>
-      </w:pPr>
-      <w:r>
-        <w:rPr>
-          <w:b w:val="0"/>
-        </w:rPr>
-        <w:t>Lesson and workbook; paper and pencil</w:t>
+        <w:pStyle w:val="Heading3"/>
+      </w:pPr>
+      <w:r>
+        <w:t>Statistical tests and assumptions</w:t>
       </w:r>
     </w:p>
     <w:p>
       <w:pPr>
-        <w:spacing w:line="336" w:lineRule="auto" w:after="180"/>
-      </w:pPr>
-      <w:r>
-        <w:rPr>
-          <w:b w:val="0"/>
-        </w:rPr>
-        <w:t>Calculator and optional local Python 3 for arithmetic; no live API or private data</w:t>
+        <w:pStyle w:val="Heading3"/>
+      </w:pPr>
+      <w:r>
+        <w:t>Uncertainty intervals</w:t>
       </w:r>
     </w:p>
     <w:p>
       <w:pPr>
-        <w:spacing w:line="336" w:lineRule="auto" w:after="180"/>
-      </w:pPr>
-      <w:r>
-        <w:rPr>
-          <w:b w:val="0"/>
-        </w:rPr>
-        <w:t>Prepare the fresh retry separately and withhold its solution until after collection</w:t>
+        <w:pStyle w:val="Heading3"/>
+      </w:pPr>
+      <w:r>
+        <w:t>Experimental units and independence</w:t>
       </w:r>
     </w:p>
     <w:p>
       <w:pPr>
-        <w:pStyle w:val="Heading3"/>
-      </w:pPr>
-      <w:r>
-        <w:t>Prerequisite answer</w:t>
+        <w:spacing w:line="336" w:lineRule="auto" w:after="180"/>
+      </w:pPr>
+      <w:r>
+        <w:rPr>
+          <w:b w:val="0"/>
+        </w:rPr>
+        <w:t>Compact alternative: two 45-minute sessions for the core explanation and W1–W5 only. The main plan uses three sessions; schedule further time for the complete investigation, project, visual journey and any code examples. Testing many hypotheses creates more chances for false discoveries. A family rule must be specified before selecting attractive p-values.</w:t>
       </w:r>
     </w:p>
     <w:p>
@@ -665,31 +671,19 @@
         <w:rPr>
           <w:b w:val="0"/>
         </w:rPr>
-        <w:t xml:space="preserve">A result depends on the </w:t>
+        <w:t xml:space="preserve">Use the supplied constructed scenarios to make the </w:t>
       </w:r>
       <w:r>
         <w:rPr>
           <w:b/>
         </w:rPr>
-        <w:t>input</w:t>
+        <w:t>mechanism</w:t>
       </w:r>
       <w:r>
         <w:rPr>
           <w:b w:val="0"/>
         </w:rPr>
-        <w:t xml:space="preserve">s, procedure and conditions that produced it. Preserve data roles and distinguish observed outcomes from </w:t>
-      </w:r>
-      <w:r>
-        <w:rPr>
-          <w:b/>
-        </w:rPr>
-        <w:t>prediction</w:t>
-      </w:r>
-      <w:r>
-        <w:rPr>
-          <w:b w:val="0"/>
-        </w:rPr>
-        <w:t>s or unmeasured conditions.</w:t>
+        <w:t xml:space="preserve"> inspectable. Collect W4 before sharing solutions.</w:t>
       </w:r>
     </w:p>
     <w:p>
@@ -700,7 +694,19 @@
         <w:rPr>
           <w:b w:val="0"/>
         </w:rPr>
-        <w:t>If the prior concept cannot be explained, use a short retrieval activity before this chapter.</w:t>
+        <w:t xml:space="preserve">Students should name intermediate </w:t>
+      </w:r>
+      <w:r>
+        <w:rPr>
+          <w:b/>
+        </w:rPr>
+        <w:t>evidence</w:t>
+      </w:r>
+      <w:r>
+        <w:rPr>
+          <w:b w:val="0"/>
+        </w:rPr>
+        <w:t xml:space="preserve"> and limitations; classroom pacing and learning effectiveness remain unvalidated.</w:t>
       </w:r>
     </w:p>
     <w:p>
@@ -708,7 +714,7 @@
         <w:pStyle w:val="Heading3"/>
       </w:pPr>
       <w:r>
-        <w:t>End goal for the pictorial case</w:t>
+        <w:t>Outcomes</w:t>
       </w:r>
     </w:p>
     <w:p>
@@ -719,19 +725,25 @@
         <w:rPr>
           <w:b w:val="0"/>
         </w:rPr>
-        <w:t xml:space="preserve">Explain </w:t>
+        <w:t xml:space="preserve">Explain the </w:t>
       </w:r>
       <w:r>
         <w:rPr>
           <w:b/>
         </w:rPr>
+        <w:t>mechanism</w:t>
+      </w:r>
+      <w:r>
+        <w:rPr>
+          <w:b w:val="0"/>
+        </w:rPr>
+        <w:t xml:space="preserve"> and terminology of </w:t>
+      </w:r>
+      <w:r>
+        <w:rPr>
+          <w:b/>
+        </w:rPr>
         <w:t>multiple comparisons</w:t>
-      </w:r>
-      <w:r>
-        <w:rPr>
-          <w:b w:val="0"/>
-        </w:rPr>
-        <w:t xml:space="preserve"> using the records and boundaries of this fictional investigation.</w:t>
       </w:r>
     </w:p>
     <w:p>
@@ -742,31 +754,34 @@
         <w:rPr>
           <w:b w:val="0"/>
         </w:rPr>
-        <w:t>This added worked case illustrates the week’s main idea. Retain all original and connected topics; schedule its practice within the teaching cycle.</w:t>
+        <w:t>Apply the stated procedure to a new case with a traceable result</w:t>
       </w:r>
     </w:p>
     <w:p>
       <w:pPr>
-        <w:pStyle w:val="Heading1"/>
-      </w:pPr>
-      <w:r>
-        <w:t>02. Explain and model the mechanism</w:t>
+        <w:spacing w:line="336" w:lineRule="auto" w:after="180"/>
+      </w:pPr>
+      <w:r>
+        <w:rPr>
+          <w:b w:val="0"/>
+        </w:rPr>
+        <w:t>Identify an assumption or limitation and design a revealing follow-up</w:t>
       </w:r>
     </w:p>
     <w:p>
-      <w:r>
-        <w:t>Model Multiple comparisons using the supplied case, labelled mechanism and reasoning. Make the scope of each conclusion explicit.</w:t>
+      <w:pPr>
+        <w:pStyle w:val="Heading3"/>
+      </w:pPr>
+      <w:r>
+        <w:t>Preparation</w:t>
       </w:r>
     </w:p>
     <w:p>
       <w:pPr>
-        <w:spacing w:line="336" w:lineRule="auto" w:after="180"/>
-      </w:pPr>
-      <w:r>
-        <w:rPr>
-          <w:b w:val="0"/>
-        </w:rPr>
-        <w:t>Testing many hypotheses creates more chances for false discoveries. A family rule must be specified before selecting attractive p-values.</w:t>
+        <w:pStyle w:val="Heading3"/>
+      </w:pPr>
+      <w:r>
+        <w:t>Prerequisite answer</w:t>
       </w:r>
     </w:p>
     <w:p>
@@ -774,7 +789,7 @@
         <w:pStyle w:val="Heading3"/>
       </w:pPr>
       <w:r>
-        <w:t>Explain Multiple comparisons · 1</w:t>
+        <w:t>End goal for the pictorial case</w:t>
       </w:r>
     </w:p>
     <w:p>
@@ -785,49 +800,1742 @@
         <w:rPr>
           <w:b w:val="0"/>
         </w:rPr>
-        <w:t>Begin by writing the question the procedure is intended to answer. Identify the information already supplied, the information it will produce and the information still missing.</w:t>
+        <w:t>This added worked case illustrates the week’s main idea. Retain all original and connected topics; schedule its practice within the teaching cycle.</w:t>
       </w:r>
     </w:p>
     <w:p>
       <w:pPr>
-        <w:spacing w:line="336" w:lineRule="auto" w:after="180"/>
-      </w:pPr>
-      <w:r>
-        <w:rPr>
-          <w:b w:val="0"/>
-        </w:rPr>
-        <w:t>These are constructed classroom examples; they do not require live accounts, private records or an external service. Do not treat a plausible explanation as a measured outcome.</w:t>
+        <w:pStyle w:val="Heading1"/>
+      </w:pPr>
+      <w:r>
+        <w:t>02. Teach familywise error with complete denominators and honest missing outcomes</w:t>
       </w:r>
     </w:p>
     <w:p>
-      <w:pPr>
-        <w:spacing w:line="336" w:lineRule="auto" w:after="180"/>
-      </w:pPr>
-      <w:r>
-        <w:rPr>
-          <w:b w:val="0"/>
-        </w:rPr>
-        <w:t xml:space="preserve">For this exercise use Bonferroni:family alpha .05 divided by number of tests m; reject each test when its valid p-value is at most .05/m. This controls the </w:t>
-      </w:r>
-      <w:r>
-        <w:rPr>
-          <w:b/>
-        </w:rPr>
-        <w:t>family error</w:t>
-      </w:r>
-      <w:r>
-        <w:rPr>
-          <w:b w:val="0"/>
-        </w:rPr>
-        <w:t xml:space="preserve"> by a bound without requiring independent tests.</w:t>
+      <w:r>
+        <w:t>Distinguish a probability bound, observed decisions and practical effects.</w:t>
       </w:r>
     </w:p>
     <w:p>
       <w:pPr>
+        <w:pStyle w:val="Heading2"/>
+      </w:pPr>
+      <w:r>
+        <w:t>Definitions and family contract</w:t>
+      </w:r>
+    </w:p>
+    <w:p>
+      <w:pPr>
+        <w:spacing w:line="336" w:lineRule="auto" w:after="180"/>
+      </w:pPr>
+      <w:r>
+        <w:rPr>
+          <w:b w:val="0"/>
+        </w:rPr>
+        <w:t>Testing many hypotheses creates more chances for false discoveries. A family rule must be specified before selecting attractive p-values.</w:t>
+      </w:r>
+    </w:p>
+    <w:p>
+      <w:pPr>
+        <w:spacing w:line="336" w:lineRule="auto" w:after="180"/>
+      </w:pPr>
+      <w:r>
+        <w:rPr>
+          <w:b w:val="0"/>
+        </w:rPr>
+        <w:t xml:space="preserve">For this exercise use Bonferroni: family alpha .05 divided by number of tests m; reject each test when its valid p-value is at most .05/m. This controls the </w:t>
+      </w:r>
+      <w:r>
+        <w:rPr>
+          <w:b/>
+        </w:rPr>
+        <w:t>family error</w:t>
+      </w:r>
+      <w:r>
+        <w:rPr>
+          <w:b w:val="0"/>
+        </w:rPr>
+        <w:t xml:space="preserve"> by a bound without requiring independent tests.</w:t>
+      </w:r>
+    </w:p>
+    <w:tbl>
+      <w:tblPr>
+        <w:tblStyle w:val="LightShading-Accent1"/>
+        <w:tblW w:type="auto" w:w="0"/>
+        <w:tblLook w:firstColumn="1" w:firstRow="1" w:lastColumn="0" w:lastRow="0" w:noHBand="0" w:noVBand="1" w:val="04A0"/>
+      </w:tblPr>
+      <w:tblGrid>
+        <w:gridCol w:w="5112"/>
+        <w:gridCol w:w="5112"/>
+      </w:tblGrid>
+      <w:tr>
+        <w:trPr>
+          <w:tblHeader/>
+        </w:trPr>
+        <w:tc>
+          <w:tcPr>
+            <w:tcW w:type="dxa" w:w="5112"/>
+          </w:tcPr>
+          <w:p>
+            <w:r>
+              <w:t>Declared item</w:t>
+            </w:r>
+          </w:p>
+        </w:tc>
+        <w:tc>
+          <w:tcPr>
+            <w:tcW w:type="dxa" w:w="5112"/>
+          </w:tcPr>
+          <w:p>
+            <w:r>
+              <w:t>Complete exercise contract</w:t>
+            </w:r>
+          </w:p>
+        </w:tc>
+      </w:tr>
+      <w:tr>
+        <w:tc>
+          <w:tcPr>
+            <w:tcW w:type="dxa" w:w="5112"/>
+          </w:tcPr>
+          <w:p>
+            <w:r>
+              <w:t>Family</w:t>
+            </w:r>
+          </w:p>
+        </w:tc>
+        <w:tc>
+          <w:tcPr>
+            <w:tcW w:type="dxa" w:w="5112"/>
+          </w:tcPr>
+          <w:p>
+            <w:r>
+              <w:t>All five stated tests; do not discard unfavorable results</w:t>
+            </w:r>
+          </w:p>
+        </w:tc>
+      </w:tr>
+      <w:tr>
+        <w:tc>
+          <w:tcPr>
+            <w:tcW w:type="dxa" w:w="5112"/>
+          </w:tcPr>
+          <w:p>
+            <w:r>
+              <w:t>Supplied p-values</w:t>
+            </w:r>
+          </w:p>
+        </w:tc>
+        <w:tc>
+          <w:tcPr>
+            <w:tcW w:type="dxa" w:w="5112"/>
+          </w:tcPr>
+          <w:p>
+            <w:r>
+              <w:t>0.009, 0.012, 0.3, 0.4, 0.8; stipulated valid tests, not fitted from invented data</w:t>
+            </w:r>
+          </w:p>
+        </w:tc>
+      </w:tr>
+      <w:tr>
+        <w:tc>
+          <w:tcPr>
+            <w:tcW w:type="dxa" w:w="5112"/>
+          </w:tcPr>
+          <w:p>
+            <w:r>
+              <w:t>Family alpha</w:t>
+            </w:r>
+          </w:p>
+        </w:tc>
+        <w:tc>
+          <w:tcPr>
+            <w:tcW w:type="dxa" w:w="5112"/>
+          </w:tcPr>
+          <w:p>
+            <w:r>
+              <w:t>0.05, fixed before inspecting results</w:t>
+            </w:r>
+          </w:p>
+        </w:tc>
+      </w:tr>
+      <w:tr>
+        <w:tc>
+          <w:tcPr>
+            <w:tcW w:type="dxa" w:w="5112"/>
+          </w:tcPr>
+          <w:p>
+            <w:r>
+              <w:t>Per-test rule</w:t>
+            </w:r>
+          </w:p>
+        </w:tc>
+        <w:tc>
+          <w:tcPr>
+            <w:tcW w:type="dxa" w:w="5112"/>
+          </w:tcPr>
+          <w:p>
+            <w:r>
+              <w:t>Reject when p ≤ 0.05 / m, including equality</w:t>
+            </w:r>
+          </w:p>
+        </w:tc>
+      </w:tr>
+      <w:tr>
+        <w:tc>
+          <w:tcPr>
+            <w:tcW w:type="dxa" w:w="5112"/>
+          </w:tcPr>
+          <w:p>
+            <w:r>
+              <w:t>What is controlled</w:t>
+            </w:r>
+          </w:p>
+        </w:tc>
+        <w:tc>
+          <w:tcPr>
+            <w:tcW w:type="dxa" w:w="5112"/>
+          </w:tcPr>
+          <w:p>
+            <w:r>
+              <w:t>Probability of at least one false rejection among true nulls is at most 0.05</w:t>
+            </w:r>
+          </w:p>
+        </w:tc>
+      </w:tr>
+      <w:tr>
+        <w:tc>
+          <w:tcPr>
+            <w:tcW w:type="dxa" w:w="5112"/>
+          </w:tcPr>
+          <w:p>
+            <w:r>
+              <w:t>Dependence</w:t>
+            </w:r>
+          </w:p>
+        </w:tc>
+        <w:tc>
+          <w:tcPr>
+            <w:tcW w:type="dxa" w:w="5112"/>
+          </w:tcPr>
+          <w:p>
+            <w:r>
+              <w:t>Bonferroni union bound does not require independent tests; individual p-values must still be valid</w:t>
+            </w:r>
+          </w:p>
+        </w:tc>
+      </w:tr>
+      <w:tr>
+        <w:tc>
+          <w:tcPr>
+            <w:tcW w:type="dxa" w:w="5112"/>
+          </w:tcPr>
+          <w:p>
+            <w:r>
+              <w:t>Not established</w:t>
+            </w:r>
+          </w:p>
+        </w:tc>
+        <w:tc>
+          <w:tcPr>
+            <w:tcW w:type="dxa" w:w="5112"/>
+          </w:tcPr>
+          <w:p>
+            <w:r>
+              <w:t>Effect magnitude, practical value, null truth and actual study quality</w:t>
+            </w:r>
+          </w:p>
+        </w:tc>
+      </w:tr>
+    </w:tbl>
+    <w:p>
+      <w:pPr>
+        <w:pStyle w:val="Heading2"/>
+      </w:pPr>
+      <w:r>
+        <w:t>Main decisions, union-bound reasoning and teacher key</w:t>
+      </w:r>
+    </w:p>
+    <w:tbl>
+      <w:tblPr>
+        <w:tblStyle w:val="LightShading-Accent1"/>
+        <w:tblW w:type="auto" w:w="0"/>
+        <w:tblLook w:firstColumn="1" w:firstRow="1" w:lastColumn="0" w:lastRow="0" w:noHBand="0" w:noVBand="1" w:val="04A0"/>
+      </w:tblPr>
+      <w:tblGrid>
+        <w:gridCol w:w="2556"/>
+        <w:gridCol w:w="2556"/>
+        <w:gridCol w:w="2556"/>
+        <w:gridCol w:w="2556"/>
+      </w:tblGrid>
+      <w:tr>
+        <w:trPr>
+          <w:tblHeader/>
+        </w:trPr>
+        <w:tc>
+          <w:tcPr>
+            <w:tcW w:type="dxa" w:w="2556"/>
+          </w:tcPr>
+          <w:p>
+            <w:r>
+              <w:t>Main test</w:t>
+            </w:r>
+          </w:p>
+        </w:tc>
+        <w:tc>
+          <w:tcPr>
+            <w:tcW w:type="dxa" w:w="2556"/>
+          </w:tcPr>
+          <w:p>
+            <w:r>
+              <w:t>Supplied p</w:t>
+            </w:r>
+          </w:p>
+        </w:tc>
+        <w:tc>
+          <w:tcPr>
+            <w:tcW w:type="dxa" w:w="2556"/>
+          </w:tcPr>
+          <w:p>
+            <w:r>
+              <w:t>Bonferroni cutoff</w:t>
+            </w:r>
+          </w:p>
+        </w:tc>
+        <w:tc>
+          <w:tcPr>
+            <w:tcW w:type="dxa" w:w="2556"/>
+          </w:tcPr>
+          <w:p>
+            <w:r>
+              <w:t>Decision</w:t>
+            </w:r>
+          </w:p>
+        </w:tc>
+      </w:tr>
+      <w:tr>
+        <w:tc>
+          <w:tcPr>
+            <w:tcW w:type="dxa" w:w="2556"/>
+          </w:tcPr>
+          <w:p>
+            <w:r>
+              <w:t>H1</w:t>
+            </w:r>
+          </w:p>
+        </w:tc>
+        <w:tc>
+          <w:tcPr>
+            <w:tcW w:type="dxa" w:w="2556"/>
+          </w:tcPr>
+          <w:p>
+            <w:r>
+              <w:t>0.009</w:t>
+            </w:r>
+          </w:p>
+        </w:tc>
+        <w:tc>
+          <w:tcPr>
+            <w:tcW w:type="dxa" w:w="2556"/>
+          </w:tcPr>
+          <w:p>
+            <w:r>
+              <w:t>0.010</w:t>
+            </w:r>
+          </w:p>
+        </w:tc>
+        <w:tc>
+          <w:tcPr>
+            <w:tcW w:type="dxa" w:w="2556"/>
+          </w:tcPr>
+          <w:p>
+            <w:r>
+              <w:t>Reject</w:t>
+            </w:r>
+          </w:p>
+        </w:tc>
+      </w:tr>
+      <w:tr>
+        <w:tc>
+          <w:tcPr>
+            <w:tcW w:type="dxa" w:w="2556"/>
+          </w:tcPr>
+          <w:p>
+            <w:r>
+              <w:t>H2</w:t>
+            </w:r>
+          </w:p>
+        </w:tc>
+        <w:tc>
+          <w:tcPr>
+            <w:tcW w:type="dxa" w:w="2556"/>
+          </w:tcPr>
+          <w:p>
+            <w:r>
+              <w:t>0.012</w:t>
+            </w:r>
+          </w:p>
+        </w:tc>
+        <w:tc>
+          <w:tcPr>
+            <w:tcW w:type="dxa" w:w="2556"/>
+          </w:tcPr>
+          <w:p>
+            <w:r>
+              <w:t>0.010</w:t>
+            </w:r>
+          </w:p>
+        </w:tc>
+        <w:tc>
+          <w:tcPr>
+            <w:tcW w:type="dxa" w:w="2556"/>
+          </w:tcPr>
+          <w:p>
+            <w:r>
+              <w:t>Do not reject</w:t>
+            </w:r>
+          </w:p>
+        </w:tc>
+      </w:tr>
+      <w:tr>
+        <w:tc>
+          <w:tcPr>
+            <w:tcW w:type="dxa" w:w="2556"/>
+          </w:tcPr>
+          <w:p>
+            <w:r>
+              <w:t>H3</w:t>
+            </w:r>
+          </w:p>
+        </w:tc>
+        <w:tc>
+          <w:tcPr>
+            <w:tcW w:type="dxa" w:w="2556"/>
+          </w:tcPr>
+          <w:p>
+            <w:r>
+              <w:t>0.300</w:t>
+            </w:r>
+          </w:p>
+        </w:tc>
+        <w:tc>
+          <w:tcPr>
+            <w:tcW w:type="dxa" w:w="2556"/>
+          </w:tcPr>
+          <w:p>
+            <w:r>
+              <w:t>0.010</w:t>
+            </w:r>
+          </w:p>
+        </w:tc>
+        <w:tc>
+          <w:tcPr>
+            <w:tcW w:type="dxa" w:w="2556"/>
+          </w:tcPr>
+          <w:p>
+            <w:r>
+              <w:t>Do not reject</w:t>
+            </w:r>
+          </w:p>
+        </w:tc>
+      </w:tr>
+      <w:tr>
+        <w:tc>
+          <w:tcPr>
+            <w:tcW w:type="dxa" w:w="2556"/>
+          </w:tcPr>
+          <w:p>
+            <w:r>
+              <w:t>H4</w:t>
+            </w:r>
+          </w:p>
+        </w:tc>
+        <w:tc>
+          <w:tcPr>
+            <w:tcW w:type="dxa" w:w="2556"/>
+          </w:tcPr>
+          <w:p>
+            <w:r>
+              <w:t>0.400</w:t>
+            </w:r>
+          </w:p>
+        </w:tc>
+        <w:tc>
+          <w:tcPr>
+            <w:tcW w:type="dxa" w:w="2556"/>
+          </w:tcPr>
+          <w:p>
+            <w:r>
+              <w:t>0.010</w:t>
+            </w:r>
+          </w:p>
+        </w:tc>
+        <w:tc>
+          <w:tcPr>
+            <w:tcW w:type="dxa" w:w="2556"/>
+          </w:tcPr>
+          <w:p>
+            <w:r>
+              <w:t>Do not reject</w:t>
+            </w:r>
+          </w:p>
+        </w:tc>
+      </w:tr>
+      <w:tr>
+        <w:tc>
+          <w:tcPr>
+            <w:tcW w:type="dxa" w:w="2556"/>
+          </w:tcPr>
+          <w:p>
+            <w:r>
+              <w:t>H5</w:t>
+            </w:r>
+          </w:p>
+        </w:tc>
+        <w:tc>
+          <w:tcPr>
+            <w:tcW w:type="dxa" w:w="2556"/>
+          </w:tcPr>
+          <w:p>
+            <w:r>
+              <w:t>0.800</w:t>
+            </w:r>
+          </w:p>
+        </w:tc>
+        <w:tc>
+          <w:tcPr>
+            <w:tcW w:type="dxa" w:w="2556"/>
+          </w:tcPr>
+          <w:p>
+            <w:r>
+              <w:t>0.010</w:t>
+            </w:r>
+          </w:p>
+        </w:tc>
+        <w:tc>
+          <w:tcPr>
+            <w:tcW w:type="dxa" w:w="2556"/>
+          </w:tcPr>
+          <w:p>
+            <w:r>
+              <w:t>Do not reject</w:t>
+            </w:r>
+          </w:p>
+        </w:tc>
+      </w:tr>
+      <w:tr>
+        <w:tc>
+          <w:tcPr>
+            <w:tcW w:type="dxa" w:w="2556"/>
+          </w:tcPr>
+          <w:p>
+            <w:r>
+              <w:t>Unadjusted comparison</w:t>
+            </w:r>
+          </w:p>
+        </w:tc>
+        <w:tc>
+          <w:tcPr>
+            <w:tcW w:type="dxa" w:w="2556"/>
+          </w:tcPr>
+          <w:p>
+            <w:r>
+              <w:t>H1 and H2 are ≤ 0.05</w:t>
+            </w:r>
+          </w:p>
+        </w:tc>
+        <w:tc>
+          <w:tcPr>
+            <w:tcW w:type="dxa" w:w="2556"/>
+          </w:tcPr>
+          <w:p>
+            <w:r>
+              <w:t>This is a different decision rule</w:t>
+            </w:r>
+          </w:p>
+        </w:tc>
+        <w:tc>
+          <w:tcPr>
+            <w:tcW w:type="dxa" w:w="2556"/>
+          </w:tcPr>
+          <w:p>
+            <w:r>
+              <w:t>Does not provide the same familywise bound</w:t>
+            </w:r>
+          </w:p>
+        </w:tc>
+      </w:tr>
+    </w:tbl>
+    <w:p>
+      <w:pPr>
+        <w:spacing w:line="336" w:lineRule="auto" w:after="180"/>
+      </w:pPr>
+      <w:r>
+        <w:rPr>
+          <w:b w:val="0"/>
+        </w:rPr>
+        <w:t>Why the bound works: with m tests, each true null has false-rejection probability at most alpha/m when its p-value is valid. The probability of any false rejection is at most the sum of those probabilities. There are at most m true nulls, so the sum is at most m × alpha/m = alpha. This is an upper bound, not a measured error frequency, and it does not require independence across tests.</w:t>
+      </w:r>
+    </w:p>
+    <w:p>
+      <w:pPr>
+        <w:spacing w:line="336" w:lineRule="auto" w:after="180"/>
+      </w:pPr>
+      <w:r>
+        <w:rPr>
+          <w:b w:val="0"/>
+        </w:rPr>
+        <w:t>Main: 0.05/5 = 0.01, so only 0.009 rejects; 0.012 would reject only under the unadjusted 0.05 rule. Picture: 0.05/6 = 1/120, so only 0.004 rejects. Changed ten-test family: cutoff 0.005; only 0.004 among the six supplied values rejects. Four missing outcomes cannot be classified. Independent task: 0.05/4 = 0.0125, so only 0.01 rejects. Equality is included.</w:t>
+      </w:r>
+    </w:p>
+    <w:p>
+      <w:pPr>
+        <w:spacing w:line="336" w:lineRule="auto" w:after="180"/>
+      </w:pPr>
+      <w:r>
+        <w:rPr>
+          <w:b w:val="0"/>
+        </w:rPr>
+        <w:t>The union bound needs valid individual p-values, not independent tests; it bounds the chance of any false rejection, not the percentage of reported discoveries that are false. No effect size, actual data or null-truth probability is supplied.</w:t>
+      </w:r>
+    </w:p>
+    <w:p>
+      <w:pPr>
         <w:pStyle w:val="Heading3"/>
       </w:pPr>
       <w:r>
-        <w:t>Explain Multiple comparisons · 2</w:t>
+        <w:t>Multiple comparisons — evidence trace</w:t>
+      </w:r>
+    </w:p>
+    <w:tbl>
+      <w:tblPr>
+        <w:tblStyle w:val="LightShading-Accent1"/>
+        <w:tblW w:type="auto" w:w="0"/>
+        <w:tblLook w:firstColumn="1" w:firstRow="1" w:lastColumn="0" w:lastRow="0" w:noHBand="0" w:noVBand="1" w:val="04A0"/>
+      </w:tblPr>
+      <w:tblGrid>
+        <w:gridCol w:w="3408"/>
+        <w:gridCol w:w="3408"/>
+        <w:gridCol w:w="3408"/>
+      </w:tblGrid>
+      <w:tr>
+        <w:trPr>
+          <w:tblHeader/>
+        </w:trPr>
+        <w:tc>
+          <w:tcPr>
+            <w:tcW w:type="dxa" w:w="3408"/>
+          </w:tcPr>
+          <w:p>
+            <w:r>
+              <w:t>Input and scope</w:t>
+            </w:r>
+          </w:p>
+        </w:tc>
+        <w:tc>
+          <w:tcPr>
+            <w:tcW w:type="dxa" w:w="3408"/>
+          </w:tcPr>
+          <w:p>
+            <w:r>
+              <w:t>Check or calculation</w:t>
+            </w:r>
+          </w:p>
+        </w:tc>
+        <w:tc>
+          <w:tcPr>
+            <w:tcW w:type="dxa" w:w="3408"/>
+          </w:tcPr>
+          <w:p>
+            <w:r>
+              <w:t>Conclusion and limit</w:t>
+            </w:r>
+          </w:p>
+        </w:tc>
+      </w:tr>
+      <w:tr>
+        <w:tc>
+          <w:tcPr>
+            <w:tcW w:type="dxa" w:w="3408"/>
+          </w:tcPr>
+          <w:p>
+            <w:r>
+              <w:t>Five valid tests form one declared family with alpha 0.05. Their p-values are .009, .012, .3, .4, .8. Use Bonferroni: compare each p-value with 0.05/5, including equality.</w:t>
+            </w:r>
+          </w:p>
+        </w:tc>
+        <w:tc>
+          <w:tcPr>
+            <w:tcW w:type="dxa" w:w="3408"/>
+          </w:tcPr>
+          <w:p>
+            <w:r>
+              <w:t>For this exercise use Bonferroni: family alpha .05 divided by number of tests m; reject each test when its valid p-value is at most .05/m. This controls the family error by a bound without requiring independent tests.</w:t>
+            </w:r>
+          </w:p>
+        </w:tc>
+        <w:tc>
+          <w:tcPr>
+            <w:tcW w:type="dxa" w:w="3408"/>
+          </w:tcPr>
+          <w:p>
+            <w:r>
+              <w:t>Threshold .01; only .009 rejected. An unadjusted .05 rule would also reject .012 and change family control.</w:t>
+            </w:r>
+          </w:p>
+        </w:tc>
+      </w:tr>
+    </w:tbl>
+    <w:p>
+      <w:r>
+        <w:t>The figure connects this chapter's worked input, declared procedure and result. Read the complete worked reasoning for qualifiers and intermediate steps; the abbreviated labels do not replace that reasoning.</w:t>
+      </w:r>
+    </w:p>
+    <w:p>
+      <w:pPr>
+        <w:spacing w:line="336" w:lineRule="auto" w:after="180"/>
+      </w:pPr>
+      <w:r>
+        <w:rPr>
+          <w:b w:val="0"/>
+        </w:rPr>
+        <w:t>Guided: Threshold .01; only .009 rejected. An unadjusted .05 rule would also reject .012 and change family control. Qualification: Adjustment cannot repair invalid tests, post-hoc outcome selection or unreported analyses.</w:t>
+      </w:r>
+    </w:p>
+    <w:p>
+      <w:pPr>
+        <w:spacing w:line="336" w:lineRule="auto" w:after="180"/>
+      </w:pPr>
+      <w:r>
+        <w:rPr>
+          <w:b w:val="0"/>
+        </w:rPr>
+        <w:t xml:space="preserve">Exit: accept a concrete variation with its predicted outcome and a stated condition that would challenge the </w:t>
+      </w:r>
+      <w:r>
+        <w:rPr>
+          <w:b/>
+        </w:rPr>
+        <w:t>mechanism</w:t>
+      </w:r>
+      <w:r>
+        <w:rPr>
+          <w:b w:val="0"/>
+        </w:rPr>
+        <w:t xml:space="preserve">; reject a claim resting on unmeasured </w:t>
+      </w:r>
+      <w:r>
+        <w:rPr>
+          <w:b/>
+        </w:rPr>
+        <w:t>evidence</w:t>
+      </w:r>
+      <w:r>
+        <w:rPr>
+          <w:b w:val="0"/>
+        </w:rPr>
+        <w:t>.</w:t>
+      </w:r>
+    </w:p>
+    <w:p>
+      <w:pPr>
+        <w:spacing w:line="336" w:lineRule="auto" w:after="180"/>
+      </w:pPr>
+      <w:r>
+        <w:rPr>
+          <w:b w:val="0"/>
+        </w:rPr>
+        <w:t>Five valid tests form one declared family with alpha 0.05. Their p-values are .009, .012, .3, .4, .8. Use Bonferroni: compare each p-value with 0.05/5, including equality.</w:t>
+      </w:r>
+    </w:p>
+    <w:p>
+      <w:pPr>
+        <w:spacing w:line="336" w:lineRule="auto" w:after="180"/>
+      </w:pPr>
+      <w:r>
+        <w:rPr>
+          <w:b w:val="0"/>
+        </w:rPr>
+        <w:t>Threshold .01; only .009 rejected. An unadjusted .05 rule would also reject .012 and change family control.</w:t>
+      </w:r>
+    </w:p>
+    <w:p>
+      <w:pPr>
+        <w:spacing w:line="336" w:lineRule="auto" w:after="180"/>
+      </w:pPr>
+      <w:r>
+        <w:rPr>
+          <w:b w:val="0"/>
+        </w:rPr>
+        <w:t xml:space="preserve">Compare the intermediate </w:t>
+      </w:r>
+      <w:r>
+        <w:rPr>
+          <w:b/>
+        </w:rPr>
+        <w:t>evidence</w:t>
+      </w:r>
+      <w:r>
+        <w:rPr>
+          <w:b w:val="0"/>
+        </w:rPr>
+        <w:t xml:space="preserve"> with the final statement. Explain why each number or decision follows from the stated </w:t>
+      </w:r>
+      <w:r>
+        <w:rPr>
+          <w:b/>
+        </w:rPr>
+        <w:t>input</w:t>
+      </w:r>
+      <w:r>
+        <w:rPr>
+          <w:b w:val="0"/>
+        </w:rPr>
+        <w:t>s.</w:t>
+      </w:r>
+    </w:p>
+    <w:p>
+      <w:pPr>
+        <w:spacing w:line="336" w:lineRule="auto" w:after="180"/>
+      </w:pPr>
+      <w:r>
+        <w:rPr>
+          <w:b w:val="0"/>
+        </w:rPr>
+        <w:t xml:space="preserve">The conclusion belongs to this scenario and procedure; changing the </w:t>
+      </w:r>
+      <w:r>
+        <w:rPr>
+          <w:b/>
+        </w:rPr>
+        <w:t>input</w:t>
+      </w:r>
+      <w:r>
+        <w:rPr>
+          <w:b w:val="0"/>
+        </w:rPr>
+        <w:t>s, evaluation population or authority can change what it establishes. Retain the raw record so a later revision can be compared honestly.</w:t>
+      </w:r>
+    </w:p>
+    <w:p>
+      <w:pPr>
+        <w:pStyle w:val="Heading2"/>
+      </w:pPr>
+      <w:r>
+        <w:t>Family and validity probes</w:t>
+      </w:r>
+    </w:p>
+    <w:tbl>
+      <w:tblPr>
+        <w:tblStyle w:val="LightShading-Accent1"/>
+        <w:tblW w:type="auto" w:w="0"/>
+        <w:tblLook w:firstColumn="1" w:firstRow="1" w:lastColumn="0" w:lastRow="0" w:noHBand="0" w:noVBand="1" w:val="04A0"/>
+      </w:tblPr>
+      <w:tblGrid>
+        <w:gridCol w:w="5112"/>
+        <w:gridCol w:w="5112"/>
+      </w:tblGrid>
+      <w:tr>
+        <w:trPr>
+          <w:tblHeader/>
+        </w:trPr>
+        <w:tc>
+          <w:tcPr>
+            <w:tcW w:type="dxa" w:w="5112"/>
+          </w:tcPr>
+          <w:p>
+            <w:r>
+              <w:t>Audit question</w:t>
+            </w:r>
+          </w:p>
+        </w:tc>
+        <w:tc>
+          <w:tcPr>
+            <w:tcW w:type="dxa" w:w="5112"/>
+          </w:tcPr>
+          <w:p>
+            <w:r>
+              <w:t>Checked answer</w:t>
+            </w:r>
+          </w:p>
+        </w:tc>
+      </w:tr>
+      <w:tr>
+        <w:tc>
+          <w:tcPr>
+            <w:tcW w:type="dxa" w:w="5112"/>
+          </w:tcPr>
+          <w:p>
+            <w:r>
+              <w:t>p equals alpha/m exactly</w:t>
+            </w:r>
+          </w:p>
+        </w:tc>
+        <w:tc>
+          <w:tcPr>
+            <w:tcW w:type="dxa" w:w="5112"/>
+          </w:tcPr>
+          <w:p>
+            <w:r>
+              <w:t>Reject under the declared inclusive rule</w:t>
+            </w:r>
+          </w:p>
+        </w:tc>
+      </w:tr>
+      <w:tr>
+        <w:tc>
+          <w:tcPr>
+            <w:tcW w:type="dxa" w:w="5112"/>
+          </w:tcPr>
+          <w:p>
+            <w:r>
+              <w:t>Keep only the smallest p and call m = 1</w:t>
+            </w:r>
+          </w:p>
+        </w:tc>
+        <w:tc>
+          <w:tcPr>
+            <w:tcW w:type="dxa" w:w="5112"/>
+          </w:tcPr>
+          <w:p>
+            <w:r>
+              <w:t>Invalid reconstruction of the original family</w:t>
+            </w:r>
+          </w:p>
+        </w:tc>
+      </w:tr>
+      <w:tr>
+        <w:tc>
+          <w:tcPr>
+            <w:tcW w:type="dxa" w:w="5112"/>
+          </w:tcPr>
+          <w:p>
+            <w:r>
+              <w:t>Tests are dependent</w:t>
+            </w:r>
+          </w:p>
+        </w:tc>
+        <w:tc>
+          <w:tcPr>
+            <w:tcW w:type="dxa" w:w="5112"/>
+          </w:tcPr>
+          <w:p>
+            <w:r>
+              <w:t>Bonferroni can still control familywise error if each null p-value is valid</w:t>
+            </w:r>
+          </w:p>
+        </w:tc>
+      </w:tr>
+      <w:tr>
+        <w:tc>
+          <w:tcPr>
+            <w:tcW w:type="dxa" w:w="5112"/>
+          </w:tcPr>
+          <w:p>
+            <w:r>
+              <w:t>Individual p-values are invalid</w:t>
+            </w:r>
+          </w:p>
+        </w:tc>
+        <w:tc>
+          <w:tcPr>
+            <w:tcW w:type="dxa" w:w="5112"/>
+          </w:tcPr>
+          <w:p>
+            <w:r>
+              <w:t>Dividing alpha cannot repair that defect</w:t>
+            </w:r>
+          </w:p>
+        </w:tc>
+      </w:tr>
+      <w:tr>
+        <w:tc>
+          <w:tcPr>
+            <w:tcW w:type="dxa" w:w="5112"/>
+          </w:tcPr>
+          <w:p>
+            <w:r>
+              <w:t>Four family results are missing</w:t>
+            </w:r>
+          </w:p>
+        </w:tc>
+        <w:tc>
+          <w:tcPr>
+            <w:tcW w:type="dxa" w:w="5112"/>
+          </w:tcPr>
+          <w:p>
+            <w:r>
+              <w:t>Keep them in the family size and mark outcomes unknown</w:t>
+            </w:r>
+          </w:p>
+        </w:tc>
+      </w:tr>
+      <w:tr>
+        <w:tc>
+          <w:tcPr>
+            <w:tcW w:type="dxa" w:w="5112"/>
+          </w:tcPr>
+          <w:p>
+            <w:r>
+              <w:t>A null is rejected</w:t>
+            </w:r>
+          </w:p>
+        </w:tc>
+        <w:tc>
+          <w:tcPr>
+            <w:tcW w:type="dxa" w:w="5112"/>
+          </w:tcPr>
+          <w:p>
+            <w:r>
+              <w:t>Does not establish a large useful effect or the probability that the null is false</w:t>
+            </w:r>
+          </w:p>
+        </w:tc>
+      </w:tr>
+      <w:tr>
+        <w:tc>
+          <w:tcPr>
+            <w:tcW w:type="dxa" w:w="5112"/>
+          </w:tcPr>
+          <w:p>
+            <w:r>
+              <w:t>A null is not rejected</w:t>
+            </w:r>
+          </w:p>
+        </w:tc>
+        <w:tc>
+          <w:tcPr>
+            <w:tcW w:type="dxa" w:w="5112"/>
+          </w:tcPr>
+          <w:p>
+            <w:r>
+              <w:t>Does not prove no effect</w:t>
+            </w:r>
+          </w:p>
+        </w:tc>
+      </w:tr>
+      <w:tr>
+        <w:tc>
+          <w:tcPr>
+            <w:tcW w:type="dxa" w:w="5112"/>
+          </w:tcPr>
+          <w:p>
+            <w:r>
+              <w:t>Bonferroni is conservative</w:t>
+            </w:r>
+          </w:p>
+        </w:tc>
+        <w:tc>
+          <w:tcPr>
+            <w:tcW w:type="dxa" w:w="5112"/>
+          </w:tcPr>
+          <w:p>
+            <w:r>
+              <w:t>The bound can be loose; the actual error probability need not equal alpha</w:t>
+            </w:r>
+          </w:p>
+        </w:tc>
+      </w:tr>
+    </w:tbl>
+    <w:p>
+      <w:pPr>
+        <w:pStyle w:val="Heading2"/>
+      </w:pPr>
+      <w:r>
+        <w:t>Separate six-test and changed ten-test picture</w:t>
+      </w:r>
+    </w:p>
+    <w:p>
+      <w:pPr>
+        <w:spacing w:line="336" w:lineRule="auto" w:after="180"/>
+      </w:pPr>
+      <w:r>
+        <w:rPr>
+          <w:b w:val="0"/>
+        </w:rPr>
+        <w:t>Six declared prompt comparisons. A team performs six valid hypothesis tests and applies a predeclared Bonferroni familywise threshold.</w:t>
+      </w:r>
+    </w:p>
+    <w:p>
+      <w:pPr>
+        <w:spacing w:line="336" w:lineRule="auto" w:after="180"/>
+      </w:pPr>
+      <w:r>
+        <w:rPr>
+          <w:b w:val="0"/>
+        </w:rPr>
+        <w:t>Familywise alpha=0.05. Supplied unadjusted p-values are 0.004,0.012,0.02,0.08,0.4,0.9. These values are stipulated, not calculated from invented data.</w:t>
+      </w:r>
+    </w:p>
+    <w:p>
+      <w:pPr>
+        <w:spacing w:line="336" w:lineRule="auto" w:after="180"/>
+      </w:pPr>
+      <w:r>
+        <w:rPr>
+          <w:b w:val="0"/>
+        </w:rPr>
+        <w:t>The separate picture has six supplied p-values: 0.004, 0.012, 0.02, 0.08, 0.4 and 0.9. Its exact cutoff is 0.05/6 = 1/120, approximately 0.00833. Only 0.004 rejects. In the changed scenario, ten tests were declared but only these six values are supplied. Use all ten in the denominator: the cutoff is 0.005. Only 0.004 among the supplied values rejects; the other four decisions remain unknown.</w:t>
+      </w:r>
+    </w:p>
+    <w:p>
+      <w:pPr>
+        <w:spacing w:line="336" w:lineRule="auto" w:after="180"/>
+      </w:pPr>
+      <w:r>
+        <w:rPr>
+          <w:b w:val="0"/>
+        </w:rPr>
+        <w:t>This is a comparison between declared scenarios, not permission to revise the family after seeing favorable results.</w:t>
+      </w:r>
+    </w:p>
+    <w:p>
+      <w:r>
+        <w:drawing>
+          <wp:inline xmlns:a="http://schemas.openxmlformats.org/drawingml/2006/main" xmlns:pic="http://schemas.openxmlformats.org/drawingml/2006/picture">
+            <wp:extent cx="5416061" cy="3200400"/>
+            <wp:docPr id="1" name="Picture 1" descr="Family alpha is fixed at 0.05. Five declared tests give cutoff 0.01, six give about 0.00833, and ten give 0.005. More tests mean a smaller per-test cutoff. Four results in the ten-test example are missing, so their decisions are unknown."/>
+            <wp:cNvGraphicFramePr>
+              <a:graphicFrameLocks noChangeAspect="1"/>
+            </wp:cNvGraphicFramePr>
+            <a:graphic>
+              <a:graphicData uri="http://schemas.openxmlformats.org/drawingml/2006/picture">
+                <pic:pic>
+                  <pic:nvPicPr>
+                    <pic:cNvPr id="0" name="ai-7-15-family-cutoffs.png"/>
+                    <pic:cNvPicPr/>
+                  </pic:nvPicPr>
+                  <pic:blipFill>
+                    <a:blip r:embed="rId9"/>
+                    <a:stretch>
+                      <a:fillRect/>
+                    </a:stretch>
+                  </pic:blipFill>
+                  <pic:spPr>
+                    <a:xfrm>
+                      <a:off x="0" y="0"/>
+                      <a:ext cx="5416061" cy="3200400"/>
+                    </a:xfrm>
+                    <a:prstGeom prst="rect"/>
+                  </pic:spPr>
+                </pic:pic>
+              </a:graphicData>
+            </a:graphic>
+          </wp:inline>
+        </w:drawing>
+      </w:r>
+    </w:p>
+    <w:tbl>
+      <w:tblPr>
+        <w:tblStyle w:val="LightShading-Accent1"/>
+        <w:tblW w:type="auto" w:w="0"/>
+        <w:tblLook w:firstColumn="1" w:firstRow="1" w:lastColumn="0" w:lastRow="0" w:noHBand="0" w:noVBand="1" w:val="04A0"/>
+      </w:tblPr>
+      <w:tblGrid>
+        <w:gridCol w:w="2556"/>
+        <w:gridCol w:w="2556"/>
+        <w:gridCol w:w="2556"/>
+        <w:gridCol w:w="2556"/>
+      </w:tblGrid>
+      <w:tr>
+        <w:trPr>
+          <w:tblHeader/>
+        </w:trPr>
+        <w:tc>
+          <w:tcPr>
+            <w:tcW w:type="dxa" w:w="2556"/>
+          </w:tcPr>
+          <w:p>
+            <w:r>
+              <w:t>Separate picture test</w:t>
+            </w:r>
+          </w:p>
+        </w:tc>
+        <w:tc>
+          <w:tcPr>
+            <w:tcW w:type="dxa" w:w="2556"/>
+          </w:tcPr>
+          <w:p>
+            <w:r>
+              <w:t>Supplied p</w:t>
+            </w:r>
+          </w:p>
+        </w:tc>
+        <w:tc>
+          <w:tcPr>
+            <w:tcW w:type="dxa" w:w="2556"/>
+          </w:tcPr>
+          <w:p>
+            <w:r>
+              <w:t>Six-test decision</w:t>
+            </w:r>
+          </w:p>
+        </w:tc>
+        <w:tc>
+          <w:tcPr>
+            <w:tcW w:type="dxa" w:w="2556"/>
+          </w:tcPr>
+          <w:p>
+            <w:r>
+              <w:t>Ten-test decision</w:t>
+            </w:r>
+          </w:p>
+        </w:tc>
+      </w:tr>
+      <w:tr>
+        <w:tc>
+          <w:tcPr>
+            <w:tcW w:type="dxa" w:w="2556"/>
+          </w:tcPr>
+          <w:p>
+            <w:r>
+              <w:t>P1</w:t>
+            </w:r>
+          </w:p>
+        </w:tc>
+        <w:tc>
+          <w:tcPr>
+            <w:tcW w:type="dxa" w:w="2556"/>
+          </w:tcPr>
+          <w:p>
+            <w:r>
+              <w:t>0.004</w:t>
+            </w:r>
+          </w:p>
+        </w:tc>
+        <w:tc>
+          <w:tcPr>
+            <w:tcW w:type="dxa" w:w="2556"/>
+          </w:tcPr>
+          <w:p>
+            <w:r>
+              <w:t>Reject</w:t>
+            </w:r>
+          </w:p>
+        </w:tc>
+        <w:tc>
+          <w:tcPr>
+            <w:tcW w:type="dxa" w:w="2556"/>
+          </w:tcPr>
+          <w:p>
+            <w:r>
+              <w:t>Reject</w:t>
+            </w:r>
+          </w:p>
+        </w:tc>
+      </w:tr>
+      <w:tr>
+        <w:tc>
+          <w:tcPr>
+            <w:tcW w:type="dxa" w:w="2556"/>
+          </w:tcPr>
+          <w:p>
+            <w:r>
+              <w:t>P2</w:t>
+            </w:r>
+          </w:p>
+        </w:tc>
+        <w:tc>
+          <w:tcPr>
+            <w:tcW w:type="dxa" w:w="2556"/>
+          </w:tcPr>
+          <w:p>
+            <w:r>
+              <w:t>0.012</w:t>
+            </w:r>
+          </w:p>
+        </w:tc>
+        <w:tc>
+          <w:tcPr>
+            <w:tcW w:type="dxa" w:w="2556"/>
+          </w:tcPr>
+          <w:p>
+            <w:r>
+              <w:t>Do not reject</w:t>
+            </w:r>
+          </w:p>
+        </w:tc>
+        <w:tc>
+          <w:tcPr>
+            <w:tcW w:type="dxa" w:w="2556"/>
+          </w:tcPr>
+          <w:p>
+            <w:r>
+              <w:t>Do not reject</w:t>
+            </w:r>
+          </w:p>
+        </w:tc>
+      </w:tr>
+      <w:tr>
+        <w:tc>
+          <w:tcPr>
+            <w:tcW w:type="dxa" w:w="2556"/>
+          </w:tcPr>
+          <w:p>
+            <w:r>
+              <w:t>P3</w:t>
+            </w:r>
+          </w:p>
+        </w:tc>
+        <w:tc>
+          <w:tcPr>
+            <w:tcW w:type="dxa" w:w="2556"/>
+          </w:tcPr>
+          <w:p>
+            <w:r>
+              <w:t>0.020</w:t>
+            </w:r>
+          </w:p>
+        </w:tc>
+        <w:tc>
+          <w:tcPr>
+            <w:tcW w:type="dxa" w:w="2556"/>
+          </w:tcPr>
+          <w:p>
+            <w:r>
+              <w:t>Do not reject</w:t>
+            </w:r>
+          </w:p>
+        </w:tc>
+        <w:tc>
+          <w:tcPr>
+            <w:tcW w:type="dxa" w:w="2556"/>
+          </w:tcPr>
+          <w:p>
+            <w:r>
+              <w:t>Do not reject</w:t>
+            </w:r>
+          </w:p>
+        </w:tc>
+      </w:tr>
+      <w:tr>
+        <w:tc>
+          <w:tcPr>
+            <w:tcW w:type="dxa" w:w="2556"/>
+          </w:tcPr>
+          <w:p>
+            <w:r>
+              <w:t>P4</w:t>
+            </w:r>
+          </w:p>
+        </w:tc>
+        <w:tc>
+          <w:tcPr>
+            <w:tcW w:type="dxa" w:w="2556"/>
+          </w:tcPr>
+          <w:p>
+            <w:r>
+              <w:t>0.080</w:t>
+            </w:r>
+          </w:p>
+        </w:tc>
+        <w:tc>
+          <w:tcPr>
+            <w:tcW w:type="dxa" w:w="2556"/>
+          </w:tcPr>
+          <w:p>
+            <w:r>
+              <w:t>Do not reject</w:t>
+            </w:r>
+          </w:p>
+        </w:tc>
+        <w:tc>
+          <w:tcPr>
+            <w:tcW w:type="dxa" w:w="2556"/>
+          </w:tcPr>
+          <w:p>
+            <w:r>
+              <w:t>Do not reject</w:t>
+            </w:r>
+          </w:p>
+        </w:tc>
+      </w:tr>
+      <w:tr>
+        <w:tc>
+          <w:tcPr>
+            <w:tcW w:type="dxa" w:w="2556"/>
+          </w:tcPr>
+          <w:p>
+            <w:r>
+              <w:t>P5</w:t>
+            </w:r>
+          </w:p>
+        </w:tc>
+        <w:tc>
+          <w:tcPr>
+            <w:tcW w:type="dxa" w:w="2556"/>
+          </w:tcPr>
+          <w:p>
+            <w:r>
+              <w:t>0.400</w:t>
+            </w:r>
+          </w:p>
+        </w:tc>
+        <w:tc>
+          <w:tcPr>
+            <w:tcW w:type="dxa" w:w="2556"/>
+          </w:tcPr>
+          <w:p>
+            <w:r>
+              <w:t>Do not reject</w:t>
+            </w:r>
+          </w:p>
+        </w:tc>
+        <w:tc>
+          <w:tcPr>
+            <w:tcW w:type="dxa" w:w="2556"/>
+          </w:tcPr>
+          <w:p>
+            <w:r>
+              <w:t>Do not reject</w:t>
+            </w:r>
+          </w:p>
+        </w:tc>
+      </w:tr>
+      <w:tr>
+        <w:tc>
+          <w:tcPr>
+            <w:tcW w:type="dxa" w:w="2556"/>
+          </w:tcPr>
+          <w:p>
+            <w:r>
+              <w:t>P6</w:t>
+            </w:r>
+          </w:p>
+        </w:tc>
+        <w:tc>
+          <w:tcPr>
+            <w:tcW w:type="dxa" w:w="2556"/>
+          </w:tcPr>
+          <w:p>
+            <w:r>
+              <w:t>0.900</w:t>
+            </w:r>
+          </w:p>
+        </w:tc>
+        <w:tc>
+          <w:tcPr>
+            <w:tcW w:type="dxa" w:w="2556"/>
+          </w:tcPr>
+          <w:p>
+            <w:r>
+              <w:t>Do not reject</w:t>
+            </w:r>
+          </w:p>
+        </w:tc>
+        <w:tc>
+          <w:tcPr>
+            <w:tcW w:type="dxa" w:w="2556"/>
+          </w:tcPr>
+          <w:p>
+            <w:r>
+              <w:t>Do not reject</w:t>
+            </w:r>
+          </w:p>
+        </w:tc>
+      </w:tr>
+      <w:tr>
+        <w:tc>
+          <w:tcPr>
+            <w:tcW w:type="dxa" w:w="2556"/>
+          </w:tcPr>
+          <w:p>
+            <w:r>
+              <w:t>Four additional tests</w:t>
+            </w:r>
+          </w:p>
+        </w:tc>
+        <w:tc>
+          <w:tcPr>
+            <w:tcW w:type="dxa" w:w="2556"/>
+          </w:tcPr>
+          <w:p>
+            <w:r>
+              <w:t>Not supplied</w:t>
+            </w:r>
+          </w:p>
+        </w:tc>
+        <w:tc>
+          <w:tcPr>
+            <w:tcW w:type="dxa" w:w="2556"/>
+          </w:tcPr>
+          <w:p>
+            <w:r>
+              <w:t>Outside original six-test family</w:t>
+            </w:r>
+          </w:p>
+        </w:tc>
+        <w:tc>
+          <w:tcPr>
+            <w:tcW w:type="dxa" w:w="2556"/>
+          </w:tcPr>
+          <w:p>
+            <w:r>
+              <w:t>Unknown; remain counted in m = 10</w:t>
+            </w:r>
+          </w:p>
+        </w:tc>
+      </w:tr>
+    </w:tbl>
+    <w:p>
+      <w:pPr>
+        <w:pStyle w:val="Heading2"/>
+      </w:pPr>
+      <w:r>
+        <w:t>Picture trace and checked change</w:t>
+      </w:r>
+    </w:p>
+    <w:p>
+      <w:r>
+        <w:drawing>
+          <wp:inline xmlns:a="http://schemas.openxmlformats.org/drawingml/2006/main" xmlns:pic="http://schemas.openxmlformats.org/drawingml/2006/picture">
+            <wp:extent cx="5486400" cy="3182112"/>
+            <wp:docPr id="2" name="Picture 2" descr="Count the planned tests: There are six tests in the declared family. → Compute corrected threshold: 0.05/6 is about 0.00833 for each test. → Apply all six decisions: Only 0.004 is below 0.00833; the other five do not reject under this rule."/>
+            <wp:cNvGraphicFramePr>
+              <a:graphicFrameLocks noChangeAspect="1"/>
+            </wp:cNvGraphicFramePr>
+            <a:graphic>
+              <a:graphicData uri="http://schemas.openxmlformats.org/drawingml/2006/picture">
+                <pic:pic>
+                  <pic:nvPicPr>
+                    <pic:cNvPr id="0" name="academy-story-ai-7-15-02.png"/>
+                    <pic:cNvPicPr/>
+                  </pic:nvPicPr>
+                  <pic:blipFill>
+                    <a:blip r:embed="rId10"/>
+                    <a:stretch>
+                      <a:fillRect/>
+                    </a:stretch>
+                  </pic:blipFill>
+                  <pic:spPr>
+                    <a:xfrm>
+                      <a:off x="0" y="0"/>
+                      <a:ext cx="5486400" cy="3182112"/>
+                    </a:xfrm>
+                    <a:prstGeom prst="rect"/>
+                  </pic:spPr>
+                </pic:pic>
+              </a:graphicData>
+            </a:graphic>
+          </wp:inline>
+        </w:drawing>
+      </w:r>
+    </w:p>
+    <w:p>
+      <w:pPr>
+        <w:pStyle w:val="Heading3"/>
+      </w:pPr>
+      <w:r>
+        <w:t>Read the picture one step at a time</w:t>
+      </w:r>
+    </w:p>
+    <w:tbl>
+      <w:tblPr>
+        <w:tblStyle w:val="LightShading-Accent1"/>
+        <w:tblW w:type="auto" w:w="0"/>
+        <w:tblLook w:firstColumn="1" w:firstRow="1" w:lastColumn="0" w:lastRow="0" w:noHBand="0" w:noVBand="1" w:val="04A0"/>
+      </w:tblPr>
+      <w:tblGrid>
+        <w:gridCol w:w="5112"/>
+        <w:gridCol w:w="5112"/>
+      </w:tblGrid>
+      <w:tr>
+        <w:trPr>
+          <w:tblHeader/>
+        </w:trPr>
+        <w:tc>
+          <w:tcPr>
+            <w:tcW w:type="dxa" w:w="5112"/>
+          </w:tcPr>
+          <w:p>
+            <w:r>
+              <w:t>Step</w:t>
+            </w:r>
+          </w:p>
+        </w:tc>
+        <w:tc>
+          <w:tcPr>
+            <w:tcW w:type="dxa" w:w="5112"/>
+          </w:tcPr>
+          <w:p>
+            <w:r>
+              <w:t>What happens and why</w:t>
+            </w:r>
+          </w:p>
+        </w:tc>
+      </w:tr>
+      <w:tr>
+        <w:tc>
+          <w:tcPr>
+            <w:tcW w:type="dxa" w:w="5112"/>
+          </w:tcPr>
+          <w:p>
+            <w:r>
+              <w:t>1. Count the planned tests</w:t>
+            </w:r>
+          </w:p>
+        </w:tc>
+        <w:tc>
+          <w:tcPr>
+            <w:tcW w:type="dxa" w:w="5112"/>
+          </w:tcPr>
+          <w:p>
+            <w:r>
+              <w:t>There are six tests in the declared family.</w:t>
+            </w:r>
+          </w:p>
+        </w:tc>
+      </w:tr>
+      <w:tr>
+        <w:tc>
+          <w:tcPr>
+            <w:tcW w:type="dxa" w:w="5112"/>
+          </w:tcPr>
+          <w:p>
+            <w:r>
+              <w:t>2. Compute corrected threshold</w:t>
+            </w:r>
+          </w:p>
+        </w:tc>
+        <w:tc>
+          <w:tcPr>
+            <w:tcW w:type="dxa" w:w="5112"/>
+          </w:tcPr>
+          <w:p>
+            <w:r>
+              <w:t>0.05/6 is about 0.00833 for each test.</w:t>
+            </w:r>
+          </w:p>
+        </w:tc>
+      </w:tr>
+      <w:tr>
+        <w:tc>
+          <w:tcPr>
+            <w:tcW w:type="dxa" w:w="5112"/>
+          </w:tcPr>
+          <w:p>
+            <w:r>
+              <w:t>3. Apply all six decisions</w:t>
+            </w:r>
+          </w:p>
+        </w:tc>
+        <w:tc>
+          <w:tcPr>
+            <w:tcW w:type="dxa" w:w="5112"/>
+          </w:tcPr>
+          <w:p>
+            <w:r>
+              <w:t>Only 0.004 is below 0.00833; the other five do not reject under this rule.</w:t>
+            </w:r>
+          </w:p>
+        </w:tc>
+      </w:tr>
+    </w:tbl>
+    <w:p>
+      <w:r>
+        <w:t>Match each pictured step to the supplied facts. This is a worked teaching case, not an independent assessment.</w:t>
+      </w:r>
+    </w:p>
+    <w:p>
+      <w:pPr>
+        <w:spacing w:line="336" w:lineRule="auto" w:after="180"/>
+      </w:pPr>
+      <w:r>
+        <w:rPr>
+          <w:b w:val="0"/>
+        </w:rPr>
+        <w:t>Searching many comparisons provides more chances for false positives. Bonferroni divides the error allowance across the declared family; valid individual p-values are required.</w:t>
+      </w:r>
+    </w:p>
+    <w:p>
+      <w:pPr>
+        <w:spacing w:line="336" w:lineRule="auto" w:after="180"/>
+      </w:pPr>
+      <w:r>
+        <w:rPr>
+          <w:b w:val="0"/>
+        </w:rPr>
+        <w:t>A rejected null is not automatically a large or useful improvement.</w:t>
+      </w:r>
+    </w:p>
+    <w:p>
+      <w:pPr>
+        <w:spacing w:line="336" w:lineRule="auto" w:after="180"/>
+      </w:pPr>
+      <w:r>
+        <w:rPr>
+          <w:b w:val="0"/>
+        </w:rPr>
+        <w:t>No effect size or real data is supplied. Bonferroni can be conservative and cannot repair invalid p-values or undisclosed outcome-driven test selection.</w:t>
+      </w:r>
+    </w:p>
+    <w:p>
+      <w:pPr>
+        <w:spacing w:line="336" w:lineRule="auto" w:after="180"/>
+      </w:pPr>
+      <w:r>
+        <w:rPr>
+          <w:b w:val="0"/>
+        </w:rPr>
+        <w:t>Change: The declared family has ten tests instead of six; keep the listed values unchanged.</w:t>
+      </w:r>
+    </w:p>
+    <w:p>
+      <w:pPr>
+        <w:spacing w:line="336" w:lineRule="auto" w:after="180"/>
+      </w:pPr>
+      <w:r>
+        <w:rPr>
+          <w:b/>
+        </w:rPr>
+        <w:t>Prediction</w:t>
+      </w:r>
+      <w:r>
+        <w:rPr>
+          <w:b w:val="0"/>
+        </w:rPr>
+        <w:t>: The cutoff becomes 0.005, and only 0.004 among the listed values still rejects.</w:t>
+      </w:r>
+    </w:p>
+    <w:p>
+      <w:pPr>
+        <w:spacing w:line="336" w:lineRule="auto" w:after="180"/>
+      </w:pPr>
+      <w:r>
+        <w:rPr>
+          <w:b w:val="0"/>
+        </w:rPr>
+        <w:t>Reason: The error allowance is divided among ten tests; all ten results must be reported, including the four not supplied here.</w:t>
+      </w:r>
+    </w:p>
+    <w:p>
+      <w:pPr>
+        <w:pStyle w:val="Heading2"/>
+      </w:pPr>
+      <w:r>
+        <w:t>Earlier wording, alternatives and picture transcripts · reference / check after trying</w:t>
+      </w:r>
+    </w:p>
+    <w:p>
+      <w:pPr>
+        <w:spacing w:line="336" w:lineRule="auto" w:after="180"/>
+      </w:pPr>
+      <w:r>
+        <w:rPr>
+          <w:b w:val="0"/>
+        </w:rPr>
+        <w:t>Begin by writing the question the procedure is intended to answer. Identify the information already supplied, the information it will produce and the information still missing.</w:t>
+      </w:r>
+    </w:p>
+    <w:p>
+      <w:pPr>
+        <w:spacing w:line="336" w:lineRule="auto" w:after="180"/>
+      </w:pPr>
+      <w:r>
+        <w:rPr>
+          <w:b w:val="0"/>
+        </w:rPr>
+        <w:t>These are constructed classroom examples; they do not require live accounts, private records or an external service. Do not treat a plausible explanation as a measured outcome.</w:t>
       </w:r>
     </w:p>
     <w:p>
@@ -983,99 +2691,30 @@
         <w:pStyle w:val="Heading3"/>
       </w:pPr>
       <w:r>
-        <w:t>Multiple comparisons — evidence trace</w:t>
-      </w:r>
-    </w:p>
-    <w:tbl>
-      <w:tblPr>
-        <w:tblStyle w:val="LightShading-Accent1"/>
-        <w:tblW w:type="auto" w:w="0"/>
-        <w:tblLook w:firstColumn="1" w:firstRow="1" w:lastColumn="0" w:lastRow="0" w:noHBand="0" w:noVBand="1" w:val="04A0"/>
-      </w:tblPr>
-      <w:tblGrid>
-        <w:gridCol w:w="3408"/>
-        <w:gridCol w:w="3408"/>
-        <w:gridCol w:w="3408"/>
-      </w:tblGrid>
-      <w:tr>
-        <w:trPr>
-          <w:tblHeader/>
-        </w:trPr>
-        <w:tc>
-          <w:tcPr>
-            <w:tcW w:type="dxa" w:w="3408"/>
-          </w:tcPr>
-          <w:p>
-            <w:r>
-              <w:t>Input and scope</w:t>
-            </w:r>
-          </w:p>
-        </w:tc>
-        <w:tc>
-          <w:tcPr>
-            <w:tcW w:type="dxa" w:w="3408"/>
-          </w:tcPr>
-          <w:p>
-            <w:r>
-              <w:t>Check or calculation</w:t>
-            </w:r>
-          </w:p>
-        </w:tc>
-        <w:tc>
-          <w:tcPr>
-            <w:tcW w:type="dxa" w:w="3408"/>
-          </w:tcPr>
-          <w:p>
-            <w:r>
-              <w:t>Conclusion and limit</w:t>
-            </w:r>
-          </w:p>
-        </w:tc>
-      </w:tr>
-      <w:tr>
-        <w:tc>
-          <w:tcPr>
-            <w:tcW w:type="dxa" w:w="3408"/>
-          </w:tcPr>
-          <w:p>
-            <w:r>
-              <w:t>Five valid tests form one declared family with alpha 0.05. Their p-values are .009, .012, .3, .4, .8. Use Bonferroni: compare each p-value with 0.05/5, including equality.</w:t>
-            </w:r>
-          </w:p>
-        </w:tc>
-        <w:tc>
-          <w:tcPr>
-            <w:tcW w:type="dxa" w:w="3408"/>
-          </w:tcPr>
-          <w:p>
-            <w:r>
-              <w:t>For this exercise use Bonferroni:family alpha .05 divided by number of tests m; reject each test when its valid p-value is at most .05/m. This controls the family error by a bound without requiring independent tests.</w:t>
-            </w:r>
-          </w:p>
-        </w:tc>
-        <w:tc>
-          <w:tcPr>
-            <w:tcW w:type="dxa" w:w="3408"/>
-          </w:tcPr>
-          <w:p>
-            <w:r>
-              <w:t>Threshold .01; only .009 rejected. An unadjusted .05 rule would also reject .012 and change family control.</w:t>
-            </w:r>
-          </w:p>
-        </w:tc>
-      </w:tr>
-    </w:tbl>
-    <w:p>
-      <w:r>
-        <w:t>The figure connects this chapter's worked input, declared procedure and result. Read the complete worked reasoning for qualifiers and intermediate steps; the abbreviated labels do not replace that reasoning.</w:t>
+        <w:t>Model the reasoning aloud</w:t>
       </w:r>
     </w:p>
     <w:p>
       <w:pPr>
-        <w:pStyle w:val="Heading3"/>
-      </w:pPr>
-      <w:r>
-        <w:t>Explain Multiple comparisons · 3</w:t>
+        <w:spacing w:line="336" w:lineRule="auto" w:after="180"/>
+      </w:pPr>
+      <w:r>
+        <w:rPr>
+          <w:b w:val="0"/>
+        </w:rPr>
+        <w:t xml:space="preserve">Use the complete worked example below before asking learners to complete W2. Reveal a small part, invite a </w:t>
+      </w:r>
+      <w:r>
+        <w:rPr>
+          <w:b/>
+        </w:rPr>
+        <w:t>prediction</w:t>
+      </w:r>
+      <w:r>
+        <w:rPr>
+          <w:b w:val="0"/>
+        </w:rPr>
+        <w:t>, then explain the deciding step.</w:t>
       </w:r>
     </w:p>
     <w:p>
@@ -1086,180 +2725,7 @@
         <w:rPr>
           <w:b w:val="0"/>
         </w:rPr>
-        <w:t>Guided: Threshold .01; only .009 rejected. An unadjusted .05 rule would also reject .012 and change family control. Qualification: Adjustment cannot repair invalid tests, post-hoc outcome selection or unreported analyses.</w:t>
-      </w:r>
-    </w:p>
-    <w:p>
-      <w:pPr>
-        <w:spacing w:line="336" w:lineRule="auto" w:after="180"/>
-      </w:pPr>
-      <w:r>
-        <w:rPr>
-          <w:b w:val="0"/>
-        </w:rPr>
-        <w:t xml:space="preserve">Exit: accept a concrete variation with its predicted outcome and a stated condition that would challenge the </w:t>
-      </w:r>
-      <w:r>
-        <w:rPr>
-          <w:b/>
-        </w:rPr>
-        <w:t>mechanism</w:t>
-      </w:r>
-      <w:r>
-        <w:rPr>
-          <w:b w:val="0"/>
-        </w:rPr>
-        <w:t xml:space="preserve">; reject a claim resting on unmeasured </w:t>
-      </w:r>
-      <w:r>
-        <w:rPr>
-          <w:b/>
-        </w:rPr>
-        <w:t>evidence</w:t>
-      </w:r>
-      <w:r>
-        <w:rPr>
-          <w:b w:val="0"/>
-        </w:rPr>
-        <w:t>.</w:t>
-      </w:r>
-    </w:p>
-    <w:p>
-      <w:pPr>
-        <w:pStyle w:val="Heading3"/>
-      </w:pPr>
-      <w:r>
-        <w:t>Model the reasoning aloud</w:t>
-      </w:r>
-    </w:p>
-    <w:p>
-      <w:pPr>
-        <w:spacing w:line="336" w:lineRule="auto" w:after="180"/>
-      </w:pPr>
-      <w:r>
-        <w:rPr>
-          <w:b w:val="0"/>
-        </w:rPr>
-        <w:t xml:space="preserve">Use the complete worked example below before asking learners to complete W2. Reveal a small part, invite a </w:t>
-      </w:r>
-      <w:r>
-        <w:rPr>
-          <w:b/>
-        </w:rPr>
-        <w:t>prediction</w:t>
-      </w:r>
-      <w:r>
-        <w:rPr>
-          <w:b w:val="0"/>
-        </w:rPr>
-        <w:t>, then explain the deciding step.</w:t>
-      </w:r>
-    </w:p>
-    <w:p>
-      <w:pPr>
-        <w:spacing w:line="336" w:lineRule="auto" w:after="180"/>
-      </w:pPr>
-      <w:r>
-        <w:rPr>
-          <w:b w:val="0"/>
-        </w:rPr>
         <w:t>These teacher notes contain solutions; do not reveal the independent case answer during modelling.</w:t>
-      </w:r>
-    </w:p>
-    <w:p>
-      <w:pPr>
-        <w:spacing w:line="336" w:lineRule="auto" w:after="180"/>
-      </w:pPr>
-      <w:r>
-        <w:rPr>
-          <w:b w:val="0"/>
-        </w:rPr>
-        <w:t>Five valid tests form one declared family with alpha 0.05. Their p-values are .009, .012, .3, .4, .8. Use Bonferroni: compare each p-value with 0.05/5, including equality.</w:t>
-      </w:r>
-    </w:p>
-    <w:p>
-      <w:pPr>
-        <w:spacing w:line="336" w:lineRule="auto" w:after="180"/>
-      </w:pPr>
-      <w:r>
-        <w:rPr>
-          <w:b w:val="0"/>
-        </w:rPr>
-        <w:t>Threshold .01; only .009 rejected. An unadjusted .05 rule would also reject .012 and change family control.</w:t>
-      </w:r>
-    </w:p>
-    <w:p>
-      <w:pPr>
-        <w:pStyle w:val="Heading3"/>
-      </w:pPr>
-      <w:r>
-        <w:t>Model the reasoning aloud · 4</w:t>
-      </w:r>
-    </w:p>
-    <w:p>
-      <w:pPr>
-        <w:spacing w:line="336" w:lineRule="auto" w:after="180"/>
-      </w:pPr>
-      <w:r>
-        <w:rPr>
-          <w:b w:val="0"/>
-        </w:rPr>
-        <w:t xml:space="preserve">Compare the intermediate </w:t>
-      </w:r>
-      <w:r>
-        <w:rPr>
-          <w:b/>
-        </w:rPr>
-        <w:t>evidence</w:t>
-      </w:r>
-      <w:r>
-        <w:rPr>
-          <w:b w:val="0"/>
-        </w:rPr>
-        <w:t xml:space="preserve"> with the final statement. Explain why each number or decision follows from the stated </w:t>
-      </w:r>
-      <w:r>
-        <w:rPr>
-          <w:b/>
-        </w:rPr>
-        <w:t>input</w:t>
-      </w:r>
-      <w:r>
-        <w:rPr>
-          <w:b w:val="0"/>
-        </w:rPr>
-        <w:t>s.</w:t>
-      </w:r>
-    </w:p>
-    <w:p>
-      <w:pPr>
-        <w:spacing w:line="336" w:lineRule="auto" w:after="180"/>
-      </w:pPr>
-      <w:r>
-        <w:rPr>
-          <w:b w:val="0"/>
-        </w:rPr>
-        <w:t xml:space="preserve">The conclusion belongs to this scenario and procedure; changing the </w:t>
-      </w:r>
-      <w:r>
-        <w:rPr>
-          <w:b/>
-        </w:rPr>
-        <w:t>input</w:t>
-      </w:r>
-      <w:r>
-        <w:rPr>
-          <w:b w:val="0"/>
-        </w:rPr>
-        <w:t>s, evaluation population or authority can change what it establishes. Retain the raw record so a later revision can be compared honestly.</w:t>
-      </w:r>
-    </w:p>
-    <w:p>
-      <w:pPr>
-        <w:pStyle w:val="Heading3"/>
-      </w:pPr>
-      <w:r>
-        <w:t>Model the reasoning aloud · 5</w:t>
       </w:r>
     </w:p>
     <w:p>
@@ -1439,41 +2905,10 @@
     </w:p>
     <w:p>
       <w:pPr>
-        <w:spacing w:line="336" w:lineRule="auto" w:after="180"/>
-      </w:pPr>
-      <w:r>
-        <w:rPr>
-          <w:b w:val="0"/>
-        </w:rPr>
-        <w:t>Six declared prompt comparisons. A team performs six valid hypothesis tests and applies a predeclared Bonferroni familywise threshold.</w:t>
-      </w:r>
-    </w:p>
-    <w:p>
-      <w:pPr>
         <w:pStyle w:val="Heading3"/>
       </w:pPr>
       <w:r>
         <w:t>The facts we will use</w:t>
-      </w:r>
-    </w:p>
-    <w:p>
-      <w:pPr>
-        <w:pStyle w:val="Heading3"/>
-      </w:pPr>
-      <w:r>
-        <w:t>Supplied facts</w:t>
-      </w:r>
-    </w:p>
-    <w:p>
-      <w:pPr>
-        <w:spacing w:line="336" w:lineRule="auto" w:after="180"/>
-        <w:shd w:fill="F1F6FC"/>
-      </w:pPr>
-      <w:r>
-        <w:rPr>
-          <w:b w:val="0"/>
-        </w:rPr>
-        <w:t>Familywise alpha=0.05. Supplied unadjusted p-values are 0.004,0.012,0.02,0.08,0.4,0.9. These values are stipulated, not calculated from invented data.</w:t>
       </w:r>
     </w:p>
     <w:p>
@@ -1481,7 +2916,7 @@
         <w:drawing>
           <wp:inline xmlns:a="http://schemas.openxmlformats.org/drawingml/2006/main" xmlns:pic="http://schemas.openxmlformats.org/drawingml/2006/picture">
             <wp:extent cx="5486400" cy="5388429"/>
-            <wp:docPr id="1" name="Picture 1" descr="Supplied p-values and six-test decisions"/>
+            <wp:docPr id="3" name="Picture 3" descr="Supplied p-values and six-test decisions"/>
             <wp:cNvGraphicFramePr>
               <a:graphicFrameLocks noChangeAspect="1"/>
             </wp:cNvGraphicFramePr>
@@ -1493,7 +2928,7 @@
                     <pic:cNvPicPr/>
                   </pic:nvPicPr>
                   <pic:blipFill>
-                    <a:blip r:embed="rId9"/>
+                    <a:blip r:embed="rId11"/>
                     <a:stretch>
                       <a:fillRect/>
                     </a:stretch>
@@ -1517,7 +2952,7 @@
         <w:drawing>
           <wp:inline xmlns:a="http://schemas.openxmlformats.org/drawingml/2006/main" xmlns:pic="http://schemas.openxmlformats.org/drawingml/2006/picture">
             <wp:extent cx="5486400" cy="5366657"/>
-            <wp:docPr id="2" name="Picture 2" descr="Multiple comparisons. Count the planned tests: There are six tests in the declared family.. Compute corrected threshold: 0.05/6 is about 0.00833 for each test.. Apply all six decisions: Only 0.004 is below 0.00833; the other five do not reject under this rule."/>
+            <wp:docPr id="4" name="Picture 4" descr="Multiple comparisons. Count the planned tests: There are six tests in the declared family.. Compute corrected threshold: 0.05/6 is about 0.00833 for each test.. Apply all six decisions: Only 0.004 is below 0.00833; the other five do not reject under this rule."/>
             <wp:cNvGraphicFramePr>
               <a:graphicFrameLocks noChangeAspect="1"/>
             </wp:cNvGraphicFramePr>
@@ -1529,7 +2964,7 @@
                     <pic:cNvPicPr/>
                   </pic:nvPicPr>
                   <pic:blipFill>
-                    <a:blip r:embed="rId10"/>
+                    <a:blip r:embed="rId12"/>
                     <a:stretch>
                       <a:fillRect/>
                     </a:stretch>
@@ -1553,114 +2988,7 @@
         <w:pStyle w:val="Heading3"/>
       </w:pPr>
       <w:r>
-        <w:t>Read the picture one step at a time</w:t>
-      </w:r>
-    </w:p>
-    <w:tbl>
-      <w:tblPr>
-        <w:tblStyle w:val="LightShading-Accent1"/>
-        <w:tblW w:type="auto" w:w="0"/>
-        <w:tblLook w:firstColumn="1" w:firstRow="1" w:lastColumn="0" w:lastRow="0" w:noHBand="0" w:noVBand="1" w:val="04A0"/>
-      </w:tblPr>
-      <w:tblGrid>
-        <w:gridCol w:w="5112"/>
-        <w:gridCol w:w="5112"/>
-      </w:tblGrid>
-      <w:tr>
-        <w:trPr>
-          <w:tblHeader/>
-        </w:trPr>
-        <w:tc>
-          <w:tcPr>
-            <w:tcW w:type="dxa" w:w="5112"/>
-          </w:tcPr>
-          <w:p>
-            <w:r>
-              <w:t>Step</w:t>
-            </w:r>
-          </w:p>
-        </w:tc>
-        <w:tc>
-          <w:tcPr>
-            <w:tcW w:type="dxa" w:w="5112"/>
-          </w:tcPr>
-          <w:p>
-            <w:r>
-              <w:t>What happens and why</w:t>
-            </w:r>
-          </w:p>
-        </w:tc>
-      </w:tr>
-      <w:tr>
-        <w:tc>
-          <w:tcPr>
-            <w:tcW w:type="dxa" w:w="5112"/>
-          </w:tcPr>
-          <w:p>
-            <w:r>
-              <w:t>1. Count the planned tests</w:t>
-            </w:r>
-          </w:p>
-        </w:tc>
-        <w:tc>
-          <w:tcPr>
-            <w:tcW w:type="dxa" w:w="5112"/>
-          </w:tcPr>
-          <w:p>
-            <w:r>
-              <w:t>There are six tests in the declared family.</w:t>
-            </w:r>
-          </w:p>
-        </w:tc>
-      </w:tr>
-      <w:tr>
-        <w:tc>
-          <w:tcPr>
-            <w:tcW w:type="dxa" w:w="5112"/>
-          </w:tcPr>
-          <w:p>
-            <w:r>
-              <w:t>2. Compute corrected threshold</w:t>
-            </w:r>
-          </w:p>
-        </w:tc>
-        <w:tc>
-          <w:tcPr>
-            <w:tcW w:type="dxa" w:w="5112"/>
-          </w:tcPr>
-          <w:p>
-            <w:r>
-              <w:t>0.05/6 is about 0.00833 for each test.</w:t>
-            </w:r>
-          </w:p>
-        </w:tc>
-      </w:tr>
-      <w:tr>
-        <w:tc>
-          <w:tcPr>
-            <w:tcW w:type="dxa" w:w="5112"/>
-          </w:tcPr>
-          <w:p>
-            <w:r>
-              <w:t>3. Apply all six decisions</w:t>
-            </w:r>
-          </w:p>
-        </w:tc>
-        <w:tc>
-          <w:tcPr>
-            <w:tcW w:type="dxa" w:w="5112"/>
-          </w:tcPr>
-          <w:p>
-            <w:r>
-              <w:t>Only 0.004 is below 0.00833; the other five do not reject under this rule.</w:t>
-            </w:r>
-          </w:p>
-        </w:tc>
-      </w:tr>
-    </w:tbl>
-    <w:p>
-      <w:r>
-        <w:t>Match each pictured step to the supplied facts. This is a worked teaching case, not an independent assessment.</w:t>
+        <w:t>Why this result follows</w:t>
       </w:r>
     </w:p>
     <w:p>
@@ -1668,7 +2996,7 @@
         <w:pStyle w:val="Heading3"/>
       </w:pPr>
       <w:r>
-        <w:t>Why this result follows</w:t>
+        <w:t>What this example does not establish</w:t>
       </w:r>
     </w:p>
     <w:p>
@@ -1676,149 +3004,191 @@
         <w:pStyle w:val="Heading3"/>
       </w:pPr>
       <w:r>
-        <w:t>Why the result follows</w:t>
+        <w:t>Change one thing in the pictured case</w:t>
       </w:r>
     </w:p>
     <w:p>
       <w:pPr>
-        <w:spacing w:line="336" w:lineRule="auto" w:after="180"/>
-        <w:shd w:fill="F1F6FC"/>
-      </w:pPr>
-      <w:r>
-        <w:rPr>
-          <w:b w:val="0"/>
-        </w:rPr>
-        <w:t>Searching many comparisons provides more chances for false positives. Bonferroni divides the error allowance across the declared family; valid individual p-values are required.</w:t>
+        <w:pStyle w:val="Heading3"/>
+      </w:pPr>
+      <w:r>
+        <w:t>Ask while showing the picture</w:t>
       </w:r>
     </w:p>
     <w:p>
       <w:pPr>
         <w:spacing w:line="336" w:lineRule="auto" w:after="180"/>
-        <w:shd w:fill="F1F6FC"/>
       </w:pPr>
       <w:r>
         <w:rPr>
           <w:b w:val="0"/>
         </w:rPr>
-        <w:t>A rejected null is not automatically a large or useful improvement.</w:t>
+        <w:t xml:space="preserve">Cover the result. Ask learners to name the </w:t>
+      </w:r>
+      <w:r>
+        <w:rPr>
+          <w:b/>
+        </w:rPr>
+        <w:t>input</w:t>
+      </w:r>
+      <w:r>
+        <w:rPr>
+          <w:b w:val="0"/>
+        </w:rPr>
+        <w:t xml:space="preserve">s and predict the next step. Uncover one step, connect the icon to the actual procedure, and explain its </w:t>
+      </w:r>
+      <w:r>
+        <w:rPr>
+          <w:b/>
+        </w:rPr>
+        <w:t>evidence</w:t>
+      </w:r>
+      <w:r>
+        <w:rPr>
+          <w:b w:val="0"/>
+        </w:rPr>
+        <w:t>. Then change the supplied condition and compare.</w:t>
       </w:r>
     </w:p>
     <w:p>
       <w:pPr>
-        <w:pStyle w:val="Heading3"/>
-      </w:pPr>
-      <w:r>
-        <w:t>What this example does not establish</w:t>
+        <w:spacing w:line="336" w:lineRule="auto" w:after="180"/>
+      </w:pPr>
+      <w:r>
+        <w:rPr>
+          <w:b w:val="0"/>
+        </w:rPr>
+        <w:t>The picture is a representation; it does not document execution of a real AI model.</w:t>
       </w:r>
     </w:p>
     <w:p>
       <w:pPr>
-        <w:pStyle w:val="Heading3"/>
-      </w:pPr>
-      <w:r>
-        <w:t>Keep the stated limit</w:t>
+        <w:pStyle w:val="Heading1"/>
+      </w:pPr>
+      <w:r>
+        <w:t>03. Model a step,then remove help</w:t>
       </w:r>
     </w:p>
     <w:p>
-      <w:pPr>
-        <w:spacing w:line="336" w:lineRule="auto" w:after="180"/>
-        <w:shd w:fill="FFF5E6"/>
-      </w:pPr>
-      <w:r>
-        <w:rPr>
-          <w:b w:val="0"/>
-        </w:rPr>
-        <w:t>No effect size or real data is supplied. Bonferroni can be conservative and cannot repair invalid p-values or undisclosed outcome-driven test selection.</w:t>
+      <w:r>
+        <w:t>Collect each learner’s reasoning before showing a key.</w:t>
       </w:r>
     </w:p>
     <w:p>
       <w:pPr>
-        <w:pStyle w:val="Heading3"/>
-      </w:pPr>
-      <w:r>
-        <w:t>Change one thing in the pictured case</w:t>
+        <w:pStyle w:val="Heading2"/>
+      </w:pPr>
+      <w:r>
+        <w:t>Current completion task and checked reasoning</w:t>
       </w:r>
     </w:p>
     <w:p>
       <w:pPr>
-        <w:pStyle w:val="Heading3"/>
-      </w:pPr>
-      <w:r>
-        <w:t>Change one thing</w:t>
+        <w:spacing w:line="336" w:lineRule="auto" w:after="180"/>
+      </w:pPr>
+      <w:r>
+        <w:rPr>
+          <w:b w:val="0"/>
+        </w:rPr>
+        <w:t>Completion task: Five valid tests form one declared family with alpha 0.05. Their p-values are .009, .012, .3, .4, .8. Use Bonferroni: compare each p-value with 0.05/5, including equality. Show the intermediate steps and give the conclusion with its scope.</w:t>
       </w:r>
     </w:p>
     <w:p>
       <w:pPr>
         <w:spacing w:line="336" w:lineRule="auto" w:after="180"/>
-        <w:shd w:fill="F5F1FB"/>
       </w:pPr>
       <w:r>
         <w:rPr>
           <w:b w:val="0"/>
         </w:rPr>
-        <w:t>Change: The declared family has ten tests instead of six; keep the listed values unchanged.</w:t>
+        <w:t>Teacher check: Teacher explanation: Threshold .01; only .009 rejected. An unadjusted .05 rule would also reject .012 and change family control.</w:t>
       </w:r>
     </w:p>
     <w:p>
       <w:pPr>
-        <w:pStyle w:val="Heading3"/>
-      </w:pPr>
-      <w:r>
-        <w:t>Predicted result</w:t>
+        <w:spacing w:line="336" w:lineRule="auto" w:after="180"/>
+      </w:pPr>
+      <w:r>
+        <w:rPr>
+          <w:b w:val="0"/>
+        </w:rPr>
+        <w:t xml:space="preserve">Start by identifying the given </w:t>
+      </w:r>
+      <w:r>
+        <w:rPr>
+          <w:b/>
+        </w:rPr>
+        <w:t>input</w:t>
+      </w:r>
+      <w:r>
+        <w:rPr>
+          <w:b w:val="0"/>
+        </w:rPr>
+        <w:t>s together. Leave the intermediate steps blank. If needed, model one step, then withdraw that help on the next step. Move to a full trace only when the partial trace is understood.</w:t>
       </w:r>
     </w:p>
     <w:p>
       <w:pPr>
         <w:spacing w:line="336" w:lineRule="auto" w:after="180"/>
-        <w:shd w:fill="F1F6FC"/>
-      </w:pPr>
-      <w:r>
-        <w:rPr>
-          <w:b/>
-        </w:rPr>
-        <w:t>Prediction</w:t>
-      </w:r>
+      </w:pPr>
       <w:r>
         <w:rPr>
           <w:b w:val="0"/>
         </w:rPr>
-        <w:t>: The cutoff becomes 0.005, and only 0.004 among the listed values still rejects.</w:t>
+        <w:t>For partners, alternate explainer and checker; collect a response from every learner before discussion.</w:t>
       </w:r>
     </w:p>
     <w:p>
       <w:pPr>
-        <w:pStyle w:val="Heading3"/>
-      </w:pPr>
-      <w:r>
-        <w:t>Why the result follows</w:t>
+        <w:pStyle w:val="Heading2"/>
+      </w:pPr>
+      <w:r>
+        <w:t>Individual misconception check</w:t>
       </w:r>
     </w:p>
     <w:p>
       <w:pPr>
         <w:spacing w:line="336" w:lineRule="auto" w:after="180"/>
-        <w:shd w:fill="F1F6FC"/>
       </w:pPr>
       <w:r>
         <w:rPr>
           <w:b w:val="0"/>
         </w:rPr>
-        <w:t>Reason: The error allowance is divided among ten tests; all ten results must be reported, including the four not supplied here.</w:t>
+        <w:t xml:space="preserve">Use the worked case for </w:t>
+      </w:r>
+      <w:r>
+        <w:rPr>
+          <w:b/>
+        </w:rPr>
+        <w:t>Multiple comparisons</w:t>
+      </w:r>
+      <w:r>
+        <w:rPr>
+          <w:b w:val="0"/>
+        </w:rPr>
+        <w:t>. Proposed explanation: “The worked result establishes every future case”. Decide whether this explanation is supported.</w:t>
       </w:r>
     </w:p>
     <w:p>
       <w:pPr>
-        <w:pStyle w:val="Heading3"/>
-      </w:pPr>
-      <w:r>
-        <w:t>Ask while showing the picture</w:t>
+        <w:spacing w:line="336" w:lineRule="auto" w:after="180"/>
+      </w:pPr>
+      <w:r>
+        <w:rPr>
+          <w:b w:val="0"/>
+        </w:rPr>
+        <w:t>Point to the step or supplied fact that decides; explain your repair if needed.</w:t>
       </w:r>
     </w:p>
     <w:p>
       <w:pPr>
-        <w:pStyle w:val="Heading3"/>
-      </w:pPr>
-      <w:r>
-        <w:t>Ask while showing the picture · 6</w:t>
+        <w:spacing w:line="336" w:lineRule="auto" w:after="180"/>
+      </w:pPr>
+      <w:r>
+        <w:rPr>
+          <w:b w:val="0"/>
+        </w:rPr>
+        <w:t>Expected correction: Adjustment cannot repair invalid tests, post-hoc outcome selection or unreported analyses.</w:t>
       </w:r>
     </w:p>
     <w:p>
@@ -1829,31 +3199,7 @@
         <w:rPr>
           <w:b w:val="0"/>
         </w:rPr>
-        <w:t xml:space="preserve">Cover the result. Ask learners to name the </w:t>
-      </w:r>
-      <w:r>
-        <w:rPr>
-          <w:b/>
-        </w:rPr>
-        <w:t>input</w:t>
-      </w:r>
-      <w:r>
-        <w:rPr>
-          <w:b w:val="0"/>
-        </w:rPr>
-        <w:t xml:space="preserve">s and predict the next step. Uncover one step, connect the icon to the actual procedure, and explain its </w:t>
-      </w:r>
-      <w:r>
-        <w:rPr>
-          <w:b/>
-        </w:rPr>
-        <w:t>evidence</w:t>
-      </w:r>
-      <w:r>
-        <w:rPr>
-          <w:b w:val="0"/>
-        </w:rPr>
-        <w:t>. Then change the supplied condition and compare.</w:t>
+        <w:t>Collect explanations, not only yes/no votes. If a misunderstanding is common, re-model the relevant step for the class.</w:t>
       </w:r>
     </w:p>
     <w:p>
@@ -1864,20 +3210,168 @@
         <w:rPr>
           <w:b w:val="0"/>
         </w:rPr>
-        <w:t>The picture is a representation; it does not document execution of a real AI model.</w:t>
+        <w:t>If it affects a few learners, give a short targeted group explanation while others solve a more demanding variation.</w:t>
       </w:r>
     </w:p>
     <w:p>
       <w:pPr>
-        <w:pStyle w:val="Heading1"/>
-      </w:pPr>
-      <w:r>
-        <w:t>03. Demonstrate and guide practice</w:t>
+        <w:pStyle w:val="Heading2"/>
+      </w:pPr>
+      <w:r>
+        <w:t>Pictured reasoning and changed case</w:t>
       </w:r>
     </w:p>
     <w:p>
-      <w:r>
-        <w:t>Demonstrate Multiple comparisons, reduce support deliberately and check individual reasoning before discussing answers.</w:t>
+      <w:pPr>
+        <w:spacing w:line="336" w:lineRule="auto" w:after="180"/>
+      </w:pPr>
+      <w:r>
+        <w:rPr>
+          <w:b w:val="0"/>
+        </w:rPr>
+        <w:t>Calculate the six-test cutoff and identify which supplied p-values reject. Why must the team count every planned comparison rather than report only its smallest p-value?</w:t>
+      </w:r>
+    </w:p>
+    <w:p>
+      <w:pPr>
+        <w:spacing w:line="336" w:lineRule="auto" w:after="180"/>
+      </w:pPr>
+      <w:r>
+        <w:rPr>
+          <w:b w:val="0"/>
+        </w:rPr>
+        <w:t>The cutoff is 0.05/6≈0.00833. Only p=0.004 rejects; the other five exceed the cutoff. Reporting just that result conceals the search and its familywise error control.</w:t>
+      </w:r>
+    </w:p>
+    <w:p>
+      <w:pPr>
+        <w:spacing w:line="336" w:lineRule="auto" w:after="180"/>
+      </w:pPr>
+      <w:r>
+        <w:rPr>
+          <w:b w:val="0"/>
+        </w:rPr>
+        <w:t>Changed-case reasoning: The cutoff becomes 0.005, and only 0.004 among the listed values still rejects. The error allowance is divided among ten tests; all ten results must be reported, including the four not supplied here.</w:t>
+      </w:r>
+    </w:p>
+    <w:p>
+      <w:pPr>
+        <w:spacing w:line="336" w:lineRule="auto" w:after="180"/>
+      </w:pPr>
+      <w:r>
+        <w:rPr>
+          <w:b w:val="0"/>
+        </w:rPr>
+        <w:t xml:space="preserve">Collect each learner’s explanation before discussion. Use the first missing connection between </w:t>
+      </w:r>
+      <w:r>
+        <w:rPr>
+          <w:b/>
+        </w:rPr>
+        <w:t>input</w:t>
+      </w:r>
+      <w:r>
+        <w:rPr>
+          <w:b w:val="0"/>
+        </w:rPr>
+        <w:t xml:space="preserve">, deciding step and result to choose support. This question is worked-case practice, not fresh mastery </w:t>
+      </w:r>
+      <w:r>
+        <w:rPr>
+          <w:b/>
+        </w:rPr>
+        <w:t>evidence</w:t>
+      </w:r>
+      <w:r>
+        <w:rPr>
+          <w:b w:val="0"/>
+        </w:rPr>
+        <w:t>.</w:t>
+      </w:r>
+    </w:p>
+    <w:p>
+      <w:pPr>
+        <w:pStyle w:val="Heading2"/>
+      </w:pPr>
+      <w:r>
+        <w:t>Accessible support and extension</w:t>
+      </w:r>
+    </w:p>
+    <w:p>
+      <w:pPr>
+        <w:spacing w:line="336" w:lineRule="auto" w:after="180"/>
+      </w:pPr>
+      <w:r>
+        <w:rPr>
+          <w:b w:val="0"/>
+        </w:rPr>
+        <w:t xml:space="preserve">Use the worked example in Sections 3 and 6. Collect a </w:t>
+      </w:r>
+      <w:r>
+        <w:rPr>
+          <w:b/>
+        </w:rPr>
+        <w:t>prediction</w:t>
+      </w:r>
+      <w:r>
+        <w:rPr>
+          <w:b w:val="0"/>
+        </w:rPr>
+        <w:t xml:space="preserve"> before revealing its result; ask the learner to point to each intermediate fact.</w:t>
+      </w:r>
+    </w:p>
+    <w:p>
+      <w:pPr>
+        <w:spacing w:line="336" w:lineRule="auto" w:after="180"/>
+      </w:pPr>
+      <w:r>
+        <w:rPr>
+          <w:b w:val="0"/>
+        </w:rPr>
+        <w:t xml:space="preserve">Provide an </w:t>
+      </w:r>
+      <w:r>
+        <w:rPr>
+          <w:b/>
+        </w:rPr>
+        <w:t>input</w:t>
+      </w:r>
+      <w:r>
+        <w:rPr>
+          <w:b w:val="0"/>
+        </w:rPr>
+        <w:t>/procedure/result/limit frame and a calculator when needed. Ask students to identify the first step before completing the whole trace.</w:t>
+      </w:r>
+    </w:p>
+    <w:p>
+      <w:pPr>
+        <w:spacing w:line="336" w:lineRule="auto" w:after="180"/>
+      </w:pPr>
+      <w:r>
+        <w:rPr>
+          <w:b w:val="0"/>
+        </w:rPr>
+        <w:t xml:space="preserve">Extension: compare two concrete variants of this </w:t>
+      </w:r>
+      <w:r>
+        <w:rPr>
+          <w:b/>
+        </w:rPr>
+        <w:t>mechanism</w:t>
+      </w:r>
+      <w:r>
+        <w:rPr>
+          <w:b w:val="0"/>
+        </w:rPr>
+        <w:t xml:space="preserve"> while holding unrelated conditions fixed; report both successful and unsuccessful outcomes.</w:t>
+      </w:r>
+    </w:p>
+    <w:p>
+      <w:pPr>
+        <w:pStyle w:val="Heading2"/>
+      </w:pPr>
+      <w:r>
+        <w:t>Earlier wording, alternatives and picture transcripts · reference / check after trying</w:t>
       </w:r>
     </w:p>
     <w:tbl>
@@ -2094,71 +3588,26 @@
     </w:tbl>
     <w:p>
       <w:pPr>
-        <w:spacing w:line="336" w:lineRule="auto" w:after="180"/>
-      </w:pPr>
-      <w:r>
-        <w:rPr>
-          <w:b w:val="0"/>
-        </w:rPr>
-        <w:t xml:space="preserve">Use the worked example in Sections 3 and 6. Collect a </w:t>
-      </w:r>
-      <w:r>
-        <w:rPr>
-          <w:b/>
-        </w:rPr>
-        <w:t>prediction</w:t>
-      </w:r>
-      <w:r>
-        <w:rPr>
-          <w:b w:val="0"/>
-        </w:rPr>
-        <w:t xml:space="preserve"> before revealing its result; ask the learner to point to each intermediate fact.</w:t>
+        <w:pStyle w:val="Heading3"/>
+      </w:pPr>
+      <w:r>
+        <w:t>Reduce help deliberately</w:t>
       </w:r>
     </w:p>
     <w:p>
       <w:pPr>
-        <w:spacing w:line="336" w:lineRule="auto" w:after="180"/>
-      </w:pPr>
-      <w:r>
-        <w:rPr>
-          <w:b w:val="0"/>
-        </w:rPr>
-        <w:t xml:space="preserve">Provide an </w:t>
-      </w:r>
-      <w:r>
-        <w:rPr>
-          <w:b/>
-        </w:rPr>
-        <w:t>input</w:t>
-      </w:r>
-      <w:r>
-        <w:rPr>
-          <w:b w:val="0"/>
-        </w:rPr>
-        <w:t>/procedure/result/limit frame and a calculator when needed. Ask students to identify the first step before completing the whole trace.</w:t>
+        <w:pStyle w:val="Heading3"/>
+      </w:pPr>
+      <w:r>
+        <w:t>Individual reasoning check</w:t>
       </w:r>
     </w:p>
     <w:p>
       <w:pPr>
-        <w:spacing w:line="336" w:lineRule="auto" w:after="180"/>
-      </w:pPr>
-      <w:r>
-        <w:rPr>
-          <w:b w:val="0"/>
-        </w:rPr>
-        <w:t xml:space="preserve">Extension: compare two concrete variants of this </w:t>
-      </w:r>
-      <w:r>
-        <w:rPr>
-          <w:b/>
-        </w:rPr>
-        <w:t>mechanism</w:t>
-      </w:r>
-      <w:r>
-        <w:rPr>
-          <w:b w:val="0"/>
-        </w:rPr>
-        <w:t xml:space="preserve"> while holding unrelated conditions fixed; report both successful and unsuccessful outcomes.</w:t>
+        <w:pStyle w:val="Heading3"/>
+      </w:pPr>
+      <w:r>
+        <w:t>Pictorial practice question</w:t>
       </w:r>
     </w:p>
     <w:p>
@@ -2166,70 +3615,47 @@
         <w:pStyle w:val="Heading3"/>
       </w:pPr>
       <w:r>
-        <w:t>Reduce help deliberately</w:t>
+        <w:t>Reasoned teacher answer</w:t>
       </w:r>
     </w:p>
     <w:p>
       <w:pPr>
-        <w:pStyle w:val="Heading3"/>
-      </w:pPr>
-      <w:r>
-        <w:t>Completion practice</w:t>
+        <w:pStyle w:val="Heading1"/>
+      </w:pPr>
+      <w:r>
+        <w:t>04. Run the complete supplied investigation</w:t>
       </w:r>
     </w:p>
     <w:p>
-      <w:pPr>
-        <w:spacing w:line="336" w:lineRule="auto" w:after="180"/>
-        <w:shd w:fill="F5F1FB"/>
-      </w:pPr>
-      <w:r>
-        <w:rPr>
-          <w:b w:val="0"/>
-        </w:rPr>
-        <w:t>Completion task: Five valid tests form one declared family with alpha 0.05. Their p-values are .009, .012, .3, .4, .8. Use Bonferroni: compare each p-value with 0.05/5, including equality. Show the intermediate steps and give the conclusion with its scope.</w:t>
+      <w:r>
+        <w:t>Separate predictions,actual runs and paper traces.</w:t>
       </w:r>
     </w:p>
     <w:p>
       <w:pPr>
-        <w:pStyle w:val="Heading3"/>
-      </w:pPr>
-      <w:r>
-        <w:t>Reasoning to listen for</w:t>
+        <w:pStyle w:val="Heading2"/>
+      </w:pPr>
+      <w:r>
+        <w:t>Complete inputs,expected results and limits</w:t>
       </w:r>
     </w:p>
     <w:p>
       <w:pPr>
         <w:spacing w:line="336" w:lineRule="auto" w:after="180"/>
-        <w:shd w:fill="F1F6FC"/>
       </w:pPr>
       <w:r>
         <w:rPr>
           <w:b w:val="0"/>
         </w:rPr>
-        <w:t>Teacher check: Teacher explanation: Threshold .01; only .009 rejected. An unadjusted .05 rule would also reject .012 and change family control.</w:t>
+        <w:t>Main cutoff 0.01 rejects only 0.009. Picture cutoff 1/120 rejects only 0.004; changed ten-test cutoff 0.005 leaves four unsupplied decisions unknown. Independent four-test cutoff 0.0125 rejects only 0.01, with the remaining 0.02, 0.2 and 0.9 not rejecting. Include equality and retain every declared comparison. Require valid individual tests, without inventing independence, effect sizes or actual observations.</w:t>
       </w:r>
     </w:p>
     <w:p>
       <w:pPr>
-        <w:spacing w:line="336" w:lineRule="auto" w:after="180"/>
-      </w:pPr>
-      <w:r>
-        <w:rPr>
-          <w:b w:val="0"/>
-        </w:rPr>
-        <w:t xml:space="preserve">Start by identifying the given </w:t>
-      </w:r>
-      <w:r>
-        <w:rPr>
-          <w:b/>
-        </w:rPr>
-        <w:t>input</w:t>
-      </w:r>
-      <w:r>
-        <w:rPr>
-          <w:b w:val="0"/>
-        </w:rPr>
-        <w:t>s together. Leave the intermediate steps blank. If needed, model one step, then withdraw that help on the next step. Move to a full trace only when the partial trace is understood.</w:t>
+        <w:pStyle w:val="Heading2"/>
+      </w:pPr>
+      <w:r>
+        <w:t>Diagnose the current misconceptions</w:t>
       </w:r>
     </w:p>
     <w:p>
@@ -2240,15 +3666,42 @@
         <w:rPr>
           <w:b w:val="0"/>
         </w:rPr>
-        <w:t>For partners, alternate explainer and checker; collect a response from every learner before discussion.</w:t>
+        <w:t>The worked result establishes every future case: Adjustment cannot repair invalid tests, post-hoc outcome selection or unreported analyses.</w:t>
       </w:r>
     </w:p>
     <w:p>
       <w:pPr>
-        <w:pStyle w:val="Heading3"/>
-      </w:pPr>
-      <w:r>
-        <w:t>Individual reasoning check</w:t>
+        <w:spacing w:line="336" w:lineRule="auto" w:after="180"/>
+      </w:pPr>
+      <w:r>
+        <w:rPr>
+          <w:b w:val="0"/>
+        </w:rPr>
+        <w:t xml:space="preserve">A missing </w:t>
+      </w:r>
+      <w:r>
+        <w:rPr>
+          <w:b/>
+        </w:rPr>
+        <w:t>input</w:t>
+      </w:r>
+      <w:r>
+        <w:rPr>
+          <w:b w:val="0"/>
+        </w:rPr>
+        <w:t xml:space="preserve"> may be replaced without recording the change: A replacement changes the </w:t>
+      </w:r>
+      <w:r>
+        <w:rPr>
+          <w:b/>
+        </w:rPr>
+        <w:t>evidence</w:t>
+      </w:r>
+      <w:r>
+        <w:rPr>
+          <w:b w:val="0"/>
+        </w:rPr>
+        <w:t xml:space="preserve"> or contract. Record the change and its justification; do not silently turn unknown into a measured value.</w:t>
       </w:r>
     </w:p>
     <w:p>
@@ -2259,19 +3712,19 @@
         <w:rPr>
           <w:b w:val="0"/>
         </w:rPr>
-        <w:t xml:space="preserve">Use the worked case for </w:t>
+        <w:t xml:space="preserve">Repeating an assessed case is new independent </w:t>
       </w:r>
       <w:r>
         <w:rPr>
           <w:b/>
         </w:rPr>
-        <w:t>Multiple comparisons</w:t>
+        <w:t>evidence</w:t>
       </w:r>
       <w:r>
         <w:rPr>
           <w:b w:val="0"/>
         </w:rPr>
-        <w:t>. Proposed explanation: “The worked result establishes every future case”. Decide whether this explanation is supported.</w:t>
+        <w:t>: A replay checks consistency. An example used for feedback or revision cannot later be described as untouched final evaluation.</w:t>
       </w:r>
     </w:p>
     <w:p>
@@ -2282,259 +3735,39 @@
         <w:rPr>
           <w:b w:val="0"/>
         </w:rPr>
-        <w:t>Point to the step or supplied fact that decides; explain your repair if needed.</w:t>
+        <w:t xml:space="preserve">Use Section 9 for the </w:t>
+      </w:r>
+      <w:r>
+        <w:rPr>
+          <w:b/>
+        </w:rPr>
+        <w:t>evidence</w:t>
+      </w:r>
+      <w:r>
+        <w:rPr>
+          <w:b w:val="0"/>
+        </w:rPr>
+        <w:t xml:space="preserve"> ledger. Add a boundary or missing-</w:t>
+      </w:r>
+      <w:r>
+        <w:rPr>
+          <w:b/>
+        </w:rPr>
+        <w:t>input</w:t>
+      </w:r>
+      <w:r>
+        <w:rPr>
+          <w:b w:val="0"/>
+        </w:rPr>
+        <w:t xml:space="preserve"> case and record the expected response before checking. More successful repeats of one case do not establish wider coverage.</w:t>
       </w:r>
     </w:p>
     <w:p>
       <w:pPr>
-        <w:pStyle w:val="Heading3"/>
-      </w:pPr>
-      <w:r>
-        <w:t>Expected repair</w:t>
-      </w:r>
-    </w:p>
-    <w:p>
-      <w:pPr>
-        <w:spacing w:line="336" w:lineRule="auto" w:after="180"/>
-        <w:shd w:fill="F1F6FC"/>
-      </w:pPr>
-      <w:r>
-        <w:rPr>
-          <w:b w:val="0"/>
-        </w:rPr>
-        <w:t>Expected correction: Adjustment cannot repair invalid tests, post-hoc outcome selection or unreported analyses.</w:t>
-      </w:r>
-    </w:p>
-    <w:p>
-      <w:pPr>
-        <w:spacing w:line="336" w:lineRule="auto" w:after="180"/>
-      </w:pPr>
-      <w:r>
-        <w:rPr>
-          <w:b w:val="0"/>
-        </w:rPr>
-        <w:t>Collect explanations, not only yes/no votes. If a misunderstanding is common, re-model the relevant step for the class.</w:t>
-      </w:r>
-    </w:p>
-    <w:p>
-      <w:pPr>
-        <w:spacing w:line="336" w:lineRule="auto" w:after="180"/>
-      </w:pPr>
-      <w:r>
-        <w:rPr>
-          <w:b w:val="0"/>
-        </w:rPr>
-        <w:t>If it affects a few learners, give a short targeted group explanation while others solve a more demanding variation.</w:t>
-      </w:r>
-    </w:p>
-    <w:p>
-      <w:pPr>
-        <w:pStyle w:val="Heading3"/>
-      </w:pPr>
-      <w:r>
-        <w:t>Pictorial practice question</w:t>
-      </w:r>
-    </w:p>
-    <w:p>
-      <w:pPr>
-        <w:spacing w:line="336" w:lineRule="auto" w:after="180"/>
-        <w:shd w:fill="F5F1FB"/>
-      </w:pPr>
-      <w:r>
-        <w:rPr>
-          <w:b w:val="0"/>
-        </w:rPr>
-        <w:t>Calculate the six-test cutoff and identify which supplied p-values reject. Why must the team count every planned comparison rather than report only its smallest p-value?</w:t>
-      </w:r>
-    </w:p>
-    <w:p>
-      <w:pPr>
-        <w:pStyle w:val="Heading3"/>
-      </w:pPr>
-      <w:r>
-        <w:t>Reasoned teacher answer</w:t>
-      </w:r>
-    </w:p>
-    <w:p>
-      <w:pPr>
-        <w:spacing w:line="336" w:lineRule="auto" w:after="180"/>
-      </w:pPr>
-      <w:r>
-        <w:rPr>
-          <w:b w:val="0"/>
-        </w:rPr>
-        <w:t>The cutoff is 0.05/6≈0.00833. Only p=0.004 rejects; the other five exceed the cutoff. Reporting just that result conceals the search and its familywise error control.</w:t>
-      </w:r>
-    </w:p>
-    <w:p>
-      <w:pPr>
-        <w:spacing w:line="336" w:lineRule="auto" w:after="180"/>
-      </w:pPr>
-      <w:r>
-        <w:rPr>
-          <w:b w:val="0"/>
-        </w:rPr>
-        <w:t>Changed-case reasoning: The cutoff becomes 0.005, and only 0.004 among the listed values still rejects. The error allowance is divided among ten tests; all ten results must be reported, including the four not supplied here.</w:t>
-      </w:r>
-    </w:p>
-    <w:p>
-      <w:pPr>
-        <w:spacing w:line="336" w:lineRule="auto" w:after="180"/>
-      </w:pPr>
-      <w:r>
-        <w:rPr>
-          <w:b w:val="0"/>
-        </w:rPr>
-        <w:t xml:space="preserve">Collect each learner’s explanation before discussion. Use the first missing connection between </w:t>
-      </w:r>
-      <w:r>
-        <w:rPr>
-          <w:b/>
-        </w:rPr>
-        <w:t>input</w:t>
-      </w:r>
-      <w:r>
-        <w:rPr>
-          <w:b w:val="0"/>
-        </w:rPr>
-        <w:t xml:space="preserve">, deciding step and result to choose support. This question is worked-case practice, not fresh mastery </w:t>
-      </w:r>
-      <w:r>
-        <w:rPr>
-          <w:b/>
-        </w:rPr>
-        <w:t>evidence</w:t>
-      </w:r>
-      <w:r>
-        <w:rPr>
-          <w:b w:val="0"/>
-        </w:rPr>
-        <w:t>.</w:t>
-      </w:r>
-    </w:p>
-    <w:p>
-      <w:pPr>
-        <w:pStyle w:val="Heading1"/>
-      </w:pPr>
-      <w:r>
-        <w:t>04. Run the investigation and diagnose misconceptions</w:t>
-      </w:r>
-    </w:p>
-    <w:p>
-      <w:r>
-        <w:t>Run the Multiple comparisons investigation and use the first unsupported step to choose a teaching response.</w:t>
-      </w:r>
-    </w:p>
-    <w:p>
-      <w:pPr>
-        <w:spacing w:line="336" w:lineRule="auto" w:after="180"/>
-      </w:pPr>
-      <w:r>
-        <w:rPr>
-          <w:b w:val="0"/>
-        </w:rPr>
-        <w:t>The worked result establishes every future case: Adjustment cannot repair invalid tests, post-hoc outcome selection or unreported analyses.</w:t>
-      </w:r>
-    </w:p>
-    <w:p>
-      <w:pPr>
-        <w:spacing w:line="336" w:lineRule="auto" w:after="180"/>
-      </w:pPr>
-      <w:r>
-        <w:rPr>
-          <w:b w:val="0"/>
-        </w:rPr>
-        <w:t xml:space="preserve">A missing </w:t>
-      </w:r>
-      <w:r>
-        <w:rPr>
-          <w:b/>
-        </w:rPr>
-        <w:t>input</w:t>
-      </w:r>
-      <w:r>
-        <w:rPr>
-          <w:b w:val="0"/>
-        </w:rPr>
-        <w:t xml:space="preserve"> may be replaced without recording the change: A replacement changes the </w:t>
-      </w:r>
-      <w:r>
-        <w:rPr>
-          <w:b/>
-        </w:rPr>
-        <w:t>evidence</w:t>
-      </w:r>
-      <w:r>
-        <w:rPr>
-          <w:b w:val="0"/>
-        </w:rPr>
-        <w:t xml:space="preserve"> or contract. Record the change and its justification; do not silently turn unknown into a measured value.</w:t>
-      </w:r>
-    </w:p>
-    <w:p>
-      <w:pPr>
-        <w:spacing w:line="336" w:lineRule="auto" w:after="180"/>
-      </w:pPr>
-      <w:r>
-        <w:rPr>
-          <w:b w:val="0"/>
-        </w:rPr>
-        <w:t xml:space="preserve">Repeating an assessed case is new independent </w:t>
-      </w:r>
-      <w:r>
-        <w:rPr>
-          <w:b/>
-        </w:rPr>
-        <w:t>evidence</w:t>
-      </w:r>
-      <w:r>
-        <w:rPr>
-          <w:b w:val="0"/>
-        </w:rPr>
-        <w:t>: A replay checks consistency. An example used for feedback or revision cannot later be described as untouched final evaluation.</w:t>
-      </w:r>
-    </w:p>
-    <w:p>
-      <w:pPr>
-        <w:spacing w:line="336" w:lineRule="auto" w:after="180"/>
-      </w:pPr>
-      <w:r>
-        <w:rPr>
-          <w:b w:val="0"/>
-        </w:rPr>
-        <w:t xml:space="preserve">Use Section 9 for the </w:t>
-      </w:r>
-      <w:r>
-        <w:rPr>
-          <w:b/>
-        </w:rPr>
-        <w:t>evidence</w:t>
-      </w:r>
-      <w:r>
-        <w:rPr>
-          <w:b w:val="0"/>
-        </w:rPr>
-        <w:t xml:space="preserve"> ledger. Add a boundary or missing-</w:t>
-      </w:r>
-      <w:r>
-        <w:rPr>
-          <w:b/>
-        </w:rPr>
-        <w:t>input</w:t>
-      </w:r>
-      <w:r>
-        <w:rPr>
-          <w:b w:val="0"/>
-        </w:rPr>
-        <w:t xml:space="preserve"> case and record the expected response before checking. More successful repeats of one case do not establish wider coverage.</w:t>
-      </w:r>
-    </w:p>
-    <w:p>
-      <w:pPr>
-        <w:pStyle w:val="Heading3"/>
-      </w:pPr>
-      <w:r>
-        <w:t>Match the support to the first error</w:t>
+        <w:pStyle w:val="Heading2"/>
+      </w:pPr>
+      <w:r>
+        <w:t>Choose accessible support</w:t>
       </w:r>
     </w:p>
     <w:tbl>
@@ -2707,573 +3940,69 @@
     </w:p>
     <w:p>
       <w:pPr>
-        <w:pStyle w:val="Heading1"/>
-      </w:pPr>
-      <w:r>
-        <w:t>05. Assess and explain the answers</w:t>
+        <w:pStyle w:val="Heading2"/>
+      </w:pPr>
+      <w:r>
+        <w:t>Earlier wording, alternatives and picture transcripts · reference / check after trying</w:t>
       </w:r>
     </w:p>
     <w:p>
-      <w:r>
-        <w:t>Use the Multiple comparisons questions, teacher keys and criteria after the relevant attempts. Previously discussed cases are practice; protect the separately selected independent task.</w:t>
+      <w:pPr>
+        <w:pStyle w:val="Heading3"/>
+      </w:pPr>
+      <w:r>
+        <w:t>Match the support to the first error</w:t>
       </w:r>
     </w:p>
     <w:p>
       <w:pPr>
-        <w:pStyle w:val="Heading3"/>
-      </w:pPr>
-      <w:r>
-        <w:t>Guided and exit questions</w:t>
+        <w:pStyle w:val="Heading1"/>
+      </w:pPr>
+      <w:r>
+        <w:t>05. Assess the new research scenario</w:t>
       </w:r>
     </w:p>
     <w:p>
-      <w:pPr>
-        <w:spacing w:line="336" w:lineRule="auto" w:after="180"/>
-      </w:pPr>
-      <w:r>
-        <w:rPr>
-          <w:b w:val="0"/>
-        </w:rPr>
-        <w:t>Guided: Threshold .01; only .009 rejected. An unadjusted .05 rule would also reject .012 and change family control. Qualification: Adjustment cannot repair invalid tests, post-hoc outcome selection or unreported analyses.</w:t>
+      <w:r>
+        <w:t>Keep the selected answer private until after a first attempt.</w:t>
       </w:r>
     </w:p>
     <w:p>
       <w:pPr>
-        <w:spacing w:line="336" w:lineRule="auto" w:after="180"/>
-      </w:pPr>
-      <w:r>
-        <w:rPr>
-          <w:b w:val="0"/>
-        </w:rPr>
-        <w:t xml:space="preserve">Exit: accept a concrete variation with its predicted outcome and a stated condition that would challenge the </w:t>
-      </w:r>
-      <w:r>
-        <w:rPr>
-          <w:b/>
-        </w:rPr>
-        <w:t>mechanism</w:t>
-      </w:r>
-      <w:r>
-        <w:rPr>
-          <w:b w:val="0"/>
-        </w:rPr>
-        <w:t xml:space="preserve">; reject a claim resting on unmeasured </w:t>
-      </w:r>
-      <w:r>
-        <w:rPr>
-          <w:b/>
-        </w:rPr>
-        <w:t>evidence</w:t>
-      </w:r>
-      <w:r>
-        <w:rPr>
-          <w:b w:val="0"/>
-        </w:rPr>
-        <w:t>.</w:t>
+        <w:pStyle w:val="Heading2"/>
+      </w:pPr>
+      <w:r>
+        <w:t>Selected independent task and checked answer</w:t>
       </w:r>
     </w:p>
     <w:p>
       <w:pPr>
-        <w:pStyle w:val="Heading3"/>
-      </w:pPr>
-      <w:r>
-        <w:t>W1 Explain the mechanism</w:t>
+        <w:spacing w:line="336" w:lineRule="auto" w:after="180"/>
+      </w:pPr>
+      <w:r>
+        <w:rPr>
+          <w:b w:val="0"/>
+        </w:rPr>
+        <w:t>Selected case: Four valid tests form one declared family with alpha 0.05. Their p-values are .01, .02, .2, .9. Use Bonferroni: divide family alpha by four and reject when p is at most that threshold. Compute the threshold and all four decisions.</w:t>
       </w:r>
     </w:p>
     <w:p>
       <w:pPr>
-        <w:pStyle w:val="Heading3"/>
-      </w:pPr>
-      <w:r>
-        <w:t>Workbook question · W1</w:t>
+        <w:spacing w:line="336" w:lineRule="auto" w:after="180"/>
+      </w:pPr>
+      <w:r>
+        <w:rPr>
+          <w:b w:val="0"/>
+        </w:rPr>
+        <w:t>Teacher explanation: Threshold .0125; reject .01 only. Interpret using the valid-test assumptions, not probability of hypothesis truth.</w:t>
       </w:r>
     </w:p>
     <w:p>
       <w:pPr>
-        <w:spacing w:line="336" w:lineRule="auto" w:after="180"/>
-        <w:shd w:fill="F5F1FB"/>
-      </w:pPr>
-      <w:r>
-        <w:rPr>
-          <w:b w:val="0"/>
-        </w:rPr>
-        <w:t xml:space="preserve">Explain the weekly </w:t>
-      </w:r>
-      <w:r>
-        <w:rPr>
-          <w:b/>
-        </w:rPr>
-        <w:t>mechanism</w:t>
-      </w:r>
-      <w:r>
-        <w:rPr>
-          <w:b w:val="0"/>
-        </w:rPr>
-        <w:t xml:space="preserve"> in your own words. Use the worked scenario to name its </w:t>
-      </w:r>
-      <w:r>
-        <w:rPr>
-          <w:b/>
-        </w:rPr>
-        <w:t>input</w:t>
-      </w:r>
-      <w:r>
-        <w:rPr>
-          <w:b w:val="0"/>
-        </w:rPr>
-        <w:t xml:space="preserve">, decision rule and </w:t>
-      </w:r>
-      <w:r>
-        <w:rPr>
-          <w:b/>
-        </w:rPr>
-        <w:t>output</w:t>
-      </w:r>
-      <w:r>
-        <w:rPr>
-          <w:b w:val="0"/>
-        </w:rPr>
-        <w:t>.</w:t>
-      </w:r>
-    </w:p>
-    <w:p>
-      <w:pPr>
-        <w:pStyle w:val="Heading3"/>
-      </w:pPr>
-      <w:r>
-        <w:t>Teacher reasoning · W1</w:t>
-      </w:r>
-    </w:p>
-    <w:p>
-      <w:pPr>
-        <w:spacing w:line="336" w:lineRule="auto" w:after="180"/>
-        <w:shd w:fill="F1F6FC"/>
-      </w:pPr>
-      <w:r>
-        <w:rPr>
-          <w:b w:val="0"/>
-        </w:rPr>
-        <w:t>Teacher explanation: Testing many hypotheses creates more chances for false discoveries. A family rule must be specified before selecting attractive p-values.</w:t>
-      </w:r>
-    </w:p>
-    <w:p>
-      <w:pPr>
-        <w:spacing w:line="336" w:lineRule="auto" w:after="180"/>
-        <w:shd w:fill="F1F6FC"/>
-      </w:pPr>
-      <w:r>
-        <w:rPr>
-          <w:b w:val="0"/>
-        </w:rPr>
-        <w:t xml:space="preserve">For this exercise use Bonferroni:family alpha .05 divided by number of tests m; reject each test when its valid p-value is at most .05/m. This controls the </w:t>
-      </w:r>
-      <w:r>
-        <w:rPr>
-          <w:b/>
-        </w:rPr>
-        <w:t>family error</w:t>
-      </w:r>
-      <w:r>
-        <w:rPr>
-          <w:b w:val="0"/>
-        </w:rPr>
-        <w:t xml:space="preserve"> by a bound without requiring independent tests.</w:t>
-      </w:r>
-    </w:p>
-    <w:p>
-      <w:pPr>
-        <w:pStyle w:val="Heading3"/>
-      </w:pPr>
-      <w:r>
-        <w:t>W2 Trace the worked case</w:t>
-      </w:r>
-    </w:p>
-    <w:p>
-      <w:pPr>
-        <w:pStyle w:val="Heading3"/>
-      </w:pPr>
-      <w:r>
-        <w:t>Workbook question · W2</w:t>
-      </w:r>
-    </w:p>
-    <w:p>
-      <w:pPr>
-        <w:spacing w:line="336" w:lineRule="auto" w:after="180"/>
-        <w:shd w:fill="F5F1FB"/>
-      </w:pPr>
-      <w:r>
-        <w:rPr>
-          <w:b w:val="0"/>
-        </w:rPr>
-        <w:t>Five valid tests form one declared family with alpha 0.05. Their p-values are .009, .012, .3, .4, .8. Use Bonferroni: compare each p-value with 0.05/5, including equality. Show the intermediate steps and give the conclusion with its scope.</w:t>
-      </w:r>
-    </w:p>
-    <w:p>
-      <w:pPr>
-        <w:pStyle w:val="Heading3"/>
-      </w:pPr>
-      <w:r>
-        <w:t>Teacher reasoning · W2</w:t>
-      </w:r>
-    </w:p>
-    <w:p>
-      <w:pPr>
-        <w:spacing w:line="336" w:lineRule="auto" w:after="180"/>
-        <w:shd w:fill="F1F6FC"/>
-      </w:pPr>
-      <w:r>
-        <w:rPr>
-          <w:b w:val="0"/>
-        </w:rPr>
-        <w:t>Teacher explanation: Threshold .01; only .009 rejected. An unadjusted .05 rule would also reject .012 and change family control.</w:t>
-      </w:r>
-    </w:p>
-    <w:p>
-      <w:pPr>
-        <w:pStyle w:val="Heading3"/>
-      </w:pPr>
-      <w:r>
-        <w:t>W3 Audit the limit</w:t>
-      </w:r>
-    </w:p>
-    <w:p>
-      <w:pPr>
-        <w:pStyle w:val="Heading3"/>
-      </w:pPr>
-      <w:r>
-        <w:t>Workbook question · W3</w:t>
-      </w:r>
-    </w:p>
-    <w:p>
-      <w:pPr>
-        <w:spacing w:line="336" w:lineRule="auto" w:after="180"/>
-        <w:shd w:fill="F5F1FB"/>
-      </w:pPr>
-      <w:r>
-        <w:rPr>
-          <w:b w:val="0"/>
-        </w:rPr>
-        <w:t>A report omits this qualification: Adjustment cannot repair invalid tests, post-hoc outcome selection or unreported analyses. Explain how omitting it could change a reader's interpretation, and write an accurate replacement.</w:t>
-      </w:r>
-    </w:p>
-    <w:p>
-      <w:pPr>
-        <w:pStyle w:val="Heading3"/>
-      </w:pPr>
-      <w:r>
-        <w:t>Teacher reasoning · W3</w:t>
-      </w:r>
-    </w:p>
-    <w:p>
-      <w:pPr>
-        <w:spacing w:line="336" w:lineRule="auto" w:after="180"/>
-        <w:shd w:fill="F1F6FC"/>
-      </w:pPr>
-      <w:r>
-        <w:rPr>
-          <w:b w:val="0"/>
-        </w:rPr>
-        <w:t>Teacher explanation: Adjustment cannot repair invalid tests, post-hoc outcome selection or unreported analyses.</w:t>
-      </w:r>
-    </w:p>
-    <w:p>
-      <w:pPr>
-        <w:spacing w:line="336" w:lineRule="auto" w:after="180"/>
-        <w:shd w:fill="F1F6FC"/>
-      </w:pPr>
-      <w:r>
-        <w:rPr>
-          <w:b w:val="0"/>
-        </w:rPr>
-        <w:t xml:space="preserve">State the observed result separately from the unverified or out-of-scope claim; preserve the original </w:t>
-      </w:r>
-      <w:r>
-        <w:rPr>
-          <w:b/>
-        </w:rPr>
-        <w:t>evidence</w:t>
-      </w:r>
-      <w:r>
-        <w:rPr>
-          <w:b w:val="0"/>
-        </w:rPr>
-        <w:t xml:space="preserve"> rather than inventing a missing fact.</w:t>
-      </w:r>
-    </w:p>
-    <w:p>
-      <w:pPr>
-        <w:pStyle w:val="Heading3"/>
-      </w:pPr>
-      <w:r>
-        <w:t>W4 Apply a new case independently</w:t>
-      </w:r>
-    </w:p>
-    <w:p>
-      <w:pPr>
-        <w:pStyle w:val="Heading3"/>
-      </w:pPr>
-      <w:r>
-        <w:t>Workbook question · W4</w:t>
-      </w:r>
-    </w:p>
-    <w:p>
-      <w:pPr>
-        <w:spacing w:line="336" w:lineRule="auto" w:after="180"/>
-        <w:shd w:fill="F5F1FB"/>
-      </w:pPr>
-      <w:r>
-        <w:rPr>
-          <w:b w:val="0"/>
-        </w:rPr>
-        <w:t>Four valid tests form one declared family with alpha 0.05. Their p-values are .01, .02, .2, .9. Use Bonferroni: divide family alpha by four and reject when p is at most that threshold. Compute the threshold and all four decisions.</w:t>
-      </w:r>
-    </w:p>
-    <w:p>
-      <w:pPr>
-        <w:pStyle w:val="Heading3"/>
-      </w:pPr>
-      <w:r>
-        <w:t>Teacher reasoning · W4</w:t>
-      </w:r>
-    </w:p>
-    <w:p>
-      <w:pPr>
-        <w:spacing w:line="336" w:lineRule="auto" w:after="180"/>
-        <w:shd w:fill="F1F6FC"/>
-      </w:pPr>
-      <w:r>
-        <w:rPr>
-          <w:b w:val="0"/>
-        </w:rPr>
-        <w:t>Teacher explanation: Threshold .0125; reject .01 only. Interpret using the valid-test assumptions, not probability of hypothesis truth.</w:t>
-      </w:r>
-    </w:p>
-    <w:p>
-      <w:pPr>
-        <w:pStyle w:val="Heading3"/>
-      </w:pPr>
-      <w:r>
-        <w:t>W5 Design a revealing follow-up</w:t>
-      </w:r>
-    </w:p>
-    <w:p>
-      <w:pPr>
-        <w:pStyle w:val="Heading3"/>
-      </w:pPr>
-      <w:r>
-        <w:t>Workbook question · W5</w:t>
-      </w:r>
-    </w:p>
-    <w:p>
-      <w:pPr>
-        <w:spacing w:line="336" w:lineRule="auto" w:after="180"/>
-        <w:shd w:fill="F5F1FB"/>
-      </w:pPr>
-      <w:r>
-        <w:rPr>
-          <w:b w:val="0"/>
-        </w:rPr>
-        <w:t>For the worked scenario, propose one additional case that could reveal a failure, describe its expected outcome before running it, and explain what would need to remain fixed for a fair comparison.</w:t>
-      </w:r>
-    </w:p>
-    <w:p>
-      <w:pPr>
-        <w:spacing w:line="336" w:lineRule="auto" w:after="180"/>
-        <w:shd w:fill="F5F1FB"/>
-      </w:pPr>
-      <w:r>
-        <w:rPr>
-          <w:b w:val="0"/>
-        </w:rPr>
-        <w:t>Do not reuse W4 as a new final test after receiving feedback.</w:t>
-      </w:r>
-    </w:p>
-    <w:p>
-      <w:pPr>
-        <w:pStyle w:val="Heading3"/>
-      </w:pPr>
-      <w:r>
-        <w:t>Teacher reasoning · W5</w:t>
-      </w:r>
-    </w:p>
-    <w:p>
-      <w:pPr>
-        <w:spacing w:line="336" w:lineRule="auto" w:after="180"/>
-        <w:shd w:fill="F1F6FC"/>
-      </w:pPr>
-      <w:r>
-        <w:rPr>
-          <w:b w:val="0"/>
-        </w:rPr>
-        <w:t xml:space="preserve">Teacher explanation: Accept a concrete variant of the worked </w:t>
-      </w:r>
-      <w:r>
-        <w:rPr>
-          <w:b/>
-        </w:rPr>
-        <w:t>input</w:t>
-      </w:r>
-      <w:r>
-        <w:rPr>
-          <w:b w:val="0"/>
-        </w:rPr>
-        <w:t xml:space="preserve"> or a missing/conflicting/boundary condition, with an expectation derived from the declared procedure.</w:t>
-      </w:r>
-    </w:p>
-    <w:p>
-      <w:pPr>
-        <w:spacing w:line="336" w:lineRule="auto" w:after="180"/>
-        <w:shd w:fill="F1F6FC"/>
-      </w:pPr>
-      <w:r>
-        <w:rPr>
-          <w:b w:val="0"/>
-        </w:rPr>
-        <w:t xml:space="preserve">Require preserved settings, original </w:t>
-      </w:r>
-      <w:r>
-        <w:rPr>
-          <w:b/>
-        </w:rPr>
-        <w:t>output</w:t>
-      </w:r>
-      <w:r>
-        <w:rPr>
-          <w:b w:val="0"/>
-        </w:rPr>
-        <w:t>s and data roles. Adjustment cannot repair invalid tests, post-hoc outcome selection or unreported analyses.</w:t>
-      </w:r>
-    </w:p>
-    <w:p>
-      <w:pPr>
-        <w:spacing w:line="336" w:lineRule="auto" w:after="180"/>
-        <w:shd w:fill="F1F6FC"/>
-      </w:pPr>
-      <w:r>
-        <w:rPr>
-          <w:b w:val="0"/>
-        </w:rPr>
-        <w:t xml:space="preserve">The new case should test this particular </w:t>
-      </w:r>
-      <w:r>
-        <w:rPr>
-          <w:b/>
-        </w:rPr>
-        <w:t>mechanism</w:t>
-      </w:r>
-      <w:r>
-        <w:rPr>
-          <w:b w:val="0"/>
-        </w:rPr>
-        <w:t xml:space="preserve"> rather than merely restate the original result.</w:t>
-      </w:r>
-    </w:p>
-    <w:p>
-      <w:pPr>
-        <w:pStyle w:val="Heading3"/>
-      </w:pPr>
-      <w:r>
-        <w:t>Independent assessment and fresh retry</w:t>
-      </w:r>
-    </w:p>
-    <w:p>
-      <w:pPr>
-        <w:pStyle w:val="Heading3"/>
-      </w:pPr>
-      <w:r>
-        <w:t>Teacher key · Independent assessment and fresh retry</w:t>
-      </w:r>
-    </w:p>
-    <w:p>
-      <w:pPr>
-        <w:spacing w:line="336" w:lineRule="auto" w:after="180"/>
-        <w:shd w:fill="F1F6FC"/>
-      </w:pPr>
-      <w:r>
-        <w:rPr>
-          <w:b w:val="0"/>
-        </w:rPr>
-        <w:t>W4: Threshold .0125; reject .01 only. Interpret using the valid-test assumptions, not probability of hypothesis truth. Require intermediate reasoning and the stated scope. Fresh retry: Ten tests have minimum p .006.</w:t>
-      </w:r>
-    </w:p>
-    <w:p>
-      <w:pPr>
-        <w:spacing w:line="336" w:lineRule="auto" w:after="180"/>
-        <w:shd w:fill="F1F6FC"/>
-      </w:pPr>
-      <w:r>
-        <w:rPr>
-          <w:b w:val="0"/>
-        </w:rPr>
-        <w:t>Expected reasoning: Threshold .005; no rejection if all other values are larger. Do not hide the other nine tests.</w:t>
-      </w:r>
-    </w:p>
-    <w:p>
-      <w:pPr>
-        <w:spacing w:line="336" w:lineRule="auto" w:after="180"/>
-        <w:shd w:fill="F1F6FC"/>
-      </w:pPr>
-      <w:r>
-        <w:rPr>
-          <w:b w:val="0"/>
-        </w:rPr>
-        <w:t>If students need support, record it and reassess with another new case rather than awarding independence to a copied answer.</w:t>
-      </w:r>
-    </w:p>
-    <w:p>
-      <w:pPr>
-        <w:pStyle w:val="Heading3"/>
-      </w:pPr>
-      <w:r>
-        <w:t>Assess independent transfer</w:t>
-      </w:r>
-    </w:p>
-    <w:p>
-      <w:pPr>
-        <w:pStyle w:val="Heading3"/>
-      </w:pPr>
-      <w:r>
-        <w:t>Independent question · withhold the key</w:t>
-      </w:r>
-    </w:p>
-    <w:p>
-      <w:pPr>
-        <w:spacing w:line="336" w:lineRule="auto" w:after="180"/>
-        <w:shd w:fill="F5F1FB"/>
-      </w:pPr>
-      <w:r>
-        <w:rPr>
-          <w:b w:val="0"/>
-        </w:rPr>
-        <w:t>Selected case: Four valid tests form one declared family with alpha 0.05. Their p-values are .01, .02, .2, .9. Use Bonferroni: divide family alpha by four and reject when p is at most that threshold. Compute the threshold and all four decisions.</w:t>
-      </w:r>
-    </w:p>
-    <w:p>
-      <w:pPr>
-        <w:pStyle w:val="Heading3"/>
-      </w:pPr>
-      <w:r>
-        <w:t>Selected case answer</w:t>
-      </w:r>
-    </w:p>
-    <w:p>
-      <w:pPr>
-        <w:pStyle w:val="Heading3"/>
-      </w:pPr>
-      <w:r>
-        <w:t>Teacher key · Selected case answer</w:t>
-      </w:r>
-    </w:p>
-    <w:p>
-      <w:pPr>
-        <w:spacing w:line="336" w:lineRule="auto" w:after="180"/>
-        <w:shd w:fill="F1F6FC"/>
-      </w:pPr>
-      <w:r>
-        <w:rPr>
-          <w:b w:val="0"/>
-        </w:rPr>
-        <w:t>Teacher explanation: Threshold .0125; reject .01 only. Interpret using the valid-test assumptions, not probability of hypothesis truth.</w:t>
+        <w:pStyle w:val="Heading2"/>
+      </w:pPr>
+      <w:r>
+        <w:t>Judge explanation,trace and limits</w:t>
       </w:r>
     </w:p>
     <w:tbl>
@@ -3380,54 +4109,55 @@
     </w:tbl>
     <w:p>
       <w:pPr>
-        <w:pStyle w:val="Heading3"/>
-      </w:pPr>
-      <w:r>
-        <w:t>Teacher key · Selected case answer</w:t>
+        <w:spacing w:line="336" w:lineRule="auto" w:after="180"/>
+      </w:pPr>
+      <w:r>
+        <w:rPr>
+          <w:b w:val="0"/>
+        </w:rPr>
+        <w:t>Record each dimension as not yet, with support, or independent. Accept a valid alternative procedure with a defensible trace.</w:t>
       </w:r>
     </w:p>
     <w:p>
       <w:pPr>
         <w:spacing w:line="336" w:lineRule="auto" w:after="180"/>
-        <w:shd w:fill="F1F6FC"/>
       </w:pPr>
       <w:r>
         <w:rPr>
           <w:b w:val="0"/>
         </w:rPr>
-        <w:t>Record each dimension as not yet, with support, or independent. Accept a valid alternative procedure with a defensible trace.</w:t>
+        <w:t xml:space="preserve">Do not penalise an honestly recorded model failure if the learner correctly explains its </w:t>
+      </w:r>
+      <w:r>
+        <w:rPr>
+          <w:b/>
+        </w:rPr>
+        <w:t>evidence</w:t>
+      </w:r>
+      <w:r>
+        <w:rPr>
+          <w:b w:val="0"/>
+        </w:rPr>
+        <w:t xml:space="preserve"> and limits.</w:t>
       </w:r>
     </w:p>
     <w:p>
       <w:pPr>
-        <w:spacing w:line="336" w:lineRule="auto" w:after="180"/>
-        <w:shd w:fill="F1F6FC"/>
-      </w:pPr>
-      <w:r>
-        <w:rPr>
-          <w:b w:val="0"/>
-        </w:rPr>
-        <w:t xml:space="preserve">Do not penalise an honestly recorded model failure if the learner correctly explains its </w:t>
-      </w:r>
-      <w:r>
-        <w:rPr>
-          <w:b/>
-        </w:rPr>
-        <w:t>evidence</w:t>
-      </w:r>
-      <w:r>
-        <w:rPr>
-          <w:b w:val="0"/>
-        </w:rPr>
-        <w:t xml:space="preserve"> and limits.</w:t>
+        <w:pStyle w:val="Heading2"/>
+      </w:pPr>
+      <w:r>
+        <w:t>Give one usable repair</w:t>
       </w:r>
     </w:p>
     <w:p>
       <w:pPr>
-        <w:pStyle w:val="Heading3"/>
-      </w:pPr>
-      <w:r>
-        <w:t>Feedback that the learner uses</w:t>
+        <w:spacing w:line="336" w:lineRule="auto" w:after="180"/>
+      </w:pPr>
+      <w:r>
+        <w:rPr>
+          <w:b w:val="0"/>
+        </w:rPr>
+        <w:t>Name the earliest unsupported step and give one action to repair it. Have the learner make that repair now and explain why. Then assess the relevant skill on a fresh, fully specified case.</w:t>
       </w:r>
     </w:p>
     <w:p>
@@ -3438,90 +4168,93 @@
         <w:rPr>
           <w:b w:val="0"/>
         </w:rPr>
-        <w:t>Name the earliest unsupported step and give one action to repair it. Have the learner make that repair now and explain why. Then assess the relevant skill on a fresh, fully specified case.</w:t>
+        <w:t>Confirm it was not previously practised with feedback; solve and check the new case before assigning it. A follow-up design prompt is a starting brief, not automatically an equivalent test.</w:t>
       </w:r>
     </w:p>
     <w:p>
       <w:pPr>
-        <w:spacing w:line="336" w:lineRule="auto" w:after="180"/>
-      </w:pPr>
-      <w:r>
-        <w:rPr>
-          <w:b w:val="0"/>
-        </w:rPr>
-        <w:t>Confirm it was not previously practised with feedback; solve and check the new case before assigning it. A follow-up design prompt is a starting brief, not automatically an equivalent test.</w:t>
+        <w:pStyle w:val="Heading2"/>
+      </w:pPr>
+      <w:r>
+        <w:t>W1 Explain the mechanism</w:t>
       </w:r>
     </w:p>
     <w:p>
       <w:pPr>
-        <w:pStyle w:val="Heading1"/>
-      </w:pPr>
-      <w:r>
-        <w:t>06. Connect the project, support and next lesson</w:t>
+        <w:spacing w:line="336" w:lineRule="auto" w:after="180"/>
+      </w:pPr>
+      <w:r>
+        <w:rPr>
+          <w:b w:val="0"/>
+        </w:rPr>
+        <w:t xml:space="preserve">Explain the weekly </w:t>
+      </w:r>
+      <w:r>
+        <w:rPr>
+          <w:b/>
+        </w:rPr>
+        <w:t>mechanism</w:t>
+      </w:r>
+      <w:r>
+        <w:rPr>
+          <w:b w:val="0"/>
+        </w:rPr>
+        <w:t xml:space="preserve"> in your own words. Use the worked scenario to name its </w:t>
+      </w:r>
+      <w:r>
+        <w:rPr>
+          <w:b/>
+        </w:rPr>
+        <w:t>input</w:t>
+      </w:r>
+      <w:r>
+        <w:rPr>
+          <w:b w:val="0"/>
+        </w:rPr>
+        <w:t xml:space="preserve">, decision rule and </w:t>
+      </w:r>
+      <w:r>
+        <w:rPr>
+          <w:b/>
+        </w:rPr>
+        <w:t>output</w:t>
+      </w:r>
+      <w:r>
+        <w:rPr>
+          <w:b w:val="0"/>
+        </w:rPr>
+        <w:t>.</w:t>
       </w:r>
     </w:p>
     <w:p>
-      <w:r>
-        <w:t>Connect Multiple comparisons to Reproducible AI Research Study, adapt support and plan a later changed-case check.</w:t>
+      <w:pPr>
+        <w:spacing w:line="336" w:lineRule="auto" w:after="180"/>
+      </w:pPr>
+      <w:r>
+        <w:rPr>
+          <w:b w:val="0"/>
+        </w:rPr>
+        <w:t xml:space="preserve">Teacher explanation: Testing many hypotheses creates more chances for false discoveries. A family rule must be specified before selecting attractive p-values. For this exercise use Bonferroni: family alpha .05 divided by number of tests m; reject each test when its valid p-value is at most .05/m. This controls the </w:t>
+      </w:r>
+      <w:r>
+        <w:rPr>
+          <w:b/>
+        </w:rPr>
+        <w:t>family error</w:t>
+      </w:r>
+      <w:r>
+        <w:rPr>
+          <w:b w:val="0"/>
+        </w:rPr>
+        <w:t xml:space="preserve"> by a bound without requiring independent tests.</w:t>
       </w:r>
     </w:p>
     <w:p>
       <w:pPr>
-        <w:spacing w:line="336" w:lineRule="auto" w:after="180"/>
-      </w:pPr>
-      <w:r>
-        <w:rPr>
-          <w:b w:val="0"/>
-        </w:rPr>
-        <w:t xml:space="preserve">Add a labelled </w:t>
-      </w:r>
-      <w:r>
-        <w:rPr>
-          <w:b/>
-        </w:rPr>
-        <w:t>multiple comparisons</w:t>
-      </w:r>
-      <w:r>
-        <w:rPr>
-          <w:b w:val="0"/>
-        </w:rPr>
-        <w:t xml:space="preserve"> </w:t>
-      </w:r>
-      <w:r>
-        <w:rPr>
-          <w:b/>
-        </w:rPr>
-        <w:t>evidence</w:t>
-      </w:r>
-      <w:r>
-        <w:rPr>
-          <w:b w:val="0"/>
-        </w:rPr>
-        <w:t xml:space="preserve"> sheet to Reproducible AI Research Study. Show how you can explain the </w:t>
-      </w:r>
-      <w:r>
-        <w:rPr>
-          <w:b/>
-        </w:rPr>
-        <w:t>mechanism</w:t>
-      </w:r>
-      <w:r>
-        <w:rPr>
-          <w:b w:val="0"/>
-        </w:rPr>
-        <w:t xml:space="preserve"> and terminology of </w:t>
-      </w:r>
-      <w:r>
-        <w:rPr>
-          <w:b/>
-        </w:rPr>
-        <w:t>multiple comparisons</w:t>
-      </w:r>
-      <w:r>
-        <w:rPr>
-          <w:b w:val="0"/>
-        </w:rPr>
-        <w:t>.</w:t>
+        <w:pStyle w:val="Heading2"/>
+      </w:pPr>
+      <w:r>
+        <w:t>W2 Trace the worked case</w:t>
       </w:r>
     </w:p>
     <w:p>
@@ -3532,31 +4265,7 @@
         <w:rPr>
           <w:b w:val="0"/>
         </w:rPr>
-        <w:t xml:space="preserve">Use the supplied fictional case and keep its </w:t>
-      </w:r>
-      <w:r>
-        <w:rPr>
-          <w:b/>
-        </w:rPr>
-        <w:t>input</w:t>
-      </w:r>
-      <w:r>
-        <w:rPr>
-          <w:b w:val="0"/>
-        </w:rPr>
-        <w:t xml:space="preserve">s, intermediate steps, calculation or </w:t>
-      </w:r>
-      <w:r>
-        <w:rPr>
-          <w:b/>
-        </w:rPr>
-        <w:t>prediction</w:t>
-      </w:r>
-      <w:r>
-        <w:rPr>
-          <w:b w:val="0"/>
-        </w:rPr>
-        <w:t>, and limitation. Connect this record to last week’s record; a matching answer without a trace is insufficient.</w:t>
+        <w:t>Five valid tests form one declared family with alpha 0.05. Their p-values are .009, .012, .3, .4, .8. Use Bonferroni: compare each p-value with 0.05/5, including equality. Show the intermediate steps and give the conclusion with its scope.</w:t>
       </w:r>
     </w:p>
     <w:p>
@@ -3567,42 +4276,15 @@
         <w:rPr>
           <w:b w:val="0"/>
         </w:rPr>
-        <w:t xml:space="preserve">Provide an </w:t>
-      </w:r>
-      <w:r>
-        <w:rPr>
-          <w:b/>
-        </w:rPr>
-        <w:t>input</w:t>
-      </w:r>
-      <w:r>
-        <w:rPr>
-          <w:b w:val="0"/>
-        </w:rPr>
-        <w:t>/procedure/result/limit frame and a calculator when needed. Ask students to identify the first step before completing the whole trace.</w:t>
+        <w:t>Teacher explanation: Threshold .01; only .009 rejected. An unadjusted .05 rule would also reject .012 and change family control.</w:t>
       </w:r>
     </w:p>
     <w:p>
       <w:pPr>
-        <w:spacing w:line="336" w:lineRule="auto" w:after="180"/>
-      </w:pPr>
-      <w:r>
-        <w:rPr>
-          <w:b w:val="0"/>
-        </w:rPr>
-        <w:t xml:space="preserve">Extension: compare two concrete variants of this </w:t>
-      </w:r>
-      <w:r>
-        <w:rPr>
-          <w:b/>
-        </w:rPr>
-        <w:t>mechanism</w:t>
-      </w:r>
-      <w:r>
-        <w:rPr>
-          <w:b w:val="0"/>
-        </w:rPr>
-        <w:t xml:space="preserve"> while holding unrelated conditions fixed; report both successful and unsuccessful outcomes.</w:t>
+        <w:pStyle w:val="Heading2"/>
+      </w:pPr>
+      <w:r>
+        <w:t>W3 Audit the limit</w:t>
       </w:r>
     </w:p>
     <w:p>
@@ -3613,19 +4295,7 @@
         <w:rPr>
           <w:b w:val="0"/>
         </w:rPr>
-        <w:t xml:space="preserve">Next connection: Ablation studies. Preserve the current case record and retrieve its </w:t>
-      </w:r>
-      <w:r>
-        <w:rPr>
-          <w:b/>
-        </w:rPr>
-        <w:t>evidence</w:t>
-      </w:r>
-      <w:r>
-        <w:rPr>
-          <w:b w:val="0"/>
-        </w:rPr>
-        <w:t xml:space="preserve"> boundary before moving on.</w:t>
+        <w:t>A report omits this qualification: Adjustment cannot repair invalid tests, post-hoc outcome selection or unreported analyses. Explain how omitting it could change a reader's interpretation, and write an accurate replacement.</w:t>
       </w:r>
     </w:p>
     <w:p>
@@ -3636,15 +4306,532 @@
         <w:rPr>
           <w:b w:val="0"/>
         </w:rPr>
-        <w:t>Retain the project ledger and assess a changed case after support. Check the relevant prerequisite before carrying this component forward.</w:t>
+        <w:t>Teacher explanation: Adjustment cannot repair invalid tests, post-hoc outcome selection or unreported analyses.</w:t>
       </w:r>
     </w:p>
     <w:p>
       <w:pPr>
+        <w:spacing w:line="336" w:lineRule="auto" w:after="180"/>
+      </w:pPr>
+      <w:r>
+        <w:rPr>
+          <w:b w:val="0"/>
+        </w:rPr>
+        <w:t xml:space="preserve">State the observed result separately from the unverified or out-of-scope claim; preserve the original </w:t>
+      </w:r>
+      <w:r>
+        <w:rPr>
+          <w:b/>
+        </w:rPr>
+        <w:t>evidence</w:t>
+      </w:r>
+      <w:r>
+        <w:rPr>
+          <w:b w:val="0"/>
+        </w:rPr>
+        <w:t xml:space="preserve"> rather than inventing a missing fact.</w:t>
+      </w:r>
+    </w:p>
+    <w:p>
+      <w:pPr>
+        <w:pStyle w:val="Heading2"/>
+      </w:pPr>
+      <w:r>
+        <w:t>W5 Design a revealing follow-up</w:t>
+      </w:r>
+    </w:p>
+    <w:p>
+      <w:pPr>
+        <w:spacing w:line="336" w:lineRule="auto" w:after="180"/>
+      </w:pPr>
+      <w:r>
+        <w:rPr>
+          <w:b w:val="0"/>
+        </w:rPr>
+        <w:t>For the worked scenario, propose one additional case that could reveal a failure, describe its expected outcome before running it, and explain what would need to remain fixed for a fair comparison.</w:t>
+      </w:r>
+    </w:p>
+    <w:p>
+      <w:pPr>
+        <w:spacing w:line="336" w:lineRule="auto" w:after="180"/>
+      </w:pPr>
+      <w:r>
+        <w:rPr>
+          <w:b w:val="0"/>
+        </w:rPr>
+        <w:t>Do not reuse W4 as a new final test after receiving feedback.</w:t>
+      </w:r>
+    </w:p>
+    <w:p>
+      <w:pPr>
+        <w:spacing w:line="336" w:lineRule="auto" w:after="180"/>
+      </w:pPr>
+      <w:r>
+        <w:rPr>
+          <w:b w:val="0"/>
+        </w:rPr>
+        <w:t xml:space="preserve">Teacher explanation: Accept a concrete variant of the worked </w:t>
+      </w:r>
+      <w:r>
+        <w:rPr>
+          <w:b/>
+        </w:rPr>
+        <w:t>input</w:t>
+      </w:r>
+      <w:r>
+        <w:rPr>
+          <w:b w:val="0"/>
+        </w:rPr>
+        <w:t xml:space="preserve"> or a missing/conflicting/boundary condition, with an expectation derived from the declared procedure.</w:t>
+      </w:r>
+    </w:p>
+    <w:p>
+      <w:pPr>
+        <w:spacing w:line="336" w:lineRule="auto" w:after="180"/>
+      </w:pPr>
+      <w:r>
+        <w:rPr>
+          <w:b w:val="0"/>
+        </w:rPr>
+        <w:t xml:space="preserve">Require preserved settings, original </w:t>
+      </w:r>
+      <w:r>
+        <w:rPr>
+          <w:b/>
+        </w:rPr>
+        <w:t>output</w:t>
+      </w:r>
+      <w:r>
+        <w:rPr>
+          <w:b w:val="0"/>
+        </w:rPr>
+        <w:t>s and data roles. Adjustment cannot repair invalid tests, post-hoc outcome selection or unreported analyses.</w:t>
+      </w:r>
+    </w:p>
+    <w:p>
+      <w:pPr>
+        <w:spacing w:line="336" w:lineRule="auto" w:after="180"/>
+      </w:pPr>
+      <w:r>
+        <w:rPr>
+          <w:b w:val="0"/>
+        </w:rPr>
+        <w:t xml:space="preserve">The new case should test this particular </w:t>
+      </w:r>
+      <w:r>
+        <w:rPr>
+          <w:b/>
+        </w:rPr>
+        <w:t>mechanism</w:t>
+      </w:r>
+      <w:r>
+        <w:rPr>
+          <w:b w:val="0"/>
+        </w:rPr>
+        <w:t xml:space="preserve"> rather than merely restate the original result.</w:t>
+      </w:r>
+    </w:p>
+    <w:p>
+      <w:pPr>
+        <w:pStyle w:val="Heading2"/>
+      </w:pPr>
+      <w:r>
+        <w:t>Earlier wording, alternatives and picture transcripts · reference / check after trying</w:t>
+      </w:r>
+    </w:p>
+    <w:p>
+      <w:pPr>
         <w:pStyle w:val="Heading3"/>
       </w:pPr>
       <w:r>
-        <w:t>Plan the delayed return</w:t>
+        <w:t>Guided and exit questions</w:t>
+      </w:r>
+    </w:p>
+    <w:p>
+      <w:pPr>
+        <w:spacing w:line="336" w:lineRule="auto" w:after="180"/>
+      </w:pPr>
+      <w:r>
+        <w:rPr>
+          <w:b w:val="0"/>
+        </w:rPr>
+        <w:t>Guided: Threshold .01; only .009 rejected. An unadjusted .05 rule would also reject .012 and change family control. Qualification: Adjustment cannot repair invalid tests, post-hoc outcome selection or unreported analyses.</w:t>
+      </w:r>
+    </w:p>
+    <w:p>
+      <w:pPr>
+        <w:spacing w:line="336" w:lineRule="auto" w:after="180"/>
+      </w:pPr>
+      <w:r>
+        <w:rPr>
+          <w:b w:val="0"/>
+        </w:rPr>
+        <w:t xml:space="preserve">Exit: accept a concrete variation with its predicted outcome and a stated condition that would challenge the </w:t>
+      </w:r>
+      <w:r>
+        <w:rPr>
+          <w:b/>
+        </w:rPr>
+        <w:t>mechanism</w:t>
+      </w:r>
+      <w:r>
+        <w:rPr>
+          <w:b w:val="0"/>
+        </w:rPr>
+        <w:t xml:space="preserve">; reject a claim resting on unmeasured </w:t>
+      </w:r>
+      <w:r>
+        <w:rPr>
+          <w:b/>
+        </w:rPr>
+        <w:t>evidence</w:t>
+      </w:r>
+      <w:r>
+        <w:rPr>
+          <w:b w:val="0"/>
+        </w:rPr>
+        <w:t>.</w:t>
+      </w:r>
+    </w:p>
+    <w:p>
+      <w:pPr>
+        <w:pStyle w:val="Heading3"/>
+      </w:pPr>
+      <w:r>
+        <w:t>W1 Explain the mechanism</w:t>
+      </w:r>
+    </w:p>
+    <w:p>
+      <w:pPr>
+        <w:pStyle w:val="Heading3"/>
+      </w:pPr>
+      <w:r>
+        <w:t>W2 Trace the worked case</w:t>
+      </w:r>
+    </w:p>
+    <w:p>
+      <w:pPr>
+        <w:pStyle w:val="Heading3"/>
+      </w:pPr>
+      <w:r>
+        <w:t>W3 Audit the limit</w:t>
+      </w:r>
+    </w:p>
+    <w:p>
+      <w:pPr>
+        <w:pStyle w:val="Heading3"/>
+      </w:pPr>
+      <w:r>
+        <w:t>W4 Apply a new case independently</w:t>
+      </w:r>
+    </w:p>
+    <w:p>
+      <w:pPr>
+        <w:spacing w:line="336" w:lineRule="auto" w:after="180"/>
+      </w:pPr>
+      <w:r>
+        <w:rPr>
+          <w:b w:val="0"/>
+        </w:rPr>
+        <w:t>Four valid tests form one declared family with alpha 0.05. Their p-values are .01, .02, .2, .9. Use Bonferroni: divide family alpha by four and reject when p is at most that threshold. Compute the threshold and all four decisions.</w:t>
+      </w:r>
+    </w:p>
+    <w:p>
+      <w:pPr>
+        <w:spacing w:line="336" w:lineRule="auto" w:after="180"/>
+      </w:pPr>
+      <w:r>
+        <w:rPr>
+          <w:b w:val="0"/>
+        </w:rPr>
+        <w:t>Teacher explanation: Threshold .0125; reject .01 only. Interpret using the valid-test assumptions, not probability of hypothesis truth.</w:t>
+      </w:r>
+    </w:p>
+    <w:p>
+      <w:pPr>
+        <w:pStyle w:val="Heading3"/>
+      </w:pPr>
+      <w:r>
+        <w:t>W5 Design a revealing follow-up</w:t>
+      </w:r>
+    </w:p>
+    <w:p>
+      <w:pPr>
+        <w:pStyle w:val="Heading3"/>
+      </w:pPr>
+      <w:r>
+        <w:t>Independent assessment and fresh retry</w:t>
+      </w:r>
+    </w:p>
+    <w:p>
+      <w:pPr>
+        <w:spacing w:line="336" w:lineRule="auto" w:after="180"/>
+      </w:pPr>
+      <w:r>
+        <w:rPr>
+          <w:b w:val="0"/>
+        </w:rPr>
+        <w:t>W4: Threshold .0125; reject .01 only. Interpret using the valid-test assumptions, not probability of hypothesis truth. Require intermediate reasoning and the stated scope. Fresh retry: Ten tests have minimum p .006.</w:t>
+      </w:r>
+    </w:p>
+    <w:p>
+      <w:pPr>
+        <w:spacing w:line="336" w:lineRule="auto" w:after="180"/>
+      </w:pPr>
+      <w:r>
+        <w:rPr>
+          <w:b w:val="0"/>
+        </w:rPr>
+        <w:t>Expected reasoning: Threshold .005; no rejection if all other values are larger. Do not hide the other nine tests.</w:t>
+      </w:r>
+    </w:p>
+    <w:p>
+      <w:pPr>
+        <w:spacing w:line="336" w:lineRule="auto" w:after="180"/>
+      </w:pPr>
+      <w:r>
+        <w:rPr>
+          <w:b w:val="0"/>
+        </w:rPr>
+        <w:t>If students need support, record it and reassess with another new case rather than awarding independence to a copied answer.</w:t>
+      </w:r>
+    </w:p>
+    <w:p>
+      <w:pPr>
+        <w:pStyle w:val="Heading3"/>
+      </w:pPr>
+      <w:r>
+        <w:t>Assess independent transfer</w:t>
+      </w:r>
+    </w:p>
+    <w:p>
+      <w:pPr>
+        <w:pStyle w:val="Heading3"/>
+      </w:pPr>
+      <w:r>
+        <w:t>Selected case answer</w:t>
+      </w:r>
+    </w:p>
+    <w:p>
+      <w:pPr>
+        <w:pStyle w:val="Heading3"/>
+      </w:pPr>
+      <w:r>
+        <w:t>Feedback that the learner uses</w:t>
+      </w:r>
+    </w:p>
+    <w:p>
+      <w:pPr>
+        <w:pStyle w:val="Heading1"/>
+      </w:pPr>
+      <w:r>
+        <w:t>06. Connect, support and revisit research reasoning</w:t>
+      </w:r>
+    </w:p>
+    <w:p>
+      <w:r>
+        <w:t>Use saved evidence and assumptions to choose the next question.</w:t>
+      </w:r>
+    </w:p>
+    <w:p>
+      <w:pPr>
+        <w:pStyle w:val="Heading2"/>
+      </w:pPr>
+      <w:r>
+        <w:t>Project and next-week bridge</w:t>
+      </w:r>
+    </w:p>
+    <w:p>
+      <w:pPr>
+        <w:spacing w:line="336" w:lineRule="auto" w:after="180"/>
+      </w:pPr>
+      <w:r>
+        <w:rPr>
+          <w:b w:val="0"/>
+        </w:rPr>
+        <w:t xml:space="preserve">Add a labelled </w:t>
+      </w:r>
+      <w:r>
+        <w:rPr>
+          <w:b/>
+        </w:rPr>
+        <w:t>multiple comparisons</w:t>
+      </w:r>
+      <w:r>
+        <w:rPr>
+          <w:b w:val="0"/>
+        </w:rPr>
+        <w:t xml:space="preserve"> </w:t>
+      </w:r>
+      <w:r>
+        <w:rPr>
+          <w:b/>
+        </w:rPr>
+        <w:t>evidence</w:t>
+      </w:r>
+      <w:r>
+        <w:rPr>
+          <w:b w:val="0"/>
+        </w:rPr>
+        <w:t xml:space="preserve"> sheet to Reproducible AI Research Study. Show how you can explain the </w:t>
+      </w:r>
+      <w:r>
+        <w:rPr>
+          <w:b/>
+        </w:rPr>
+        <w:t>mechanism</w:t>
+      </w:r>
+      <w:r>
+        <w:rPr>
+          <w:b w:val="0"/>
+        </w:rPr>
+        <w:t xml:space="preserve"> and terminology of </w:t>
+      </w:r>
+      <w:r>
+        <w:rPr>
+          <w:b/>
+        </w:rPr>
+        <w:t>multiple comparisons</w:t>
+      </w:r>
+      <w:r>
+        <w:rPr>
+          <w:b w:val="0"/>
+        </w:rPr>
+        <w:t>.</w:t>
+      </w:r>
+    </w:p>
+    <w:p>
+      <w:pPr>
+        <w:spacing w:line="336" w:lineRule="auto" w:after="180"/>
+      </w:pPr>
+      <w:r>
+        <w:rPr>
+          <w:b w:val="0"/>
+        </w:rPr>
+        <w:t xml:space="preserve">Use the supplied fictional case and keep its </w:t>
+      </w:r>
+      <w:r>
+        <w:rPr>
+          <w:b/>
+        </w:rPr>
+        <w:t>input</w:t>
+      </w:r>
+      <w:r>
+        <w:rPr>
+          <w:b w:val="0"/>
+        </w:rPr>
+        <w:t xml:space="preserve">s, intermediate steps, calculation or </w:t>
+      </w:r>
+      <w:r>
+        <w:rPr>
+          <w:b/>
+        </w:rPr>
+        <w:t>prediction</w:t>
+      </w:r>
+      <w:r>
+        <w:rPr>
+          <w:b w:val="0"/>
+        </w:rPr>
+        <w:t>, and limitation. Connect this record to last week’s record; a matching answer without a trace is insufficient.</w:t>
+      </w:r>
+    </w:p>
+    <w:p>
+      <w:pPr>
+        <w:spacing w:line="336" w:lineRule="auto" w:after="180"/>
+      </w:pPr>
+      <w:r>
+        <w:rPr>
+          <w:b w:val="0"/>
+        </w:rPr>
+        <w:t xml:space="preserve">Provide an </w:t>
+      </w:r>
+      <w:r>
+        <w:rPr>
+          <w:b/>
+        </w:rPr>
+        <w:t>input</w:t>
+      </w:r>
+      <w:r>
+        <w:rPr>
+          <w:b w:val="0"/>
+        </w:rPr>
+        <w:t>/procedure/result/limit frame and a calculator when needed. Ask students to identify the first step before completing the whole trace.</w:t>
+      </w:r>
+    </w:p>
+    <w:p>
+      <w:pPr>
+        <w:spacing w:line="336" w:lineRule="auto" w:after="180"/>
+      </w:pPr>
+      <w:r>
+        <w:rPr>
+          <w:b w:val="0"/>
+        </w:rPr>
+        <w:t xml:space="preserve">Extension: compare two concrete variants of this </w:t>
+      </w:r>
+      <w:r>
+        <w:rPr>
+          <w:b/>
+        </w:rPr>
+        <w:t>mechanism</w:t>
+      </w:r>
+      <w:r>
+        <w:rPr>
+          <w:b w:val="0"/>
+        </w:rPr>
+        <w:t xml:space="preserve"> while holding unrelated conditions fixed; report both successful and unsuccessful outcomes.</w:t>
+      </w:r>
+    </w:p>
+    <w:p>
+      <w:pPr>
+        <w:spacing w:line="336" w:lineRule="auto" w:after="180"/>
+      </w:pPr>
+      <w:r>
+        <w:rPr>
+          <w:b w:val="0"/>
+        </w:rPr>
+        <w:t xml:space="preserve">Next connection: Ablation studies. Preserve the current case record and retrieve its </w:t>
+      </w:r>
+      <w:r>
+        <w:rPr>
+          <w:b/>
+        </w:rPr>
+        <w:t>evidence</w:t>
+      </w:r>
+      <w:r>
+        <w:rPr>
+          <w:b w:val="0"/>
+        </w:rPr>
+        <w:t xml:space="preserve"> boundary before moving on.</w:t>
+      </w:r>
+    </w:p>
+    <w:p>
+      <w:pPr>
+        <w:spacing w:line="336" w:lineRule="auto" w:after="180"/>
+      </w:pPr>
+      <w:r>
+        <w:rPr>
+          <w:b w:val="0"/>
+        </w:rPr>
+        <w:t>Retain the project ledger and assess a changed case after support. Check the relevant prerequisite before carrying this component forward.</w:t>
+      </w:r>
+    </w:p>
+    <w:p>
+      <w:pPr>
+        <w:spacing w:line="336" w:lineRule="auto" w:after="180"/>
+      </w:pPr>
+      <w:r>
+        <w:rPr>
+          <w:b w:val="0"/>
+        </w:rPr>
+        <w:t>For the Reproducible AI Research Study, retain an annotated worked trace and the changed-case reasoning. Connect the claim to its records, units and assumptions so another investigator can challenge or reproduce it.</w:t>
+      </w:r>
+    </w:p>
+    <w:p>
+      <w:pPr>
+        <w:pStyle w:val="Heading2"/>
+      </w:pPr>
+      <w:r>
+        <w:t>Delayed return and support record</w:t>
       </w:r>
     </w:p>
     <w:p>
@@ -3861,48 +5048,60 @@
     </w:p>
     <w:p>
       <w:pPr>
-        <w:pStyle w:val="Heading3"/>
-      </w:pPr>
-      <w:r>
-        <w:t>Project evidence from this case</w:t>
+        <w:pStyle w:val="Heading2"/>
+      </w:pPr>
+      <w:r>
+        <w:t>Earlier wording, alternatives and picture transcripts · reference / check after trying</w:t>
       </w:r>
     </w:p>
     <w:p>
       <w:pPr>
-        <w:spacing w:line="336" w:lineRule="auto" w:after="180"/>
-      </w:pPr>
-      <w:r>
-        <w:rPr>
-          <w:b w:val="0"/>
-        </w:rPr>
-        <w:t>For the Reproducible AI Research Study, retain an annotated worked trace and the changed-case reasoning. Connect the claim to its records, units and assumptions so another investigator can challenge or reproduce it.</w:t>
+        <w:pStyle w:val="Heading3"/>
+      </w:pPr>
+      <w:r>
+        <w:t>Plan the delayed return</w:t>
       </w:r>
     </w:p>
     <w:p>
       <w:pPr>
-        <w:pStyle w:val="Heading1"/>
-      </w:pPr>
-      <w:r>
-        <w:t>07. Prepare, teach and assess</w:t>
+        <w:pStyle w:val="Heading3"/>
+      </w:pPr>
+      <w:r>
+        <w:t>Project evidence from this case</w:t>
       </w:r>
     </w:p>
     <w:p>
-      <w:r>
-        <w:t>Use this preparation summary alongside the detailed Multiple comparisons lesson; it is a checklist rather than a replacement for the full sequence.</w:t>
+      <w:pPr>
+        <w:pStyle w:val="Heading1"/>
+      </w:pPr>
+      <w:r>
+        <w:t>Reference bank and extra practice</w:t>
       </w:r>
     </w:p>
     <w:p>
       <w:pPr>
-        <w:pStyle w:val="Heading3"/>
-      </w:pPr>
-      <w:r>
-        <w:t>Teaching target</w:t>
+        <w:pStyle w:val="Heading1"/>
+      </w:pPr>
+      <w:r>
+        <w:t>07. Reference · Alternative planning checklist</w:t>
       </w:r>
     </w:p>
     <w:p>
+      <w:r>
+        <w:t>Use alongside the main route when helpful.</w:t>
+      </w:r>
+    </w:p>
+    <w:p>
+      <w:pPr>
+        <w:pStyle w:val="Heading2"/>
+      </w:pPr>
+      <w:r>
+        <w:t>Planning,assessment and project reminders</w:t>
+      </w:r>
+    </w:p>
+    <w:p>
       <w:pPr>
         <w:spacing w:line="336" w:lineRule="auto" w:after="180"/>
-        <w:shd w:fill="EDF7F3"/>
       </w:pPr>
       <w:r>
         <w:rPr>
@@ -4108,22 +5307,36 @@
     </w:p>
     <w:p>
       <w:pPr>
-        <w:pStyle w:val="Heading3"/>
-      </w:pPr>
-      <w:r>
-        <w:t>Supported practice answer</w:t>
+        <w:spacing w:line="336" w:lineRule="auto" w:after="180"/>
+      </w:pPr>
+      <w:r>
+        <w:rPr>
+          <w:b w:val="0"/>
+        </w:rPr>
+        <w:t>Reasoned practice answer: Teacher explanation: Threshold .01; only .009 rejected. An unadjusted .05 rule would also reject .012 and change family control.</w:t>
       </w:r>
     </w:p>
     <w:p>
       <w:pPr>
         <w:spacing w:line="336" w:lineRule="auto" w:after="180"/>
-        <w:shd w:fill="F1F6FC"/>
       </w:pPr>
       <w:r>
         <w:rPr>
           <w:b w:val="0"/>
         </w:rPr>
-        <w:t>Reasoned practice answer: Teacher explanation: Threshold .01; only .009 rejected. An unadjusted .05 rule would also reject .012 and change family control.</w:t>
+        <w:t xml:space="preserve">Check every learner before discussion: Use the worked case for </w:t>
+      </w:r>
+      <w:r>
+        <w:rPr>
+          <w:b/>
+        </w:rPr>
+        <w:t>Multiple comparisons</w:t>
+      </w:r>
+      <w:r>
+        <w:rPr>
+          <w:b w:val="0"/>
+        </w:rPr>
+        <w:t>. Proposed explanation: “The worked result establishes every future case”. Decide whether this explanation is supported.</w:t>
       </w:r>
     </w:p>
     <w:p>
@@ -4134,19 +5347,7 @@
         <w:rPr>
           <w:b w:val="0"/>
         </w:rPr>
-        <w:t xml:space="preserve">Check every learner before discussion: Use the worked case for </w:t>
-      </w:r>
-      <w:r>
-        <w:rPr>
-          <w:b/>
-        </w:rPr>
-        <w:t>Multiple comparisons</w:t>
-      </w:r>
-      <w:r>
-        <w:rPr>
-          <w:b w:val="0"/>
-        </w:rPr>
-        <w:t>. Proposed explanation: “The worked result establishes every future case”. Decide whether this explanation is supported.</w:t>
+        <w:t>Point to the step or supplied fact that decides; explain your repair if needed.</w:t>
       </w:r>
     </w:p>
     <w:p>
@@ -4157,117 +5358,69 @@
         <w:rPr>
           <w:b w:val="0"/>
         </w:rPr>
-        <w:t>Point to the step or supplied fact that decides; explain your repair if needed.</w:t>
+        <w:t>Misconception repair: Adjustment cannot repair invalid tests, post-hoc outcome selection or unreported analyses.</w:t>
       </w:r>
     </w:p>
     <w:p>
       <w:pPr>
-        <w:pStyle w:val="Heading3"/>
-      </w:pPr>
-      <w:r>
-        <w:t>Repair the misconception</w:t>
+        <w:spacing w:line="336" w:lineRule="auto" w:after="180"/>
+      </w:pPr>
+      <w:r>
+        <w:rPr>
+          <w:b w:val="0"/>
+        </w:rPr>
+        <w:t xml:space="preserve">Support: read the exact case aloud, enlarge the labelled picture, supply </w:t>
+      </w:r>
+      <w:r>
+        <w:rPr>
+          <w:b/>
+        </w:rPr>
+        <w:t>input</w:t>
+      </w:r>
+      <w:r>
+        <w:rPr>
+          <w:b w:val="0"/>
+        </w:rPr>
+        <w:t xml:space="preserve"> cards and model only the first deciding step. Accept a spoken explanation or drawing; retain the reasoning goal.</w:t>
       </w:r>
     </w:p>
     <w:p>
       <w:pPr>
         <w:spacing w:line="336" w:lineRule="auto" w:after="180"/>
-        <w:shd w:fill="FFF5E6"/>
       </w:pPr>
       <w:r>
         <w:rPr>
           <w:b w:val="0"/>
         </w:rPr>
-        <w:t>Misconception repair: Adjustment cannot repair invalid tests, post-hoc outcome selection or unreported analyses.</w:t>
+        <w:t xml:space="preserve">Extension: The declared family has ten tests instead of six; keep the listed values unchanged. Require a </w:t>
+      </w:r>
+      <w:r>
+        <w:rPr>
+          <w:b/>
+        </w:rPr>
+        <w:t>prediction</w:t>
+      </w:r>
+      <w:r>
+        <w:rPr>
+          <w:b w:val="0"/>
+        </w:rPr>
+        <w:t xml:space="preserve"> and a reason before comparing.</w:t>
       </w:r>
     </w:p>
     <w:p>
       <w:pPr>
-        <w:pStyle w:val="Heading3"/>
-      </w:pPr>
-      <w:r>
-        <w:t>Support without giving away the answer</w:t>
+        <w:spacing w:line="336" w:lineRule="auto" w:after="180"/>
+      </w:pPr>
+      <w:r>
+        <w:rPr>
+          <w:b w:val="0"/>
+        </w:rPr>
+        <w:t>Expected result: The cutoff becomes 0.005, and only 0.004 among the listed values still rejects. Reason: The error allowance is divided among ten tests; all ten results must be reported, including the four not supplied here.</w:t>
       </w:r>
     </w:p>
     <w:p>
       <w:pPr>
         <w:spacing w:line="336" w:lineRule="auto" w:after="180"/>
-        <w:shd w:fill="F1F6F8"/>
-      </w:pPr>
-      <w:r>
-        <w:rPr>
-          <w:b w:val="0"/>
-        </w:rPr>
-        <w:t xml:space="preserve">Support: read the exact case aloud, enlarge the labelled picture, supply </w:t>
-      </w:r>
-      <w:r>
-        <w:rPr>
-          <w:b/>
-        </w:rPr>
-        <w:t>input</w:t>
-      </w:r>
-      <w:r>
-        <w:rPr>
-          <w:b w:val="0"/>
-        </w:rPr>
-        <w:t xml:space="preserve"> cards and model only the first deciding step. Accept a spoken explanation or drawing; retain the reasoning goal.</w:t>
-      </w:r>
-    </w:p>
-    <w:p>
-      <w:pPr>
-        <w:pStyle w:val="Heading3"/>
-      </w:pPr>
-      <w:r>
-        <w:t>Extend the reasoning</w:t>
-      </w:r>
-    </w:p>
-    <w:p>
-      <w:pPr>
-        <w:spacing w:line="336" w:lineRule="auto" w:after="180"/>
-        <w:shd w:fill="F5F1FB"/>
-      </w:pPr>
-      <w:r>
-        <w:rPr>
-          <w:b w:val="0"/>
-        </w:rPr>
-        <w:t xml:space="preserve">Extension: The declared family has ten tests instead of six; keep the listed values unchanged. Require a </w:t>
-      </w:r>
-      <w:r>
-        <w:rPr>
-          <w:b/>
-        </w:rPr>
-        <w:t>prediction</w:t>
-      </w:r>
-      <w:r>
-        <w:rPr>
-          <w:b w:val="0"/>
-        </w:rPr>
-        <w:t xml:space="preserve"> and a reason before comparing.</w:t>
-      </w:r>
-    </w:p>
-    <w:p>
-      <w:pPr>
-        <w:spacing w:line="336" w:lineRule="auto" w:after="180"/>
-        <w:shd w:fill="F5F1FB"/>
-      </w:pPr>
-      <w:r>
-        <w:rPr>
-          <w:b w:val="0"/>
-        </w:rPr>
-        <w:t>Expected result: The cutoff becomes 0.005, and only 0.004 among the listed values still rejects. Reason: The error allowance is divided among ten tests; all ten results must be reported, including the four not supplied here.</w:t>
-      </w:r>
-    </w:p>
-    <w:p>
-      <w:pPr>
-        <w:pStyle w:val="Heading3"/>
-      </w:pPr>
-      <w:r>
-        <w:t>Protect the independent attempt</w:t>
-      </w:r>
-    </w:p>
-    <w:p>
-      <w:pPr>
-        <w:spacing w:line="336" w:lineRule="auto" w:after="180"/>
-        <w:shd w:fill="FFF5E6"/>
       </w:pPr>
       <w:r>
         <w:rPr>
@@ -4462,58 +5615,57 @@
     </w:tbl>
     <w:p>
       <w:pPr>
-        <w:pStyle w:val="Heading3"/>
-      </w:pPr>
-      <w:r>
-        <w:t>Project checkpoint</w:t>
+        <w:spacing w:line="336" w:lineRule="auto" w:after="180"/>
+      </w:pPr>
+      <w:r>
+        <w:rPr>
+          <w:b w:val="0"/>
+        </w:rPr>
+        <w:t>Project checkpoint: Test changed cases. Keep normal, boundary and failure cases; compare expected and observed results.</w:t>
       </w:r>
     </w:p>
     <w:p>
       <w:pPr>
         <w:spacing w:line="336" w:lineRule="auto" w:after="180"/>
-        <w:shd w:fill="EDF7F3"/>
       </w:pPr>
       <w:r>
         <w:rPr>
           <w:b w:val="0"/>
         </w:rPr>
-        <w:t>Project checkpoint: Test changed cases. Keep normal, boundary and failure cases; compare expected and observed results.</w:t>
+        <w:t xml:space="preserve">Use the weekly teacher answer for topic-specific reasoning. A saved progress tick is an activity record; judge mastery from the learner’s explanation and </w:t>
+      </w:r>
+      <w:r>
+        <w:rPr>
+          <w:b/>
+        </w:rPr>
+        <w:t>evidence</w:t>
+      </w:r>
+      <w:r>
+        <w:rPr>
+          <w:b w:val="0"/>
+        </w:rPr>
+        <w:t>.</w:t>
       </w:r>
     </w:p>
     <w:p>
       <w:pPr>
-        <w:spacing w:line="336" w:lineRule="auto" w:after="180"/>
-      </w:pPr>
-      <w:r>
-        <w:rPr>
-          <w:b w:val="0"/>
-        </w:rPr>
-        <w:t xml:space="preserve">Use the weekly teacher answer for topic-specific reasoning. A saved progress tick is an activity record; judge mastery from the learner’s explanation and </w:t>
-      </w:r>
-      <w:r>
-        <w:rPr>
-          <w:b/>
-        </w:rPr>
-        <w:t>evidence</w:t>
-      </w:r>
-      <w:r>
-        <w:rPr>
-          <w:b w:val="0"/>
-        </w:rPr>
-        <w:t>.</w:t>
+        <w:pStyle w:val="Heading1"/>
+      </w:pPr>
+      <w:r>
+        <w:t>08. Reference · Feedback,labs and repair paths</w:t>
       </w:r>
     </w:p>
     <w:p>
-      <w:pPr>
-        <w:pStyle w:val="Heading1"/>
-      </w:pPr>
-      <w:r>
-        <w:t>08. Use feedback, labs and repair paths</w:t>
+      <w:r>
+        <w:t>Retain the first attempt and the evidence used for a repair.</w:t>
       </w:r>
     </w:p>
     <w:p>
-      <w:r>
-        <w:t>Use feedback, earlier review and portfolios purposefully. Apply the coding routine only when this lesson has an executable lab.</w:t>
+      <w:pPr>
+        <w:pStyle w:val="Heading2"/>
+      </w:pPr>
+      <w:r>
+        <w:t>Feedback and record guidance</w:t>
       </w:r>
     </w:p>
     <w:p>
@@ -4612,40 +5764,17 @@
         <w:pStyle w:val="Heading1"/>
       </w:pPr>
       <w:r>
-        <w:t>09. Visual concept journey</w:t>
+        <w:t>09. Reference · Teach with the six pictures</w:t>
       </w:r>
     </w:p>
     <w:p>
       <w:r>
-        <w:t>Show one Multiple comparisons graphic at a time, request a prediction and discuss its trace before the independent assessment.</w:t>
+        <w:t>Choose one picture for a particular reasoning move.</w:t>
       </w:r>
     </w:p>
     <w:p>
       <w:pPr>
-        <w:spacing w:line="336" w:lineRule="auto" w:after="180"/>
-      </w:pPr>
-      <w:r>
-        <w:rPr>
-          <w:b w:val="0"/>
-        </w:rPr>
-        <w:t xml:space="preserve">Use one picture at a time. Hide a worked result before asking for a </w:t>
-      </w:r>
-      <w:r>
-        <w:rPr>
-          <w:b/>
-        </w:rPr>
-        <w:t>prediction</w:t>
-      </w:r>
-      <w:r>
-        <w:rPr>
-          <w:b w:val="0"/>
-        </w:rPr>
-        <w:t>, then reveal it for feedback. These are supported teaching cases; retain the separate independent assessment for a fresh first attempt.</w:t>
-      </w:r>
-    </w:p>
-    <w:p>
-      <w:pPr>
-        <w:pStyle w:val="Heading3"/>
+        <w:pStyle w:val="Heading2"/>
       </w:pPr>
       <w:r>
         <w:t>01. Multiple comparisons: the case</w:t>
@@ -4656,7 +5785,7 @@
         <w:drawing>
           <wp:inline xmlns:a="http://schemas.openxmlformats.org/drawingml/2006/main" xmlns:pic="http://schemas.openxmlformats.org/drawingml/2006/picture">
             <wp:extent cx="5486400" cy="2834640"/>
-            <wp:docPr id="3" name="Picture 3" descr="Six declared prompt comparisons. A team performs six valid hypothesis tests and applies a predeclared Bonferroni familywise threshold. Supplied facts: Familywise alpha=0.05. Supplied unadjusted p-values are 0.004,0.012,0.02,0.08,0.4,0.9. These values are stipulated, not calculated from invented data."/>
+            <wp:docPr id="5" name="Picture 5" descr="Six declared prompt comparisons. A team performs six valid hypothesis tests and applies a predeclared Bonferroni familywise threshold. Supplied facts: Familywise alpha=0.05. Supplied unadjusted p-values are 0.004,0.012,0.02,0.08,0.4,0.9. These values are stipulated, not calculated from invented data."/>
             <wp:cNvGraphicFramePr>
               <a:graphicFrameLocks noChangeAspect="1"/>
             </wp:cNvGraphicFramePr>
@@ -4668,7 +5797,7 @@
                     <pic:cNvPicPr/>
                   </pic:nvPicPr>
                   <pic:blipFill>
-                    <a:blip r:embed="rId11"/>
+                    <a:blip r:embed="rId13"/>
                     <a:stretch>
                       <a:fillRect/>
                     </a:stretch>
@@ -4712,7 +5841,6 @@
     <w:p>
       <w:pPr>
         <w:spacing w:line="336" w:lineRule="auto" w:after="180"/>
-        <w:shd w:fill="F5F1FB"/>
       </w:pPr>
       <w:r>
         <w:rPr>
@@ -4723,27 +5851,18 @@
     </w:p>
     <w:p>
       <w:pPr>
-        <w:pStyle w:val="Heading3"/>
-      </w:pPr>
-      <w:r>
-        <w:t>Discuss while showing the picture</w:t>
+        <w:spacing w:line="336" w:lineRule="auto" w:after="180"/>
+      </w:pPr>
+      <w:r>
+        <w:rPr>
+          <w:b w:val="0"/>
+        </w:rPr>
+        <w:t>Teacher prompt: Point to the given fact that matters most. Explain why it matters. Ask learners to describe one label or arrow in ordinary words. Use the adjacent transcript if the image is difficult to see.</w:t>
       </w:r>
     </w:p>
     <w:p>
       <w:pPr>
-        <w:spacing w:line="336" w:lineRule="auto" w:after="180"/>
-        <w:shd w:fill="F1F6F8"/>
-      </w:pPr>
-      <w:r>
-        <w:rPr>
-          <w:b w:val="0"/>
-        </w:rPr>
-        <w:t>Teacher prompt: Point to the given fact that matters most. Explain why it matters. Ask learners to describe one label or arrow in ordinary words. Use the adjacent transcript if the image is difficult to see.</w:t>
-      </w:r>
-    </w:p>
-    <w:p>
-      <w:pPr>
-        <w:pStyle w:val="Heading3"/>
+        <w:pStyle w:val="Heading2"/>
       </w:pPr>
       <w:r>
         <w:t>02. Follow the deciding steps</w:t>
@@ -4754,7 +5873,7 @@
         <w:drawing>
           <wp:inline xmlns:a="http://schemas.openxmlformats.org/drawingml/2006/main" xmlns:pic="http://schemas.openxmlformats.org/drawingml/2006/picture">
             <wp:extent cx="5486400" cy="3182112"/>
-            <wp:docPr id="4" name="Picture 4" descr="Count the planned tests: There are six tests in the declared family. → Compute corrected threshold: 0.05/6 is about 0.00833 for each test. → Apply all six decisions: Only 0.004 is below 0.00833; the other five do not reject under this rule."/>
+            <wp:docPr id="6" name="Picture 6" descr="Count the planned tests: There are six tests in the declared family. → Compute corrected threshold: 0.05/6 is about 0.00833 for each test. → Apply all six decisions: Only 0.004 is below 0.00833; the other five do not reject under this rule."/>
             <wp:cNvGraphicFramePr>
               <a:graphicFrameLocks noChangeAspect="1"/>
             </wp:cNvGraphicFramePr>
@@ -4766,7 +5885,7 @@
                     <pic:cNvPicPr/>
                   </pic:nvPicPr>
                   <pic:blipFill>
-                    <a:blip r:embed="rId12"/>
+                    <a:blip r:embed="rId10"/>
                     <a:stretch>
                       <a:fillRect/>
                     </a:stretch>
@@ -4799,7 +5918,6 @@
     <w:p>
       <w:pPr>
         <w:spacing w:line="336" w:lineRule="auto" w:after="180"/>
-        <w:shd w:fill="F5F1FB"/>
       </w:pPr>
       <w:r>
         <w:rPr>
@@ -4822,39 +5940,30 @@
     </w:p>
     <w:p>
       <w:pPr>
-        <w:pStyle w:val="Heading3"/>
-      </w:pPr>
-      <w:r>
-        <w:t>Discuss while showing the picture</w:t>
+        <w:spacing w:line="336" w:lineRule="auto" w:after="180"/>
+      </w:pPr>
+      <w:r>
+        <w:rPr>
+          <w:b w:val="0"/>
+        </w:rPr>
+        <w:t xml:space="preserve">Teacher prompt: Point to each numbered stage and explain which recorded </w:t>
+      </w:r>
+      <w:r>
+        <w:rPr>
+          <w:b/>
+        </w:rPr>
+        <w:t>input</w:t>
+      </w:r>
+      <w:r>
+        <w:rPr>
+          <w:b w:val="0"/>
+        </w:rPr>
+        <w:t xml:space="preserve"> it uses. Ask learners to describe one label or arrow in ordinary words. Use the adjacent transcript if the image is difficult to see.</w:t>
       </w:r>
     </w:p>
     <w:p>
       <w:pPr>
-        <w:spacing w:line="336" w:lineRule="auto" w:after="180"/>
-        <w:shd w:fill="F1F6F8"/>
-      </w:pPr>
-      <w:r>
-        <w:rPr>
-          <w:b w:val="0"/>
-        </w:rPr>
-        <w:t xml:space="preserve">Teacher prompt: Point to each numbered stage and explain which recorded </w:t>
-      </w:r>
-      <w:r>
-        <w:rPr>
-          <w:b/>
-        </w:rPr>
-        <w:t>input</w:t>
-      </w:r>
-      <w:r>
-        <w:rPr>
-          <w:b w:val="0"/>
-        </w:rPr>
-        <w:t xml:space="preserve"> it uses. Ask learners to describe one label or arrow in ordinary words. Use the adjacent transcript if the image is difficult to see.</w:t>
-      </w:r>
-    </w:p>
-    <w:p>
-      <w:pPr>
-        <w:pStyle w:val="Heading3"/>
+        <w:pStyle w:val="Heading2"/>
       </w:pPr>
       <w:r>
         <w:t>03. Supplied p-values and six-test decisions</w:t>
@@ -4865,7 +5974,7 @@
         <w:drawing>
           <wp:inline xmlns:a="http://schemas.openxmlformats.org/drawingml/2006/main" xmlns:pic="http://schemas.openxmlformats.org/drawingml/2006/picture">
             <wp:extent cx="5486400" cy="3938016"/>
-            <wp:docPr id="5" name="Picture 5" descr="Supplied p-values and six-test decisions. Test 1: Supplied p = 0.004, At cutoff 0.00833 = Reject. Test 2: Supplied p = 0.012, At cutoff 0.00833 = Do not reject. Test 3: Supplied p = 0.02, At cutoff 0.00833 = Do not reject. Test 4: Supplied p = 0.08, At cutoff 0.00833 = Do not reject. Test 5: Supplied p = 0.4, At cutoff 0.00833 = Do not reject. Test 6: Supplied p = 0.9, At cutoff 0.00833 = Do not reject."/>
+            <wp:docPr id="7" name="Picture 7" descr="Supplied p-values and six-test decisions. Test 1: Supplied p = 0.004, At cutoff 0.00833 = Reject. Test 2: Supplied p = 0.012, At cutoff 0.00833 = Do not reject. Test 3: Supplied p = 0.02, At cutoff 0.00833 = Do not reject. Test 4: Supplied p = 0.08, At cutoff 0.00833 = Do not reject. Test 5: Supplied p = 0.4, At cutoff 0.00833 = Do not reject. Test 6: Supplied p = 0.9, At cutoff 0.00833 = Do not reject."/>
             <wp:cNvGraphicFramePr>
               <a:graphicFrameLocks noChangeAspect="1"/>
             </wp:cNvGraphicFramePr>
@@ -4877,7 +5986,7 @@
                     <pic:cNvPicPr/>
                   </pic:nvPicPr>
                   <pic:blipFill>
-                    <a:blip r:embed="rId13"/>
+                    <a:blip r:embed="rId14"/>
                     <a:stretch>
                       <a:fillRect/>
                     </a:stretch>
@@ -4921,7 +6030,6 @@
     <w:p>
       <w:pPr>
         <w:spacing w:line="336" w:lineRule="auto" w:after="180"/>
-        <w:shd w:fill="F5F1FB"/>
       </w:pPr>
       <w:r>
         <w:rPr>
@@ -4932,39 +6040,29 @@
     </w:p>
     <w:p>
       <w:pPr>
-        <w:pStyle w:val="Heading3"/>
-      </w:pPr>
-      <w:r>
-        <w:t>Discuss while showing the picture</w:t>
+        <w:spacing w:line="336" w:lineRule="auto" w:after="180"/>
+      </w:pPr>
+      <w:r>
+        <w:rPr>
+          <w:b w:val="0"/>
+        </w:rPr>
+        <w:t>Teacher prompt: Read the labels and values. Explain the relationship the model shows. Ask learners to describe one label or arrow in ordinary words. Use the adjacent transcript if the image is difficult to see.</w:t>
       </w:r>
     </w:p>
     <w:p>
       <w:pPr>
         <w:spacing w:line="336" w:lineRule="auto" w:after="180"/>
-        <w:shd w:fill="F1F6F8"/>
       </w:pPr>
       <w:r>
         <w:rPr>
           <w:b w:val="0"/>
         </w:rPr>
-        <w:t>Teacher prompt: Read the labels and values. Explain the relationship the model shows. Ask learners to describe one label or arrow in ordinary words. Use the adjacent transcript if the image is difficult to see.</w:t>
+        <w:t>Check row/column meanings, units and denominators before discussing a difference. Supplied toy values are not real class or model results.</w:t>
       </w:r>
     </w:p>
     <w:p>
       <w:pPr>
-        <w:spacing w:line="336" w:lineRule="auto" w:after="180"/>
-        <w:shd w:fill="F1F6F8"/>
-      </w:pPr>
-      <w:r>
-        <w:rPr>
-          <w:b w:val="0"/>
-        </w:rPr>
-        <w:t>Check row/column meanings, units and denominators before discussing a difference. Supplied toy values are not real class or model results.</w:t>
-      </w:r>
-    </w:p>
-    <w:p>
-      <w:pPr>
-        <w:pStyle w:val="Heading3"/>
+        <w:pStyle w:val="Heading2"/>
       </w:pPr>
       <w:r>
         <w:t>04. Change one thing. Trace what follows.</w:t>
@@ -4975,7 +6073,7 @@
         <w:drawing>
           <wp:inline xmlns:a="http://schemas.openxmlformats.org/drawingml/2006/main" xmlns:pic="http://schemas.openxmlformats.org/drawingml/2006/picture">
             <wp:extent cx="5486400" cy="3179064"/>
-            <wp:docPr id="6" name="Picture 6" descr="Original case: Only 0.004 is below 0.00833; the other five do not reject under this rule. Changed condition: The declared family has ten tests instead of six; keep the listed values unchanged. Expected result: The cutoff becomes 0.005, and only 0.004 among the listed values still rejects. Reason: The error allowance is divided among ten tests; all ten results must be reported, including the four not supplied here."/>
+            <wp:docPr id="8" name="Picture 8" descr="Original case: Only 0.004 is below 0.00833; the other five do not reject under this rule. Changed condition: The declared family has ten tests instead of six; keep the listed values unchanged. Expected result: The cutoff becomes 0.005, and only 0.004 among the listed values still rejects. Reason: The error allowance is divided among ten tests; all ten results must be reported, including the four not supplied here."/>
             <wp:cNvGraphicFramePr>
               <a:graphicFrameLocks noChangeAspect="1"/>
             </wp:cNvGraphicFramePr>
@@ -4987,7 +6085,7 @@
                     <pic:cNvPicPr/>
                   </pic:nvPicPr>
                   <pic:blipFill>
-                    <a:blip r:embed="rId14"/>
+                    <a:blip r:embed="rId15"/>
                     <a:stretch>
                       <a:fillRect/>
                     </a:stretch>
@@ -5031,7 +6129,6 @@
     <w:p>
       <w:pPr>
         <w:spacing w:line="336" w:lineRule="auto" w:after="180"/>
-        <w:shd w:fill="F5F1FB"/>
       </w:pPr>
       <w:r>
         <w:rPr>
@@ -5042,39 +6139,29 @@
     </w:p>
     <w:p>
       <w:pPr>
-        <w:pStyle w:val="Heading3"/>
-      </w:pPr>
-      <w:r>
-        <w:t>Discuss while showing the picture</w:t>
+        <w:spacing w:line="336" w:lineRule="auto" w:after="180"/>
+      </w:pPr>
+      <w:r>
+        <w:rPr>
+          <w:b w:val="0"/>
+        </w:rPr>
+        <w:t>Teacher prompt: Predict before checking the worked changed-case result. Name what changed and what the supplied facts allow you to conclude. Ask learners to describe one label or arrow in ordinary words.</w:t>
       </w:r>
     </w:p>
     <w:p>
       <w:pPr>
         <w:spacing w:line="336" w:lineRule="auto" w:after="180"/>
-        <w:shd w:fill="F1F6F8"/>
       </w:pPr>
       <w:r>
         <w:rPr>
           <w:b w:val="0"/>
         </w:rPr>
-        <w:t>Teacher prompt: Predict before checking the worked changed-case result. Name what changed and what the supplied facts allow you to conclude. Ask learners to describe one label or arrow in ordinary words.</w:t>
+        <w:t>Use the adjacent transcript if the image is difficult to see. Changed-case reasoning: The error allowance is divided among ten tests; all ten results must be reported, including the four not supplied here.</w:t>
       </w:r>
     </w:p>
     <w:p>
       <w:pPr>
-        <w:spacing w:line="336" w:lineRule="auto" w:after="180"/>
-        <w:shd w:fill="F1F6F8"/>
-      </w:pPr>
-      <w:r>
-        <w:rPr>
-          <w:b w:val="0"/>
-        </w:rPr>
-        <w:t>Use the adjacent transcript if the image is difficult to see. Changed-case reasoning: The error allowance is divided among ten tests; all ten results must be reported, including the four not supplied here.</w:t>
-      </w:r>
-    </w:p>
-    <w:p>
-      <w:pPr>
-        <w:pStyle w:val="Heading3"/>
+        <w:pStyle w:val="Heading2"/>
       </w:pPr>
       <w:r>
         <w:t>05. Connect the explanation to its limit</w:t>
@@ -5085,7 +6172,7 @@
         <w:drawing>
           <wp:inline xmlns:a="http://schemas.openxmlformats.org/drawingml/2006/main" xmlns:pic="http://schemas.openxmlformats.org/drawingml/2006/picture">
             <wp:extent cx="5486400" cy="2834640"/>
-            <wp:docPr id="7" name="Picture 7" descr="Searching many comparisons provides more chances for false positives. Bonferroni divides the error allowance across the declared family; valid individual p-values are required. A rejected null is not automatically a large or useful improvement. Limit: No effect size or real data is supplied. Bonferroni can be conservative and cannot repair invalid p-values or undisclosed outcome-driven test selection."/>
+            <wp:docPr id="9" name="Picture 9" descr="Searching many comparisons provides more chances for false positives. Bonferroni divides the error allowance across the declared family; valid individual p-values are required. A rejected null is not automatically a large or useful improvement. Limit: No effect size or real data is supplied. Bonferroni can be conservative and cannot repair invalid p-values or undisclosed outcome-driven test selection."/>
             <wp:cNvGraphicFramePr>
               <a:graphicFrameLocks noChangeAspect="1"/>
             </wp:cNvGraphicFramePr>
@@ -5097,7 +6184,7 @@
                     <pic:cNvPicPr/>
                   </pic:nvPicPr>
                   <pic:blipFill>
-                    <a:blip r:embed="rId15"/>
+                    <a:blip r:embed="rId16"/>
                     <a:stretch>
                       <a:fillRect/>
                     </a:stretch>
@@ -5152,7 +6239,6 @@
     <w:p>
       <w:pPr>
         <w:spacing w:line="336" w:lineRule="auto" w:after="180"/>
-        <w:shd w:fill="F5F1FB"/>
       </w:pPr>
       <w:r>
         <w:rPr>
@@ -5163,39 +6249,29 @@
     </w:p>
     <w:p>
       <w:pPr>
-        <w:pStyle w:val="Heading3"/>
-      </w:pPr>
-      <w:r>
-        <w:t>Discuss while showing the picture</w:t>
+        <w:spacing w:line="336" w:lineRule="auto" w:after="180"/>
+      </w:pPr>
+      <w:r>
+        <w:rPr>
+          <w:b w:val="0"/>
+        </w:rPr>
+        <w:t>Teacher prompt: Explain the case, then point to a limit on the claim. Ask learners to describe one label or arrow in ordinary words. Use the adjacent transcript if the image is difficult to see.</w:t>
       </w:r>
     </w:p>
     <w:p>
       <w:pPr>
         <w:spacing w:line="336" w:lineRule="auto" w:after="180"/>
-        <w:shd w:fill="F1F6F8"/>
       </w:pPr>
       <w:r>
         <w:rPr>
           <w:b w:val="0"/>
         </w:rPr>
-        <w:t>Teacher prompt: Explain the case, then point to a limit on the claim. Ask learners to describe one label or arrow in ordinary words. Use the adjacent transcript if the image is difficult to see.</w:t>
+        <w:t>Keep the stated scope: No effect size or real data is supplied. Bonferroni can be conservative and cannot repair invalid p-values or undisclosed outcome-driven test selection.</w:t>
       </w:r>
     </w:p>
     <w:p>
       <w:pPr>
-        <w:spacing w:line="336" w:lineRule="auto" w:after="180"/>
-        <w:shd w:fill="F1F6F8"/>
-      </w:pPr>
-      <w:r>
-        <w:rPr>
-          <w:b w:val="0"/>
-        </w:rPr>
-        <w:t>Keep the stated scope: No effect size or real data is supplied. Bonferroni can be conservative and cannot repair invalid p-values or undisclosed outcome-driven test selection.</w:t>
-      </w:r>
-    </w:p>
-    <w:p>
-      <w:pPr>
-        <w:pStyle w:val="Heading3"/>
+        <w:pStyle w:val="Heading2"/>
       </w:pPr>
       <w:r>
         <w:t>06. Make the idea visible in your project</w:t>
@@ -5206,7 +6282,7 @@
         <w:drawing>
           <wp:inline xmlns:a="http://schemas.openxmlformats.org/drawingml/2006/main" xmlns:pic="http://schemas.openxmlformats.org/drawingml/2006/picture">
             <wp:extent cx="5486400" cy="3681984"/>
-            <wp:docPr id="8" name="Picture 8" descr="For the Reproducible AI Research Study, retain an annotated worked trace and the changed-case reasoning. Connect the claim to its records, units and assumptions so another investigator can challenge or reproduce it. Draw your input, deciding step, result and limit. Supported question: Calculate the six-test cutoff and identify which supplied p-values reject. Why must the team count every planned comparison rather than report only its smallest p-value?"/>
+            <wp:docPr id="10" name="Picture 10" descr="For the Reproducible AI Research Study, retain an annotated worked trace and the changed-case reasoning. Connect the claim to its records, units and assumptions so another investigator can challenge or reproduce it. Draw your input, deciding step, result and limit. Supported question: Calculate the six-test cutoff and identify which supplied p-values reject. Why must the team count every planned comparison rather than report only its smallest p-value?"/>
             <wp:cNvGraphicFramePr>
               <a:graphicFrameLocks noChangeAspect="1"/>
             </wp:cNvGraphicFramePr>
@@ -5218,7 +6294,7 @@
                     <pic:cNvPicPr/>
                   </pic:nvPicPr>
                   <pic:blipFill>
-                    <a:blip r:embed="rId16"/>
+                    <a:blip r:embed="rId17"/>
                     <a:stretch>
                       <a:fillRect/>
                     </a:stretch>
@@ -5285,7 +6361,6 @@
     <w:p>
       <w:pPr>
         <w:spacing w:line="336" w:lineRule="auto" w:after="180"/>
-        <w:shd w:fill="F5F1FB"/>
       </w:pPr>
       <w:r>
         <w:rPr>
@@ -5308,46 +6383,115 @@
     </w:p>
     <w:p>
       <w:pPr>
-        <w:pStyle w:val="Heading3"/>
-      </w:pPr>
-      <w:r>
-        <w:t>Discuss while showing the picture</w:t>
+        <w:spacing w:line="336" w:lineRule="auto" w:after="180"/>
+      </w:pPr>
+      <w:r>
+        <w:rPr>
+          <w:b w:val="0"/>
+        </w:rPr>
+        <w:t xml:space="preserve">Teacher prompt: Draw your project trace and justify the deciding step using </w:t>
+      </w:r>
+      <w:r>
+        <w:rPr>
+          <w:b/>
+        </w:rPr>
+        <w:t>evidence</w:t>
+      </w:r>
+      <w:r>
+        <w:rPr>
+          <w:b w:val="0"/>
+        </w:rPr>
+        <w:t>. Ask learners to describe one label or arrow in ordinary words. Use the adjacent transcript if the image is difficult to see.</w:t>
       </w:r>
     </w:p>
     <w:p>
       <w:pPr>
         <w:spacing w:line="336" w:lineRule="auto" w:after="180"/>
-        <w:shd w:fill="F1F6F8"/>
       </w:pPr>
       <w:r>
         <w:rPr>
           <w:b w:val="0"/>
         </w:rPr>
-        <w:t xml:space="preserve">Teacher prompt: Draw your project trace and justify the deciding step using </w:t>
-      </w:r>
-      <w:r>
-        <w:rPr>
-          <w:b/>
-        </w:rPr>
-        <w:t>evidence</w:t>
-      </w:r>
-      <w:r>
-        <w:rPr>
-          <w:b w:val="0"/>
-        </w:rPr>
-        <w:t>. Ask learners to describe one label or arrow in ordinary words. Use the adjacent transcript if the image is difficult to see.</w:t>
+        <w:t>Supported practice key: The cutoff is 0.05/6≈0.00833. Only p=0.004 rejects; the other five exceed the cutoff. Reporting just that result conceals the search and its familywise error control.</w:t>
       </w:r>
     </w:p>
     <w:p>
       <w:pPr>
+        <w:pStyle w:val="Heading2"/>
+      </w:pPr>
+      <w:r>
+        <w:t>Earlier wording, alternatives and picture transcripts · reference / check after trying</w:t>
+      </w:r>
+    </w:p>
+    <w:p>
+      <w:pPr>
         <w:spacing w:line="336" w:lineRule="auto" w:after="180"/>
-        <w:shd w:fill="F1F6F8"/>
       </w:pPr>
       <w:r>
         <w:rPr>
           <w:b w:val="0"/>
         </w:rPr>
-        <w:t>Supported practice key: The cutoff is 0.05/6≈0.00833. Only p=0.004 rejects; the other five exceed the cutoff. Reporting just that result conceals the search and its familywise error control.</w:t>
+        <w:t xml:space="preserve">Use one picture at a time. Hide a worked result before asking for a </w:t>
+      </w:r>
+      <w:r>
+        <w:rPr>
+          <w:b/>
+        </w:rPr>
+        <w:t>prediction</w:t>
+      </w:r>
+      <w:r>
+        <w:rPr>
+          <w:b w:val="0"/>
+        </w:rPr>
+        <w:t>, then reveal it for feedback. These are supported teaching cases; retain the separate independent assessment for a fresh first attempt.</w:t>
+      </w:r>
+    </w:p>
+    <w:p>
+      <w:pPr>
+        <w:pStyle w:val="Heading3"/>
+      </w:pPr>
+      <w:r>
+        <w:t>01. Multiple comparisons: the case</w:t>
+      </w:r>
+    </w:p>
+    <w:p>
+      <w:pPr>
+        <w:pStyle w:val="Heading3"/>
+      </w:pPr>
+      <w:r>
+        <w:t>02. Follow the deciding steps</w:t>
+      </w:r>
+    </w:p>
+    <w:p>
+      <w:pPr>
+        <w:pStyle w:val="Heading3"/>
+      </w:pPr>
+      <w:r>
+        <w:t>03. Supplied p-values and six-test decisions</w:t>
+      </w:r>
+    </w:p>
+    <w:p>
+      <w:pPr>
+        <w:pStyle w:val="Heading3"/>
+      </w:pPr>
+      <w:r>
+        <w:t>04. Change one thing. Trace what follows.</w:t>
+      </w:r>
+    </w:p>
+    <w:p>
+      <w:pPr>
+        <w:pStyle w:val="Heading3"/>
+      </w:pPr>
+      <w:r>
+        <w:t>05. Connect the explanation to its limit</w:t>
+      </w:r>
+    </w:p>
+    <w:p>
+      <w:pPr>
+        <w:pStyle w:val="Heading3"/>
+      </w:pPr>
+      <w:r>
+        <w:t>06. Make the idea visible in your project</w:t>
       </w:r>
     </w:p>
     <w:sectPr>
